--- a/interview/liferay/liferay-intrvw-ques-3.docx
+++ b/interview/liferay/liferay-intrvw-ques-3.docx
@@ -9022,2877 +9022,2842 @@
           <w:sz w:val="28"/>
           <w:szCs w:val="28"/>
         </w:rPr>
-        <w:t>2</w:t>
-      </w:r>
-      <w:r>
+        <w:t>2. Scheduler Jobs</w:t>
+      </w:r>
+    </w:p>
+    <w:p>
+      <w:pPr>
+        <w:pStyle w:val="NormalWeb"/>
+      </w:pPr>
+      <w:r>
+        <w:t>If the async job is a scheduled task (Quartz job):</w:t>
+      </w:r>
+    </w:p>
+    <w:p>
+      <w:pPr>
+        <w:pStyle w:val="NormalWeb"/>
+        <w:numPr>
+          <w:ilvl w:val="0"/>
+          <w:numId w:val="57"/>
+        </w:numPr>
+        <w:spacing w:line="360" w:lineRule="auto"/>
+      </w:pPr>
+      <w:r>
+        <w:t xml:space="preserve">Go to </w:t>
+      </w:r>
+      <w:r>
+        <w:rPr>
+          <w:b/>
+          <w:bCs/>
+        </w:rPr>
+        <w:t>Control Panel → Configuration → Server Administration → Scheduler</w:t>
+      </w:r>
+      <w:r>
+        <w:t>.</w:t>
+      </w:r>
+    </w:p>
+    <w:p>
+      <w:pPr>
+        <w:pStyle w:val="NormalWeb"/>
+        <w:numPr>
+          <w:ilvl w:val="0"/>
+          <w:numId w:val="57"/>
+        </w:numPr>
+        <w:spacing w:after="0" w:afterAutospacing="0" w:line="360" w:lineRule="auto"/>
+      </w:pPr>
+      <w:r>
+        <w:t>Pause or delete the scheduled job.</w:t>
+      </w:r>
+    </w:p>
+    <w:p>
+      <w:pPr>
+        <w:pStyle w:val="NormalWeb"/>
+        <w:rPr>
+          <w:b/>
+          <w:bCs/>
+        </w:rPr>
+      </w:pPr>
+      <w:r>
+        <w:rPr>
+          <w:rFonts w:ascii="Segoe UI Emoji" w:hAnsi="Segoe UI Emoji" w:cs="Segoe UI Emoji"/>
+          <w:b/>
+          <w:bCs/>
+        </w:rPr>
+        <w:t>🔹</w:t>
+      </w:r>
+      <w:r>
+        <w:rPr>
+          <w:b/>
+          <w:bCs/>
+        </w:rPr>
+        <w:t xml:space="preserve"> Interview Follow-ups</w:t>
+      </w:r>
+    </w:p>
+    <w:p>
+      <w:pPr>
+        <w:pStyle w:val="NormalWeb"/>
+        <w:numPr>
+          <w:ilvl w:val="0"/>
+          <w:numId w:val="58"/>
+        </w:numPr>
+        <w:spacing w:line="360" w:lineRule="auto"/>
+      </w:pPr>
+      <w:r>
+        <w:rPr>
+          <w:b/>
+          <w:bCs/>
+        </w:rPr>
+        <w:t>What happens if you cancel a running job?</w:t>
+      </w:r>
+      <w:r>
+        <w:br/>
+        <w:t>→ It tries to interrupt the thread. Some jobs may stop immediately, while others may need to check for interruptions.</w:t>
+      </w:r>
+    </w:p>
+    <w:p>
+      <w:pPr>
+        <w:pStyle w:val="NormalWeb"/>
+        <w:numPr>
+          <w:ilvl w:val="0"/>
+          <w:numId w:val="58"/>
+        </w:numPr>
+        <w:spacing w:line="360" w:lineRule="auto"/>
+      </w:pPr>
+      <w:r>
+        <w:rPr>
+          <w:b/>
+          <w:bCs/>
+        </w:rPr>
+        <w:t>Difference between Cancel and Delete in Background Tasks?</w:t>
+      </w:r>
+    </w:p>
+    <w:p>
+      <w:pPr>
+        <w:pStyle w:val="NormalWeb"/>
+        <w:numPr>
+          <w:ilvl w:val="1"/>
+          <w:numId w:val="58"/>
+        </w:numPr>
+        <w:spacing w:line="360" w:lineRule="auto"/>
+      </w:pPr>
+      <w:r>
+        <w:rPr>
+          <w:b/>
+          <w:bCs/>
+        </w:rPr>
+        <w:t>Cancel</w:t>
+      </w:r>
+      <w:r>
+        <w:t xml:space="preserve"> → Stops execution.</w:t>
+      </w:r>
+    </w:p>
+    <w:p>
+      <w:pPr>
+        <w:pStyle w:val="NormalWeb"/>
+        <w:numPr>
+          <w:ilvl w:val="1"/>
+          <w:numId w:val="58"/>
+        </w:numPr>
+        <w:spacing w:line="360" w:lineRule="auto"/>
+      </w:pPr>
+      <w:r>
+        <w:rPr>
+          <w:b/>
+          <w:bCs/>
+        </w:rPr>
+        <w:t>Delete</w:t>
+      </w:r>
+      <w:r>
+        <w:t xml:space="preserve"> → Removes the record from database/history.</w:t>
+      </w:r>
+    </w:p>
+    <w:p>
+      <w:pPr>
+        <w:pStyle w:val="NormalWeb"/>
+        <w:numPr>
+          <w:ilvl w:val="0"/>
+          <w:numId w:val="58"/>
+        </w:numPr>
+        <w:spacing w:line="360" w:lineRule="auto"/>
+      </w:pPr>
+      <w:r>
+        <w:rPr>
+          <w:b/>
+          <w:bCs/>
+        </w:rPr>
+        <w:t>How do you prevent long-running jobs from impacting performance?</w:t>
+      </w:r>
+      <w:r>
+        <w:br/>
+        <w:t xml:space="preserve">→ Use </w:t>
+      </w:r>
+      <w:r>
+        <w:rPr>
+          <w:b/>
+          <w:bCs/>
+        </w:rPr>
+        <w:t>timeouts</w:t>
+      </w:r>
+      <w:r>
+        <w:t>, split into smaller tasks, and tune async thread pools.</w:t>
+      </w:r>
+    </w:p>
+    <w:p>
+      <w:pPr>
+        <w:pStyle w:val="NormalWeb"/>
+        <w:numPr>
+          <w:ilvl w:val="0"/>
+          <w:numId w:val="1"/>
+        </w:numPr>
+        <w:rPr>
+          <w:b/>
+          <w:bCs/>
+          <w:color w:val="EE0000"/>
+        </w:rPr>
+      </w:pPr>
+      <w:r>
+        <w:rPr>
+          <w:b/>
+          <w:bCs/>
+          <w:color w:val="EE0000"/>
+        </w:rPr>
+        <w:t xml:space="preserve">  </w:t>
+      </w:r>
+      <w:r>
+        <w:rPr>
+          <w:b/>
+          <w:bCs/>
+          <w:color w:val="EE0000"/>
+        </w:rPr>
+        <w:t>In Liferay DXP, how do you allow your services (custom APIs, REST, JSONWS, etc.) to be accessed only from a specific domain?</w:t>
+      </w:r>
+    </w:p>
+    <w:p>
+      <w:pPr>
+        <w:pStyle w:val="NormalWeb"/>
+        <w:spacing w:after="0" w:afterAutospacing="0" w:line="360" w:lineRule="auto"/>
+      </w:pPr>
+      <w:r>
+        <w:lastRenderedPageBreak/>
+        <w:t xml:space="preserve">In Liferay, restricting service/API access to specific domains is mainly handled using </w:t>
+      </w:r>
+      <w:r>
+        <w:rPr>
+          <w:b/>
+          <w:bCs/>
+        </w:rPr>
+        <w:t>CORS (Cross-Origin Resource Sharing)</w:t>
+      </w:r>
+      <w:r>
+        <w:t xml:space="preserve"> or </w:t>
+      </w:r>
+      <w:r>
+        <w:rPr>
+          <w:b/>
+          <w:bCs/>
+        </w:rPr>
+        <w:t>Servlet Filters / Security checks</w:t>
+      </w:r>
+      <w:r>
+        <w:t>.</w:t>
+      </w:r>
+    </w:p>
+    <w:p>
+      <w:pPr>
+        <w:pStyle w:val="NormalWeb"/>
+        <w:spacing w:line="360" w:lineRule="auto"/>
+        <w:rPr>
+          <w:b/>
+          <w:bCs/>
+        </w:rPr>
+      </w:pPr>
+      <w:r>
+        <w:rPr>
+          <w:b/>
+          <w:bCs/>
+        </w:rPr>
+        <w:t>1. Using CORS Configuration (Recommended for REST / Headless APIs)</w:t>
+      </w:r>
+    </w:p>
+    <w:p>
+      <w:pPr>
+        <w:pStyle w:val="NormalWeb"/>
+        <w:numPr>
+          <w:ilvl w:val="0"/>
+          <w:numId w:val="59"/>
+        </w:numPr>
+        <w:spacing w:line="360" w:lineRule="auto"/>
+      </w:pPr>
+      <w:r>
+        <w:t xml:space="preserve">Liferay DXP supports </w:t>
+      </w:r>
+      <w:r>
+        <w:rPr>
+          <w:b/>
+          <w:bCs/>
+        </w:rPr>
+        <w:t>CORS</w:t>
+      </w:r>
+      <w:r>
+        <w:t xml:space="preserve"> out-of-the-box via </w:t>
+      </w:r>
+      <w:r>
+        <w:rPr>
+          <w:b/>
+          <w:bCs/>
+        </w:rPr>
+        <w:t>System Settings</w:t>
+      </w:r>
+      <w:r>
+        <w:t>.</w:t>
+      </w:r>
+    </w:p>
+    <w:p>
+      <w:pPr>
+        <w:pStyle w:val="NormalWeb"/>
+        <w:numPr>
+          <w:ilvl w:val="0"/>
+          <w:numId w:val="59"/>
+        </w:numPr>
+        <w:spacing w:line="360" w:lineRule="auto"/>
+      </w:pPr>
+      <w:r>
+        <w:t>Steps:</w:t>
+      </w:r>
+      <w:r>
+        <w:t xml:space="preserve"> </w:t>
+      </w:r>
+      <w:r>
+        <w:t xml:space="preserve">Go to </w:t>
+      </w:r>
+      <w:r>
+        <w:rPr>
+          <w:b/>
+          <w:bCs/>
+        </w:rPr>
+        <w:t>Control Panel → System Settings → Security → CORS</w:t>
+      </w:r>
+      <w:r>
+        <w:t>.</w:t>
+      </w:r>
+    </w:p>
+    <w:p>
+      <w:pPr>
+        <w:pStyle w:val="NormalWeb"/>
+        <w:numPr>
+          <w:ilvl w:val="1"/>
+          <w:numId w:val="59"/>
+        </w:numPr>
+        <w:spacing w:line="360" w:lineRule="auto"/>
+      </w:pPr>
+      <w:r>
+        <w:t>Add a new CORS configuration:</w:t>
+      </w:r>
+    </w:p>
+    <w:p>
+      <w:pPr>
+        <w:pStyle w:val="NormalWeb"/>
+        <w:numPr>
+          <w:ilvl w:val="2"/>
+          <w:numId w:val="59"/>
+        </w:numPr>
+        <w:spacing w:line="360" w:lineRule="auto"/>
+      </w:pPr>
+      <w:r>
+        <w:rPr>
+          <w:b/>
+          <w:bCs/>
+        </w:rPr>
+        <w:t>Filter Mapping</w:t>
+      </w:r>
+      <w:r>
+        <w:t xml:space="preserve"> → Select JAX-RS Application or specific API.</w:t>
+      </w:r>
+    </w:p>
+    <w:p>
+      <w:pPr>
+        <w:pStyle w:val="NormalWeb"/>
+        <w:numPr>
+          <w:ilvl w:val="2"/>
+          <w:numId w:val="59"/>
+        </w:numPr>
+        <w:spacing w:line="360" w:lineRule="auto"/>
+      </w:pPr>
+      <w:r>
+        <w:rPr>
+          <w:b/>
+          <w:bCs/>
+        </w:rPr>
+        <w:t>Allowed Origins</w:t>
+      </w:r>
+      <w:r>
+        <w:t xml:space="preserve"> → Enter your trusted domain, e.g. https://</w:t>
+      </w:r>
+      <w:r>
+        <w:rPr>
+          <w:b/>
+          <w:bCs/>
+        </w:rPr>
+        <w:t>domain.com.</w:t>
+      </w:r>
+    </w:p>
+    <w:p>
+      <w:pPr>
+        <w:pStyle w:val="NormalWeb"/>
+        <w:numPr>
+          <w:ilvl w:val="2"/>
+          <w:numId w:val="59"/>
+        </w:numPr>
+        <w:spacing w:line="360" w:lineRule="auto"/>
+      </w:pPr>
+      <w:r>
+        <w:rPr>
+          <w:b/>
+          <w:bCs/>
+        </w:rPr>
+        <w:t>Allowed Methods</w:t>
+      </w:r>
+      <w:r>
+        <w:t xml:space="preserve"> → GET, POST, PUT, DELETE (as needed).</w:t>
+      </w:r>
+    </w:p>
+    <w:p>
+      <w:pPr>
+        <w:pStyle w:val="NormalWeb"/>
+        <w:numPr>
+          <w:ilvl w:val="2"/>
+          <w:numId w:val="59"/>
+        </w:numPr>
+        <w:spacing w:after="0" w:afterAutospacing="0" w:line="360" w:lineRule="auto"/>
+      </w:pPr>
+      <w:r>
+        <w:rPr>
+          <w:b/>
+          <w:bCs/>
+        </w:rPr>
+        <w:t>Allow Credentials</w:t>
+      </w:r>
+      <w:r>
+        <w:t xml:space="preserve"> → true/false depending on use.</w:t>
+      </w:r>
+    </w:p>
+    <w:p>
+      <w:pPr>
+        <w:pStyle w:val="NormalWeb"/>
+        <w:spacing w:before="0" w:beforeAutospacing="0" w:after="0" w:afterAutospacing="0" w:line="360" w:lineRule="auto"/>
+      </w:pPr>
+      <w:r>
+        <w:rPr>
+          <w:rFonts w:ascii="Segoe UI Emoji" w:hAnsi="Segoe UI Emoji" w:cs="Segoe UI Emoji"/>
+        </w:rPr>
+        <w:t>👉</w:t>
+      </w:r>
+      <w:r>
+        <w:t xml:space="preserve"> This ensures only requests from </w:t>
+      </w:r>
+      <w:r>
+        <w:rPr>
+          <w:b/>
+          <w:bCs/>
+        </w:rPr>
+        <w:t>https://domain.com</w:t>
+      </w:r>
+      <w:r>
+        <w:t xml:space="preserve"> are served.</w:t>
+      </w:r>
+    </w:p>
+    <w:p>
+      <w:pPr>
+        <w:pStyle w:val="NormalWeb"/>
+        <w:spacing w:after="0" w:afterAutospacing="0" w:line="360" w:lineRule="auto"/>
+        <w:rPr>
+          <w:b/>
+          <w:bCs/>
+        </w:rPr>
+      </w:pPr>
+      <w:r>
+        <w:t xml:space="preserve">2. </w:t>
+      </w:r>
+      <w:r>
+        <w:rPr>
+          <w:b/>
+          <w:bCs/>
+        </w:rPr>
+        <w:t>Custom Servlet Filter (For JSONWS or Custom Endpoints)</w:t>
+      </w:r>
+    </w:p>
+    <w:p>
+      <w:pPr>
+        <w:pStyle w:val="NormalWeb"/>
+        <w:spacing w:before="0" w:beforeAutospacing="0" w:after="0" w:afterAutospacing="0" w:line="360" w:lineRule="auto"/>
+      </w:pPr>
+      <w:r>
+        <w:t xml:space="preserve">For JSONWS/custom services, use a </w:t>
+      </w:r>
+      <w:r>
+        <w:rPr>
+          <w:b/>
+          <w:bCs/>
+        </w:rPr>
+        <w:t>Servlet Filter</w:t>
+      </w:r>
+      <w:r>
+        <w:t xml:space="preserve"> to validate the Origin header.</w:t>
+      </w:r>
+    </w:p>
+    <w:p>
+      <w:pPr>
+        <w:pStyle w:val="NormalWeb"/>
+        <w:rPr>
+          <w:b/>
+          <w:bCs/>
+        </w:rPr>
+      </w:pPr>
+      <w:r>
+        <w:rPr>
+          <w:b/>
+          <w:bCs/>
+        </w:rPr>
+        <w:t>3. Service Layer Checks (Extra Security)</w:t>
+      </w:r>
+    </w:p>
+    <w:p>
+      <w:pPr>
+        <w:pStyle w:val="NormalWeb"/>
+        <w:ind w:left="720"/>
+      </w:pPr>
+      <w:r>
+        <w:t xml:space="preserve">Even if CORS/Filter is set, you may also enforce restrictions at the </w:t>
+      </w:r>
+      <w:r>
+        <w:rPr>
+          <w:b/>
+          <w:bCs/>
+        </w:rPr>
+        <w:t>service layer</w:t>
+      </w:r>
+      <w:r>
+        <w:t>:</w:t>
+      </w:r>
+    </w:p>
+    <w:p>
+      <w:pPr>
+        <w:pStyle w:val="NormalWeb"/>
+        <w:ind w:left="720"/>
+      </w:pPr>
+      <w:r>
+        <w:t>if (!"mydomain.com".equals(request.getServerName())) {</w:t>
+      </w:r>
+      <w:r>
+        <w:t>}</w:t>
+      </w:r>
+    </w:p>
+    <w:p>
+      <w:pPr>
+        <w:pStyle w:val="NormalWeb"/>
+      </w:pPr>
+      <w:r>
+        <w:t xml:space="preserve">4. </w:t>
+      </w:r>
+      <w:r>
+        <w:rPr>
+          <w:b/>
+          <w:bCs/>
+        </w:rPr>
+        <w:t>Firewall / Reverse Proxy Restrictions (Infra Level)</w:t>
+      </w:r>
+    </w:p>
+    <w:p>
+      <w:pPr>
+        <w:pStyle w:val="NormalWeb"/>
+        <w:spacing w:line="360" w:lineRule="auto"/>
+      </w:pPr>
+      <w:r>
+        <w:t xml:space="preserve">In Liferay DXP, you restrict services to specific domains mainly via </w:t>
+      </w:r>
+      <w:r>
+        <w:rPr>
+          <w:b/>
+          <w:bCs/>
+        </w:rPr>
+        <w:t>CORS configuration</w:t>
+      </w:r>
+      <w:r>
+        <w:t xml:space="preserve"> (Control Panel → System Settings → Security → CORS). For JSONWS/custom services, use a </w:t>
+      </w:r>
+      <w:r>
+        <w:rPr>
+          <w:b/>
+          <w:bCs/>
+        </w:rPr>
+        <w:t>Servlet Filter</w:t>
+      </w:r>
+      <w:r>
+        <w:t xml:space="preserve"> to validate the Origin header. In production, add restrictions at the </w:t>
+      </w:r>
+      <w:r>
+        <w:rPr>
+          <w:b/>
+          <w:bCs/>
+        </w:rPr>
+        <w:t>reverse proxy/firewall</w:t>
+      </w:r>
+      <w:r>
+        <w:t xml:space="preserve"> level for extra security.</w:t>
+      </w:r>
+    </w:p>
+    <w:p>
+      <w:pPr>
+        <w:pStyle w:val="NormalWeb"/>
+        <w:numPr>
+          <w:ilvl w:val="0"/>
+          <w:numId w:val="53"/>
+        </w:numPr>
+        <w:spacing w:line="360" w:lineRule="auto"/>
+      </w:pPr>
+      <w:r>
+        <w:rPr>
+          <w:b/>
+          <w:bCs/>
+        </w:rPr>
+        <w:t>Portal CORS</w:t>
+      </w:r>
+      <w:r>
+        <w:t xml:space="preserve"> → When all your APIs should follow the same CORS rule.</w:t>
+      </w:r>
+    </w:p>
+    <w:p>
+      <w:pPr>
+        <w:pStyle w:val="NormalWeb"/>
+        <w:numPr>
+          <w:ilvl w:val="0"/>
+          <w:numId w:val="53"/>
+        </w:numPr>
+        <w:spacing w:line="360" w:lineRule="auto"/>
+      </w:pPr>
+      <w:r>
+        <w:rPr>
+          <w:b/>
+          <w:bCs/>
+        </w:rPr>
+        <w:t>Web Context CORS</w:t>
+      </w:r>
+      <w:r>
+        <w:t xml:space="preserve"> → When you need </w:t>
+      </w:r>
+      <w:r>
+        <w:rPr>
+          <w:b/>
+          <w:bCs/>
+        </w:rPr>
+        <w:t>different policies per service</w:t>
+      </w:r>
+      <w:r>
+        <w:t xml:space="preserve"> (e.g., partner vs customer apps).</w:t>
+      </w:r>
+    </w:p>
+    <w:p>
+      <w:pPr>
+        <w:pStyle w:val="NormalWeb"/>
+        <w:numPr>
+          <w:ilvl w:val="0"/>
+          <w:numId w:val="53"/>
+        </w:numPr>
+        <w:spacing w:line="360" w:lineRule="auto"/>
+      </w:pPr>
+      <w:r>
+        <w:t xml:space="preserve">Set </w:t>
+      </w:r>
+      <w:r>
+        <w:t xml:space="preserve">domain in </w:t>
+      </w:r>
+      <w:r>
+        <w:rPr>
+          <w:b/>
+          <w:bCs/>
+        </w:rPr>
+        <w:t>Access-Control-Allow-Origin</w:t>
+      </w:r>
+      <w:r>
+        <w:t>: https://mydomain.com</w:t>
+      </w:r>
+    </w:p>
+    <w:p>
+      <w:pPr>
+        <w:pStyle w:val="NormalWeb"/>
+        <w:numPr>
+          <w:ilvl w:val="0"/>
+          <w:numId w:val="1"/>
+        </w:numPr>
+        <w:rPr>
+          <w:b/>
+          <w:bCs/>
+          <w:color w:val="EE0000"/>
+        </w:rPr>
+      </w:pPr>
+      <w:r>
+        <w:rPr>
+          <w:b/>
+          <w:bCs/>
+          <w:color w:val="EE0000"/>
+        </w:rPr>
+        <w:lastRenderedPageBreak/>
+        <w:t xml:space="preserve">  What is the difference between Declarative Services (DS) and Blueprint in OSGi?</w:t>
+      </w:r>
+    </w:p>
+    <w:p>
+      <w:pPr>
+        <w:pStyle w:val="NormalWeb"/>
+        <w:rPr>
+          <w:b/>
+          <w:bCs/>
+        </w:rPr>
+      </w:pPr>
+      <w:r>
+        <w:rPr>
+          <w:b/>
+          <w:bCs/>
+        </w:rPr>
+        <w:t>1. Declarative Services (DS)</w:t>
+      </w:r>
+    </w:p>
+    <w:p>
+      <w:pPr>
+        <w:pStyle w:val="NormalWeb"/>
+        <w:numPr>
+          <w:ilvl w:val="0"/>
+          <w:numId w:val="60"/>
+        </w:numPr>
+        <w:spacing w:line="360" w:lineRule="auto"/>
+      </w:pPr>
+      <w:r>
+        <w:rPr>
+          <w:b/>
+          <w:bCs/>
+        </w:rPr>
+        <w:t>Annotation-based</w:t>
+      </w:r>
+      <w:r>
+        <w:t xml:space="preserve"> approach.</w:t>
+      </w:r>
+      <w:r>
+        <w:t xml:space="preserve"> </w:t>
+      </w:r>
+      <w:r>
+        <w:t xml:space="preserve">Uses </w:t>
+      </w:r>
+      <w:r>
+        <w:rPr>
+          <w:b/>
+          <w:bCs/>
+        </w:rPr>
+        <w:t>@Component, @Reference</w:t>
+      </w:r>
+      <w:r>
+        <w:t>, etc.</w:t>
+      </w:r>
+    </w:p>
+    <w:p>
+      <w:pPr>
+        <w:pStyle w:val="NormalWeb"/>
+        <w:numPr>
+          <w:ilvl w:val="0"/>
+          <w:numId w:val="60"/>
+        </w:numPr>
+        <w:spacing w:line="360" w:lineRule="auto"/>
+      </w:pPr>
+      <w:r>
+        <w:t>The OSGi runtime generates metadata (</w:t>
+      </w:r>
+      <w:r>
+        <w:rPr>
+          <w:b/>
+          <w:bCs/>
+        </w:rPr>
+        <w:t>.xml</w:t>
+      </w:r>
+      <w:r>
+        <w:t xml:space="preserve"> files in OSGI-INF) automatically.</w:t>
+      </w:r>
+    </w:p>
+    <w:p>
+      <w:pPr>
+        <w:pStyle w:val="NormalWeb"/>
+        <w:numPr>
+          <w:ilvl w:val="0"/>
+          <w:numId w:val="60"/>
+        </w:numPr>
+        <w:spacing w:line="360" w:lineRule="auto"/>
+      </w:pPr>
+      <w:r>
+        <w:t xml:space="preserve">Lightweight and simple → </w:t>
+      </w:r>
+      <w:r>
+        <w:rPr>
+          <w:b/>
+          <w:bCs/>
+        </w:rPr>
+        <w:t>preferred in modern OSGi</w:t>
+      </w:r>
+      <w:r>
+        <w:t xml:space="preserve"> (including Liferay).</w:t>
+      </w:r>
+    </w:p>
+    <w:p>
+      <w:pPr>
+        <w:pStyle w:val="NormalWeb"/>
+        <w:rPr>
+          <w:b/>
+          <w:bCs/>
+        </w:rPr>
+      </w:pPr>
+      <w:r>
+        <w:rPr>
+          <w:b/>
+          <w:bCs/>
+        </w:rPr>
+        <w:t>2. Blueprint</w:t>
+      </w:r>
+    </w:p>
+    <w:p>
+      <w:pPr>
+        <w:pStyle w:val="NormalWeb"/>
+        <w:numPr>
+          <w:ilvl w:val="0"/>
+          <w:numId w:val="61"/>
+        </w:numPr>
+        <w:spacing w:after="0" w:afterAutospacing="0" w:line="360" w:lineRule="auto"/>
+      </w:pPr>
+      <w:r>
+        <w:rPr>
+          <w:b/>
+          <w:bCs/>
+        </w:rPr>
+        <w:t>XML-based</w:t>
+      </w:r>
+      <w:r>
+        <w:t xml:space="preserve"> dependency injection model, inspired by Spring.</w:t>
+      </w:r>
+    </w:p>
+    <w:p>
+      <w:pPr>
+        <w:pStyle w:val="NormalWeb"/>
+        <w:numPr>
+          <w:ilvl w:val="0"/>
+          <w:numId w:val="61"/>
+        </w:numPr>
+        <w:spacing w:after="0" w:afterAutospacing="0" w:line="360" w:lineRule="auto"/>
+      </w:pPr>
+      <w:r>
+        <w:t xml:space="preserve">Uses </w:t>
+      </w:r>
+      <w:r>
+        <w:rPr>
+          <w:b/>
+          <w:bCs/>
+        </w:rPr>
+        <w:t>blueprint.xml</w:t>
+      </w:r>
+      <w:r>
+        <w:t xml:space="preserve"> to declare components, services, and references.</w:t>
+      </w:r>
+    </w:p>
+    <w:p>
+      <w:pPr>
+        <w:pStyle w:val="NormalWeb"/>
+        <w:numPr>
+          <w:ilvl w:val="0"/>
+          <w:numId w:val="61"/>
+        </w:numPr>
+        <w:spacing w:after="0" w:afterAutospacing="0" w:line="360" w:lineRule="auto"/>
+      </w:pPr>
+      <w:r>
+        <w:t>More verbose and harder to maintain.</w:t>
+      </w:r>
+    </w:p>
+    <w:p>
+      <w:pPr>
+        <w:pStyle w:val="NormalWeb"/>
+        <w:numPr>
+          <w:ilvl w:val="0"/>
+          <w:numId w:val="61"/>
+        </w:numPr>
+        <w:spacing w:after="0" w:afterAutospacing="0" w:line="360" w:lineRule="auto"/>
+      </w:pPr>
+      <w:r>
+        <w:t>Provides advanced DI features (factories, proxying, etc.) but adds complexity.</w:t>
+      </w:r>
+    </w:p>
+    <w:p>
+      <w:pPr>
+        <w:pStyle w:val="NormalWeb"/>
+        <w:spacing w:line="360" w:lineRule="auto"/>
+      </w:pPr>
+      <w:r>
+        <w:t>“</w:t>
+      </w:r>
+      <w:r>
+        <w:t xml:space="preserve">Declarative Services (DS) is an </w:t>
+      </w:r>
+      <w:r>
+        <w:rPr>
+          <w:b/>
+          <w:bCs/>
+        </w:rPr>
+        <w:t>annotation-driven, lightweight, and modern OSGi component model</w:t>
+      </w:r>
+      <w:r>
+        <w:t xml:space="preserve">, while Blueprint is an </w:t>
+      </w:r>
+      <w:r>
+        <w:rPr>
+          <w:b/>
+          <w:bCs/>
+        </w:rPr>
+        <w:t>XML-based, Spring-like model</w:t>
+      </w:r>
+      <w:r>
+        <w:t xml:space="preserve">. DS is simpler, has less overhead, and is the preferred approach in </w:t>
+      </w:r>
+      <w:r>
+        <w:rPr>
+          <w:b/>
+          <w:bCs/>
+        </w:rPr>
+        <w:t>Liferay DXP and modern OSGi projects</w:t>
+      </w:r>
+      <w:r>
+        <w:t>, whereas Blueprint is more verbose and mainly used in legacy OSGi systems.</w:t>
+      </w:r>
+      <w:r>
+        <w:t>”</w:t>
+      </w:r>
+    </w:p>
+    <w:p>
+      <w:pPr>
+        <w:pStyle w:val="NormalWeb"/>
+      </w:pPr>
+    </w:p>
+    <w:p>
+      <w:pPr>
+        <w:pStyle w:val="NormalWeb"/>
+        <w:numPr>
+          <w:ilvl w:val="0"/>
+          <w:numId w:val="1"/>
+        </w:numPr>
+        <w:rPr>
+          <w:b/>
+          <w:bCs/>
+          <w:color w:val="EE0000"/>
+        </w:rPr>
+      </w:pPr>
+      <w:r>
+        <w:rPr>
+          <w:b/>
+          <w:bCs/>
+          <w:color w:val="EE0000"/>
+        </w:rPr>
+        <w:t xml:space="preserve">  How do you inject services dynamically using OSGi annotations?</w:t>
+      </w:r>
+    </w:p>
+    <w:p>
+      <w:pPr>
+        <w:pStyle w:val="NormalWeb"/>
+        <w:spacing w:after="0" w:afterAutospacing="0" w:line="360" w:lineRule="auto"/>
+      </w:pPr>
+      <w:r>
+        <w:t xml:space="preserve">In OSGi, services may </w:t>
+      </w:r>
+      <w:r>
+        <w:rPr>
+          <w:b/>
+          <w:bCs/>
+        </w:rPr>
+        <w:t>come and go at runtime</w:t>
+      </w:r>
+      <w:r>
+        <w:t xml:space="preserve"> (because bundles can be started, stopped, or updated dynamically). Declarative Services (DS) lets you handle this </w:t>
+      </w:r>
+      <w:r>
+        <w:rPr>
+          <w:b/>
+          <w:bCs/>
+        </w:rPr>
+        <w:t>dynamic nature</w:t>
+      </w:r>
+      <w:r>
+        <w:t xml:space="preserve"> using </w:t>
+      </w:r>
+      <w:r>
+        <w:rPr>
+          <w:b/>
+          <w:bCs/>
+        </w:rPr>
+        <w:t>@Reference</w:t>
+      </w:r>
+      <w:r>
+        <w:t xml:space="preserve"> annotations.</w:t>
+      </w:r>
+    </w:p>
+    <w:p>
+      <w:pPr>
+        <w:pStyle w:val="NormalWeb"/>
+        <w:spacing w:after="0" w:afterAutospacing="0" w:line="360" w:lineRule="auto"/>
+        <w:rPr>
+          <w:sz w:val="22"/>
+          <w:szCs w:val="22"/>
+        </w:rPr>
+      </w:pPr>
+      <w:r>
+        <w:rPr>
+          <w:sz w:val="22"/>
+          <w:szCs w:val="22"/>
+        </w:rPr>
+        <w:t>@</w:t>
+      </w:r>
+      <w:r>
+        <w:rPr>
+          <w:b/>
+          <w:bCs/>
+          <w:sz w:val="22"/>
+          <w:szCs w:val="22"/>
+        </w:rPr>
+        <w:t>Reference</w:t>
+      </w:r>
+      <w:r>
+        <w:rPr>
+          <w:sz w:val="22"/>
+          <w:szCs w:val="22"/>
+        </w:rPr>
+        <w:t>(policy = ReferencePolicy.DYNAMIC, cardinality = ReferenceCardinality.MULTIPLE)</w:t>
+      </w:r>
+    </w:p>
+    <w:p>
+      <w:pPr>
+        <w:pStyle w:val="NormalWeb"/>
+        <w:spacing w:after="0" w:afterAutospacing="0" w:line="360" w:lineRule="auto"/>
+      </w:pPr>
+      <w:r>
+        <w:t xml:space="preserve">In OSGi Declarative Services, you inject services dynamically using the </w:t>
+      </w:r>
+      <w:r>
+        <w:rPr>
+          <w:b/>
+          <w:bCs/>
+        </w:rPr>
+        <w:t>@Reference</w:t>
+      </w:r>
+      <w:r>
+        <w:t xml:space="preserve"> annotation with </w:t>
+      </w:r>
+      <w:r>
+        <w:rPr>
+          <w:b/>
+          <w:bCs/>
+        </w:rPr>
+        <w:t>policy = DYNAMIC</w:t>
+      </w:r>
+      <w:r>
+        <w:t xml:space="preserve">. You define </w:t>
+      </w:r>
+      <w:r>
+        <w:rPr>
+          <w:b/>
+          <w:bCs/>
+        </w:rPr>
+        <w:t>bind (set/add)</w:t>
+      </w:r>
+      <w:r>
+        <w:t xml:space="preserve"> and </w:t>
+      </w:r>
+      <w:r>
+        <w:rPr>
+          <w:b/>
+          <w:bCs/>
+        </w:rPr>
+        <w:t>unbind (unset/remove)</w:t>
+      </w:r>
+      <w:r>
+        <w:t xml:space="preserve"> methods so that OSGi automatically updates your component when services are registered or unregistered at runtime. For multiple services, use </w:t>
+      </w:r>
+      <w:r>
+        <w:rPr>
+          <w:b/>
+          <w:bCs/>
+        </w:rPr>
+        <w:t>cardinality = MULTIPLE</w:t>
+      </w:r>
+      <w:r>
+        <w:t xml:space="preserve"> to maintain a dynamic list.</w:t>
+      </w:r>
+    </w:p>
+    <w:p>
+      <w:pPr>
+        <w:pStyle w:val="NormalWeb"/>
+        <w:spacing w:after="0" w:afterAutospacing="0" w:line="360" w:lineRule="auto"/>
+      </w:pPr>
+    </w:p>
+    <w:p>
+      <w:pPr>
+        <w:pStyle w:val="NormalWeb"/>
+        <w:numPr>
+          <w:ilvl w:val="0"/>
+          <w:numId w:val="1"/>
+        </w:numPr>
+        <w:rPr>
+          <w:b/>
+          <w:bCs/>
+          <w:color w:val="EE0000"/>
+        </w:rPr>
+      </w:pPr>
+      <w:r>
+        <w:rPr>
+          <w:b/>
+          <w:bCs/>
+          <w:color w:val="EE0000"/>
+        </w:rPr>
+        <w:lastRenderedPageBreak/>
+        <w:t xml:space="preserve">  How do you use </w:t>
+      </w:r>
+      <w:r>
+        <w:rPr>
+          <w:rStyle w:val="HTMLCode"/>
+          <w:rFonts w:eastAsiaTheme="majorEastAsia"/>
+          <w:b/>
+          <w:bCs/>
+          <w:color w:val="EE0000"/>
+        </w:rPr>
+        <w:t>@Reference</w:t>
+      </w:r>
+      <w:r>
+        <w:rPr>
+          <w:b/>
+          <w:bCs/>
+          <w:color w:val="EE0000"/>
+        </w:rPr>
+        <w:t xml:space="preserve"> vs </w:t>
+      </w:r>
+      <w:r>
+        <w:rPr>
+          <w:rStyle w:val="HTMLCode"/>
+          <w:rFonts w:eastAsiaTheme="majorEastAsia"/>
+          <w:b/>
+          <w:bCs/>
+          <w:color w:val="EE0000"/>
+        </w:rPr>
+        <w:t>ServiceTracker</w:t>
+      </w:r>
+      <w:r>
+        <w:rPr>
+          <w:b/>
+          <w:bCs/>
+          <w:color w:val="EE0000"/>
+        </w:rPr>
+        <w:t xml:space="preserve"> in Liferay?</w:t>
+      </w:r>
+    </w:p>
+    <w:p>
+      <w:pPr>
+        <w:pStyle w:val="NormalWeb"/>
+        <w:spacing w:line="360" w:lineRule="auto"/>
+        <w:rPr>
+          <w:b/>
+          <w:bCs/>
+        </w:rPr>
+      </w:pPr>
+      <w:r>
+        <w:rPr>
+          <w:b/>
+          <w:bCs/>
+        </w:rPr>
+        <w:t>1. Using @Reference (Declarative Services)</w:t>
+      </w:r>
+    </w:p>
+    <w:p>
+      <w:pPr>
+        <w:pStyle w:val="NormalWeb"/>
+        <w:numPr>
+          <w:ilvl w:val="0"/>
+          <w:numId w:val="62"/>
+        </w:numPr>
+        <w:spacing w:line="360" w:lineRule="auto"/>
+      </w:pPr>
+      <w:r>
+        <w:t xml:space="preserve">@Reference is the </w:t>
+      </w:r>
+      <w:r>
+        <w:rPr>
+          <w:b/>
+          <w:bCs/>
+        </w:rPr>
+        <w:t>preferred</w:t>
+      </w:r>
+      <w:r>
+        <w:t xml:space="preserve"> way in Liferay and modern OSGi.</w:t>
+      </w:r>
+    </w:p>
+    <w:p>
+      <w:pPr>
+        <w:pStyle w:val="NormalWeb"/>
+        <w:numPr>
+          <w:ilvl w:val="0"/>
+          <w:numId w:val="62"/>
+        </w:numPr>
+        <w:spacing w:line="360" w:lineRule="auto"/>
+      </w:pPr>
+      <w:r>
+        <w:t xml:space="preserve">It’s </w:t>
+      </w:r>
+      <w:r>
+        <w:rPr>
+          <w:b/>
+          <w:bCs/>
+        </w:rPr>
+        <w:t>annotation-based</w:t>
+      </w:r>
+      <w:r>
+        <w:t>, lightweight, and managed automatically by DS.</w:t>
+      </w:r>
+    </w:p>
+    <w:p>
+      <w:pPr>
+        <w:pStyle w:val="NormalWeb"/>
+        <w:numPr>
+          <w:ilvl w:val="0"/>
+          <w:numId w:val="62"/>
+        </w:numPr>
+        <w:spacing w:line="360" w:lineRule="auto"/>
+      </w:pPr>
+      <w:r>
+        <w:t>Handles lifecycle for you: bind/unbind methods, service replacement, multiple services, optional services, etc.</w:t>
+      </w:r>
+    </w:p>
+    <w:p>
+      <w:pPr>
+        <w:pStyle w:val="NormalWeb"/>
+        <w:spacing w:line="360" w:lineRule="auto"/>
+        <w:rPr>
+          <w:b/>
+          <w:bCs/>
+        </w:rPr>
+      </w:pPr>
+      <w:r>
+        <w:rPr>
+          <w:b/>
+          <w:bCs/>
+        </w:rPr>
+        <w:t>2. Using ServiceTracker (Low-Level OSGi API)</w:t>
+      </w:r>
+    </w:p>
+    <w:p>
+      <w:pPr>
+        <w:pStyle w:val="NormalWeb"/>
+        <w:numPr>
+          <w:ilvl w:val="0"/>
+          <w:numId w:val="63"/>
+        </w:numPr>
+        <w:spacing w:line="360" w:lineRule="auto"/>
+      </w:pPr>
+      <w:r>
+        <w:t xml:space="preserve">ServiceTracker is an </w:t>
+      </w:r>
+      <w:r>
+        <w:rPr>
+          <w:b/>
+          <w:bCs/>
+        </w:rPr>
+        <w:t>OSGi utility class</w:t>
+      </w:r>
+      <w:r>
+        <w:t xml:space="preserve"> to manually track services.</w:t>
+      </w:r>
+    </w:p>
+    <w:p>
+      <w:pPr>
+        <w:pStyle w:val="NormalWeb"/>
+        <w:numPr>
+          <w:ilvl w:val="0"/>
+          <w:numId w:val="63"/>
+        </w:numPr>
+        <w:spacing w:line="360" w:lineRule="auto"/>
+      </w:pPr>
+      <w:r>
+        <w:t>You write explicit code to open, close, and get services.</w:t>
+      </w:r>
+    </w:p>
+    <w:p>
+      <w:pPr>
+        <w:pStyle w:val="NormalWeb"/>
+        <w:numPr>
+          <w:ilvl w:val="0"/>
+          <w:numId w:val="63"/>
+        </w:numPr>
+        <w:spacing w:line="360" w:lineRule="auto"/>
+      </w:pPr>
+      <w:r>
+        <w:t xml:space="preserve">Useful when you need </w:t>
+      </w:r>
+      <w:r>
+        <w:rPr>
+          <w:b/>
+          <w:bCs/>
+        </w:rPr>
+        <w:t>very dynamic service discovery</w:t>
+      </w:r>
+      <w:r>
+        <w:t xml:space="preserve"> or when you’re outside of DS (e.g., in legacy code, or static utility).</w:t>
+      </w:r>
+    </w:p>
+    <w:p>
+      <w:pPr>
+        <w:pStyle w:val="NormalWeb"/>
+        <w:spacing w:line="360" w:lineRule="auto"/>
+      </w:pPr>
+      <w:r>
+        <w:t>“</w:t>
+      </w:r>
+      <w:r>
+        <w:t>In Liferay, you normally use @</w:t>
+      </w:r>
+      <w:r>
+        <w:rPr>
+          <w:b/>
+          <w:bCs/>
+        </w:rPr>
+        <w:t>Reference</w:t>
+      </w:r>
+      <w:r>
+        <w:t xml:space="preserve"> to inject OSGi services because it’s managed by Declarative Services, simpler, and recommended. ServiceTracker is a lower-level OSGi API that you use only when @Reference isn’t possible, such as in static utility classes or when you need very dynamic control of service lifecycles.</w:t>
+      </w:r>
+      <w:r>
+        <w:t>”</w:t>
+      </w:r>
+    </w:p>
+    <w:p>
+      <w:pPr>
+        <w:pStyle w:val="NormalWeb"/>
+        <w:numPr>
+          <w:ilvl w:val="0"/>
+          <w:numId w:val="1"/>
+        </w:numPr>
+        <w:rPr>
+          <w:b/>
+          <w:bCs/>
+          <w:color w:val="EE0000"/>
+        </w:rPr>
+      </w:pPr>
+      <w:r>
+        <w:rPr>
+          <w:b/>
+          <w:bCs/>
+          <w:color w:val="EE0000"/>
+        </w:rPr>
+        <w:t xml:space="preserve">  How do you handle circular dependencies in OSGi modules?</w:t>
+      </w:r>
+    </w:p>
+    <w:p>
+      <w:pPr>
+        <w:pStyle w:val="NormalWeb"/>
+      </w:pPr>
+      <w:r>
+        <w:t xml:space="preserve">Happens when </w:t>
+      </w:r>
+      <w:r>
+        <w:rPr>
+          <w:b/>
+          <w:bCs/>
+        </w:rPr>
+        <w:t>Module A depends on Module B, and Module B depends on Module A</w:t>
+      </w:r>
+      <w:r>
+        <w:t xml:space="preserve"> (directly or indirectly)</w:t>
+      </w:r>
+    </w:p>
+    <w:p>
+      <w:pPr>
+        <w:pStyle w:val="NormalWeb"/>
+        <w:rPr>
+          <w:b/>
+          <w:bCs/>
+        </w:rPr>
+      </w:pPr>
+      <w:r>
+        <w:rPr>
+          <w:b/>
+          <w:bCs/>
+        </w:rPr>
+        <w:t>1. Refactor into a Common API Module (Best Practice)</w:t>
+      </w:r>
+    </w:p>
+    <w:p>
+      <w:pPr>
+        <w:pStyle w:val="NormalWeb"/>
+        <w:numPr>
+          <w:ilvl w:val="0"/>
+          <w:numId w:val="64"/>
+        </w:numPr>
+        <w:spacing w:after="0" w:afterAutospacing="0" w:line="360" w:lineRule="auto"/>
+      </w:pPr>
+      <w:r>
+        <w:t xml:space="preserve">Move shared interfaces and models into a </w:t>
+      </w:r>
+      <w:r>
+        <w:rPr>
+          <w:b/>
+          <w:bCs/>
+        </w:rPr>
+        <w:t>third “API” module</w:t>
+      </w:r>
+      <w:r>
+        <w:t>.</w:t>
+      </w:r>
+    </w:p>
+    <w:p>
+      <w:pPr>
+        <w:pStyle w:val="NormalWeb"/>
+        <w:numPr>
+          <w:ilvl w:val="0"/>
+          <w:numId w:val="64"/>
+        </w:numPr>
+        <w:spacing w:after="0" w:afterAutospacing="0" w:line="360" w:lineRule="auto"/>
+      </w:pPr>
+      <w:r>
+        <w:t xml:space="preserve">Both A and B depend on the </w:t>
+      </w:r>
+      <w:r>
+        <w:rPr>
+          <w:b/>
+          <w:bCs/>
+        </w:rPr>
+        <w:t>API module</w:t>
+      </w:r>
+      <w:r>
+        <w:t>, but not on each other.</w:t>
+      </w:r>
+    </w:p>
+    <w:p>
+      <w:pPr>
+        <w:pStyle w:val="NormalWeb"/>
+        <w:rPr>
+          <w:b/>
+          <w:bCs/>
+        </w:rPr>
+      </w:pPr>
+      <w:r>
+        <w:rPr>
+          <w:b/>
+          <w:bCs/>
+        </w:rPr>
+        <w:t>2. Use OSGi Services (@Reference) instead of Package Imports</w:t>
+      </w:r>
+    </w:p>
+    <w:p>
+      <w:pPr>
+        <w:pStyle w:val="NormalWeb"/>
+        <w:numPr>
+          <w:ilvl w:val="0"/>
+          <w:numId w:val="65"/>
+        </w:numPr>
+        <w:spacing w:after="0" w:afterAutospacing="0" w:line="360" w:lineRule="auto"/>
+      </w:pPr>
+      <w:r>
+        <w:t xml:space="preserve">Instead of importing implementation packages (tight coupling), publish an </w:t>
+      </w:r>
+      <w:r>
+        <w:rPr>
+          <w:b/>
+          <w:bCs/>
+        </w:rPr>
+        <w:t>OSGi service</w:t>
+      </w:r>
+      <w:r>
+        <w:t xml:space="preserve"> and consume it dynamically.</w:t>
+      </w:r>
+    </w:p>
+    <w:p>
+      <w:pPr>
+        <w:pStyle w:val="NormalWeb"/>
+        <w:rPr>
+          <w:b/>
+          <w:bCs/>
+        </w:rPr>
+      </w:pPr>
+      <w:r>
+        <w:rPr>
+          <w:b/>
+          <w:bCs/>
+        </w:rPr>
+        <w:t>3. Use Optional / Dynamic References</w:t>
+      </w:r>
+    </w:p>
+    <w:p>
+      <w:pPr>
+        <w:pStyle w:val="NormalWeb"/>
+        <w:numPr>
+          <w:ilvl w:val="0"/>
+          <w:numId w:val="66"/>
+        </w:numPr>
+      </w:pPr>
+      <w:r>
+        <w:lastRenderedPageBreak/>
+        <w:t xml:space="preserve">If the dependency is not always needed, mark it </w:t>
+      </w:r>
+      <w:r>
+        <w:rPr>
+          <w:b/>
+          <w:bCs/>
+        </w:rPr>
+        <w:t>optional</w:t>
+      </w:r>
+      <w:r>
+        <w:t xml:space="preserve"> or </w:t>
+      </w:r>
+      <w:r>
+        <w:rPr>
+          <w:b/>
+          <w:bCs/>
+        </w:rPr>
+        <w:t>dynamic</w:t>
+      </w:r>
+      <w:r>
+        <w:t>.</w:t>
+      </w:r>
+    </w:p>
+    <w:p>
+      <w:pPr>
+        <w:pStyle w:val="NormalWeb"/>
+        <w:spacing w:after="0" w:afterAutospacing="0"/>
+      </w:pPr>
+      <w:r>
+        <w:t>@Reference(policy = ReferencePolicy.</w:t>
+      </w:r>
+      <w:r>
+        <w:rPr>
+          <w:b/>
+          <w:bCs/>
+        </w:rPr>
+        <w:t>DYNAMIC</w:t>
+      </w:r>
+      <w:r>
+        <w:t xml:space="preserve">, cardinality = </w:t>
+      </w:r>
+      <w:r>
+        <w:rPr>
+          <w:b/>
+          <w:bCs/>
+        </w:rPr>
+        <w:t>OPTIONAL</w:t>
+      </w:r>
+      <w:r>
+        <w:t>)</w:t>
+      </w:r>
+    </w:p>
+    <w:p>
+      <w:pPr>
+        <w:pStyle w:val="NormalWeb"/>
+        <w:spacing w:after="0" w:afterAutospacing="0"/>
+        <w:rPr>
+          <w:b/>
+          <w:bCs/>
+        </w:rPr>
+      </w:pPr>
+      <w:r>
+        <w:rPr>
+          <w:b/>
+          <w:bCs/>
+        </w:rPr>
+        <w:t>4. Eventing or Messaging (Looser Coupling)</w:t>
+      </w:r>
+    </w:p>
+    <w:p>
+      <w:pPr>
+        <w:pStyle w:val="NormalWeb"/>
+        <w:numPr>
+          <w:ilvl w:val="0"/>
+          <w:numId w:val="67"/>
+        </w:numPr>
+        <w:spacing w:after="0" w:afterAutospacing="0"/>
+      </w:pPr>
+      <w:r>
+        <w:t>Instead of direct service calls, use:</w:t>
+      </w:r>
+      <w:r>
+        <w:t xml:space="preserve"> </w:t>
+      </w:r>
+      <w:r>
+        <w:rPr>
+          <w:b/>
+          <w:bCs/>
+        </w:rPr>
+        <w:t>Liferay Message Bus</w:t>
+      </w:r>
+      <w:r>
+        <w:t xml:space="preserve">, </w:t>
+      </w:r>
+      <w:r>
+        <w:rPr>
+          <w:b/>
+          <w:bCs/>
+        </w:rPr>
+        <w:t>OSGi Event Admin</w:t>
+      </w:r>
+    </w:p>
+    <w:p>
+      <w:pPr>
+        <w:pStyle w:val="NormalWeb"/>
+        <w:spacing w:after="0" w:afterAutospacing="0"/>
+      </w:pPr>
+    </w:p>
+    <w:p>
+      <w:pPr>
+        <w:pStyle w:val="NormalWeb"/>
+        <w:spacing w:after="0" w:afterAutospacing="0" w:line="360" w:lineRule="auto"/>
+      </w:pPr>
+      <w:r>
+        <w:t xml:space="preserve">In OSGi, you should </w:t>
+      </w:r>
+      <w:r>
+        <w:rPr>
+          <w:b/>
+          <w:bCs/>
+        </w:rPr>
+        <w:t>avoid circular dependencies</w:t>
+      </w:r>
+      <w:r>
+        <w:t xml:space="preserve"> because bundles must resolve independently. The best approach is to </w:t>
+      </w:r>
+      <w:r>
+        <w:rPr>
+          <w:b/>
+          <w:bCs/>
+        </w:rPr>
+        <w:t>extract common contracts into a separate API module</w:t>
+      </w:r>
+      <w:r>
+        <w:t xml:space="preserve"> and let both bundles depend on it. For runtime interactions, use </w:t>
+      </w:r>
+      <w:r>
+        <w:rPr>
+          <w:b/>
+          <w:bCs/>
+        </w:rPr>
+        <w:t>OSGi services (@Reference)</w:t>
+      </w:r>
+      <w:r>
+        <w:t xml:space="preserve">, and if you need looser coupling, use </w:t>
+      </w:r>
+      <w:r>
+        <w:rPr>
+          <w:b/>
+          <w:bCs/>
+        </w:rPr>
+        <w:t>optional/dynamic references or messaging (Message Bus)</w:t>
+      </w:r>
+      <w:r>
+        <w:t>.</w:t>
+      </w:r>
+    </w:p>
+    <w:p>
+      <w:pPr>
+        <w:pStyle w:val="NormalWeb"/>
+        <w:spacing w:after="0" w:afterAutospacing="0" w:line="360" w:lineRule="auto"/>
+      </w:pPr>
+    </w:p>
+    <w:p>
+      <w:pPr>
+        <w:pStyle w:val="NormalWeb"/>
+        <w:numPr>
+          <w:ilvl w:val="0"/>
+          <w:numId w:val="1"/>
+        </w:numPr>
+        <w:spacing w:before="0" w:beforeAutospacing="0"/>
+        <w:rPr>
+          <w:b/>
+          <w:bCs/>
+          <w:color w:val="EE0000"/>
+        </w:rPr>
+      </w:pPr>
+      <w:r>
+        <w:rPr>
+          <w:b/>
+          <w:bCs/>
+          <w:color w:val="EE0000"/>
+        </w:rPr>
+        <w:t xml:space="preserve">  What are OSGi fragments and when do you use them?</w:t>
+      </w:r>
+    </w:p>
+    <w:p>
+      <w:pPr>
+        <w:pStyle w:val="NormalWeb"/>
+        <w:spacing w:before="0" w:beforeAutospacing="0" w:after="0" w:afterAutospacing="0" w:line="360" w:lineRule="auto"/>
+      </w:pPr>
+      <w:r>
+        <w:t xml:space="preserve">An </w:t>
+      </w:r>
+      <w:r>
+        <w:rPr>
+          <w:b/>
+          <w:bCs/>
+        </w:rPr>
+        <w:t>OSGi fragment</w:t>
+      </w:r>
+      <w:r>
+        <w:t xml:space="preserve"> is a special kind of bundle that </w:t>
+      </w:r>
+      <w:r>
+        <w:rPr>
+          <w:b/>
+          <w:bCs/>
+        </w:rPr>
+        <w:t>cannot exist on its own</w:t>
+      </w:r>
+      <w:r>
+        <w:t>.</w:t>
+      </w:r>
+      <w:r>
+        <w:t xml:space="preserve"> </w:t>
+      </w:r>
+      <w:r>
+        <w:t xml:space="preserve">It is always </w:t>
+      </w:r>
+      <w:r>
+        <w:rPr>
+          <w:b/>
+          <w:bCs/>
+        </w:rPr>
+        <w:t>attached to a host bundle</w:t>
+      </w:r>
+      <w:r>
+        <w:t xml:space="preserve"> and shares the host’s class loader.</w:t>
+      </w:r>
+      <w:r>
+        <w:t xml:space="preserve"> </w:t>
+      </w:r>
+    </w:p>
+    <w:p>
+      <w:pPr>
+        <w:pStyle w:val="NormalWeb"/>
+        <w:spacing w:before="0" w:beforeAutospacing="0"/>
+      </w:pPr>
+      <w:r>
+        <w:t>It is d</w:t>
+      </w:r>
+      <w:r>
+        <w:t xml:space="preserve">eclared in </w:t>
+      </w:r>
+      <w:r>
+        <w:rPr>
+          <w:b/>
+          <w:bCs/>
+        </w:rPr>
+        <w:t>MANIFEST.MF</w:t>
+      </w:r>
+      <w:r>
+        <w:t xml:space="preserve"> using:</w:t>
+      </w:r>
+      <w:r>
+        <w:t xml:space="preserve"> </w:t>
+      </w:r>
+      <w:r>
+        <w:rPr>
+          <w:b/>
+          <w:bCs/>
+        </w:rPr>
+        <w:t>Fragment-Host:</w:t>
+      </w:r>
+      <w:r>
+        <w:t xml:space="preserve"> com.example.host.bundle</w:t>
+      </w:r>
+    </w:p>
+    <w:p>
+      <w:pPr>
+        <w:pStyle w:val="NormalWeb"/>
+        <w:spacing w:before="0" w:beforeAutospacing="0"/>
+        <w:rPr>
+          <w:b/>
+          <w:bCs/>
+        </w:rPr>
+      </w:pPr>
+      <w:r>
+        <w:rPr>
+          <w:b/>
+          <w:bCs/>
+        </w:rPr>
+        <w:t xml:space="preserve"> Characteristics of Fragments</w:t>
+      </w:r>
+    </w:p>
+    <w:p>
+      <w:pPr>
+        <w:pStyle w:val="NormalWeb"/>
+        <w:numPr>
+          <w:ilvl w:val="0"/>
+          <w:numId w:val="68"/>
+        </w:numPr>
+        <w:spacing w:before="0" w:beforeAutospacing="0" w:line="360" w:lineRule="auto"/>
+      </w:pPr>
+      <w:r>
+        <w:rPr>
+          <w:b/>
+          <w:bCs/>
+        </w:rPr>
+        <w:t>No lifecycle</w:t>
+      </w:r>
+      <w:r>
+        <w:t xml:space="preserve"> → cannot be started/stopped independently.</w:t>
+      </w:r>
+    </w:p>
+    <w:p>
+      <w:pPr>
+        <w:pStyle w:val="NormalWeb"/>
+        <w:numPr>
+          <w:ilvl w:val="0"/>
+          <w:numId w:val="68"/>
+        </w:numPr>
+        <w:spacing w:before="0" w:beforeAutospacing="0" w:line="360" w:lineRule="auto"/>
+      </w:pPr>
+      <w:r>
+        <w:rPr>
+          <w:b/>
+          <w:bCs/>
+        </w:rPr>
+        <w:t>Classloader extension</w:t>
+      </w:r>
+      <w:r>
+        <w:t xml:space="preserve"> → fragment classes/resources are merged into the host bundle’s classpath.</w:t>
+      </w:r>
+    </w:p>
+    <w:p>
+      <w:pPr>
+        <w:pStyle w:val="NormalWeb"/>
+        <w:numPr>
+          <w:ilvl w:val="0"/>
+          <w:numId w:val="68"/>
+        </w:numPr>
+        <w:spacing w:before="0" w:beforeAutospacing="0" w:line="360" w:lineRule="auto"/>
+      </w:pPr>
+      <w:r>
+        <w:rPr>
+          <w:b/>
+          <w:bCs/>
+        </w:rPr>
+        <w:t>Dependency on host</w:t>
+      </w:r>
+      <w:r>
+        <w:t xml:space="preserve"> → fragment is useless without its host.</w:t>
+      </w:r>
+    </w:p>
+    <w:p>
+      <w:pPr>
+        <w:pStyle w:val="NormalWeb"/>
+        <w:numPr>
+          <w:ilvl w:val="0"/>
+          <w:numId w:val="68"/>
+        </w:numPr>
+        <w:spacing w:before="0" w:beforeAutospacing="0" w:line="360" w:lineRule="auto"/>
+      </w:pPr>
+      <w:r>
+        <w:t xml:space="preserve">Typically used for </w:t>
+      </w:r>
+      <w:r>
+        <w:rPr>
+          <w:b/>
+          <w:bCs/>
+        </w:rPr>
+        <w:t>resources, localization, or patching</w:t>
+      </w:r>
+      <w:r>
+        <w:t>.</w:t>
+      </w:r>
+    </w:p>
+    <w:p>
+      <w:pPr>
+        <w:pStyle w:val="NormalWeb"/>
+        <w:spacing w:before="0" w:beforeAutospacing="0"/>
+        <w:rPr>
+          <w:b/>
+          <w:bCs/>
+        </w:rPr>
+      </w:pPr>
+      <w:r>
+        <w:rPr>
+          <w:b/>
+          <w:bCs/>
+        </w:rPr>
+        <w:t>When to Use OSGi Fragments</w:t>
+      </w:r>
+    </w:p>
+    <w:p>
+      <w:pPr>
+        <w:pStyle w:val="NormalWeb"/>
+        <w:spacing w:before="0" w:beforeAutospacing="0"/>
+        <w:rPr>
+          <w:b/>
+          <w:bCs/>
+        </w:rPr>
+      </w:pPr>
+      <w:r>
+        <w:rPr>
+          <w:rFonts w:ascii="Segoe UI Emoji" w:hAnsi="Segoe UI Emoji" w:cs="Segoe UI Emoji"/>
+          <w:b/>
+          <w:bCs/>
+        </w:rPr>
+        <w:t>✅</w:t>
+      </w:r>
+      <w:r>
+        <w:rPr>
+          <w:b/>
+          <w:bCs/>
+        </w:rPr>
+        <w:t xml:space="preserve"> a) Localization / Resource Bundles</w:t>
+      </w:r>
+      <w:r>
+        <w:rPr>
+          <w:b/>
+          <w:bCs/>
+        </w:rPr>
+        <w:t xml:space="preserve">:        </w:t>
+      </w:r>
+      <w:r>
+        <w:t>Add extra language keys or properties files.</w:t>
+      </w:r>
+    </w:p>
+    <w:p>
+      <w:pPr>
+        <w:pStyle w:val="NormalWeb"/>
+        <w:spacing w:before="0" w:beforeAutospacing="0"/>
+        <w:rPr>
+          <w:b/>
+          <w:bCs/>
+        </w:rPr>
+      </w:pPr>
+      <w:r>
+        <w:rPr>
+          <w:rFonts w:ascii="Segoe UI Emoji" w:hAnsi="Segoe UI Emoji" w:cs="Segoe UI Emoji"/>
+          <w:b/>
+          <w:bCs/>
+        </w:rPr>
+        <w:t>✅</w:t>
+      </w:r>
+      <w:r>
+        <w:rPr>
+          <w:b/>
+          <w:bCs/>
+        </w:rPr>
+        <w:t xml:space="preserve"> b) Adding Native Libraries</w:t>
+      </w:r>
+    </w:p>
+    <w:p>
+      <w:pPr>
+        <w:pStyle w:val="NormalWeb"/>
+        <w:numPr>
+          <w:ilvl w:val="0"/>
+          <w:numId w:val="70"/>
+        </w:numPr>
+        <w:spacing w:before="0" w:beforeAutospacing="0"/>
+      </w:pPr>
+      <w:r>
+        <w:t xml:space="preserve">Package native </w:t>
+      </w:r>
+      <w:r>
+        <w:rPr>
+          <w:b/>
+          <w:bCs/>
+        </w:rPr>
+        <w:t>.so</w:t>
+      </w:r>
+      <w:r>
+        <w:t xml:space="preserve">, </w:t>
+      </w:r>
+      <w:r>
+        <w:rPr>
+          <w:b/>
+          <w:bCs/>
+        </w:rPr>
+        <w:t>.dll</w:t>
+      </w:r>
+      <w:r>
+        <w:t>, or .jnilib files.</w:t>
+      </w:r>
+      <w:r>
+        <w:t xml:space="preserve"> </w:t>
+      </w:r>
+      <w:r>
+        <w:t>Host bundle loads them via JNI.</w:t>
+      </w:r>
+    </w:p>
+    <w:p>
+      <w:pPr>
+        <w:pStyle w:val="NormalWeb"/>
+        <w:spacing w:before="0" w:beforeAutospacing="0"/>
+        <w:rPr>
+          <w:b/>
+          <w:bCs/>
+        </w:rPr>
+      </w:pPr>
+      <w:r>
+        <w:rPr>
+          <w:rFonts w:ascii="Segoe UI Emoji" w:hAnsi="Segoe UI Emoji" w:cs="Segoe UI Emoji"/>
+          <w:b/>
+          <w:bCs/>
+        </w:rPr>
+        <w:t>✅</w:t>
+      </w:r>
+      <w:r>
+        <w:rPr>
+          <w:b/>
+          <w:bCs/>
+        </w:rPr>
+        <w:t xml:space="preserve"> c) Extending Functionality (without changing host bundle)</w:t>
+      </w:r>
+    </w:p>
+    <w:p>
+      <w:pPr>
+        <w:pStyle w:val="NormalWeb"/>
+        <w:numPr>
+          <w:ilvl w:val="0"/>
+          <w:numId w:val="71"/>
+        </w:numPr>
+        <w:spacing w:before="0" w:beforeAutospacing="0"/>
+      </w:pPr>
+      <w:r>
+        <w:lastRenderedPageBreak/>
+        <w:t>Add extra resources (e.g., JSPs, XML configs).</w:t>
+      </w:r>
+      <w:r>
+        <w:t xml:space="preserve">  </w:t>
+      </w:r>
+      <w:r>
+        <w:rPr>
+          <w:b/>
+          <w:bCs/>
+        </w:rPr>
+        <w:t>Ex:</w:t>
+      </w:r>
+      <w:r>
+        <w:t xml:space="preserve"> UI overrides, theming resources.</w:t>
+      </w:r>
+    </w:p>
+    <w:p>
+      <w:pPr>
+        <w:pStyle w:val="NormalWeb"/>
+        <w:spacing w:before="0" w:beforeAutospacing="0"/>
+        <w:rPr>
+          <w:b/>
+          <w:bCs/>
+        </w:rPr>
+      </w:pPr>
+      <w:r>
+        <w:rPr>
+          <w:rFonts w:ascii="Segoe UI Emoji" w:hAnsi="Segoe UI Emoji" w:cs="Segoe UI Emoji"/>
+          <w:b/>
+          <w:bCs/>
+        </w:rPr>
+        <w:t>✅</w:t>
+      </w:r>
+      <w:r>
+        <w:rPr>
+          <w:b/>
+          <w:bCs/>
+        </w:rPr>
+        <w:t xml:space="preserve"> d) Hotfixes / Patching</w:t>
+      </w:r>
+    </w:p>
+    <w:p>
+      <w:pPr>
+        <w:pStyle w:val="NormalWeb"/>
+        <w:numPr>
+          <w:ilvl w:val="0"/>
+          <w:numId w:val="72"/>
+        </w:numPr>
+        <w:spacing w:before="0" w:beforeAutospacing="0" w:after="0" w:afterAutospacing="0" w:line="360" w:lineRule="auto"/>
+      </w:pPr>
+      <w:r>
+        <w:t xml:space="preserve">Sometimes used to </w:t>
+      </w:r>
+      <w:r>
+        <w:rPr>
+          <w:b/>
+          <w:bCs/>
+        </w:rPr>
+        <w:t>override classes/resources</w:t>
+      </w:r>
+      <w:r>
+        <w:t xml:space="preserve"> in host bundles (though risky).</w:t>
+      </w:r>
+    </w:p>
+    <w:p>
+      <w:pPr>
+        <w:pStyle w:val="NormalWeb"/>
+        <w:numPr>
+          <w:ilvl w:val="0"/>
+          <w:numId w:val="72"/>
+        </w:numPr>
+        <w:spacing w:before="0" w:beforeAutospacing="0" w:after="0" w:afterAutospacing="0" w:line="360" w:lineRule="auto"/>
+      </w:pPr>
+      <w:r>
+        <w:t xml:space="preserve">Liferay has used fragments for </w:t>
+      </w:r>
+      <w:r>
+        <w:rPr>
+          <w:b/>
+          <w:bCs/>
+        </w:rPr>
+        <w:t>patching 3rd party libs</w:t>
+      </w:r>
+      <w:r>
+        <w:t xml:space="preserve"> packaged inside OSGi.</w:t>
+      </w:r>
+    </w:p>
+    <w:p>
+      <w:pPr>
+        <w:pStyle w:val="NormalWeb"/>
+        <w:spacing w:before="0" w:beforeAutospacing="0"/>
+        <w:rPr>
+          <w:b/>
+          <w:bCs/>
+        </w:rPr>
+      </w:pPr>
+      <w:r>
+        <w:rPr>
+          <w:b/>
+          <w:bCs/>
+        </w:rPr>
+        <w:t>4. Limitations</w:t>
+      </w:r>
+    </w:p>
+    <w:p>
+      <w:pPr>
+        <w:pStyle w:val="NormalWeb"/>
+        <w:numPr>
+          <w:ilvl w:val="0"/>
+          <w:numId w:val="73"/>
+        </w:numPr>
+        <w:spacing w:before="0" w:beforeAutospacing="0" w:line="360" w:lineRule="auto"/>
+      </w:pPr>
+      <w:r>
+        <w:t xml:space="preserve">Cannot declare its own </w:t>
+      </w:r>
+      <w:r>
+        <w:rPr>
+          <w:b/>
+          <w:bCs/>
+        </w:rPr>
+        <w:t>@Component</w:t>
+      </w:r>
+      <w:r>
+        <w:t xml:space="preserve"> (no independent services).</w:t>
+      </w:r>
+    </w:p>
+    <w:p>
+      <w:pPr>
+        <w:pStyle w:val="NormalWeb"/>
+        <w:numPr>
+          <w:ilvl w:val="0"/>
+          <w:numId w:val="73"/>
+        </w:numPr>
+        <w:spacing w:before="0" w:beforeAutospacing="0" w:line="360" w:lineRule="auto"/>
+      </w:pPr>
+      <w:r>
+        <w:t>No own lifecycle → tied to host bundle lifecycle.</w:t>
+      </w:r>
+    </w:p>
+    <w:p>
+      <w:pPr>
+        <w:pStyle w:val="NormalWeb"/>
+        <w:numPr>
+          <w:ilvl w:val="0"/>
+          <w:numId w:val="73"/>
+        </w:numPr>
+        <w:spacing w:before="0" w:beforeAutospacing="0" w:line="360" w:lineRule="auto"/>
+      </w:pPr>
+      <w:r>
+        <w:t xml:space="preserve">Tight coupling → if host </w:t>
+      </w:r>
+      <w:r>
+        <w:rPr>
+          <w:b/>
+          <w:bCs/>
+        </w:rPr>
+        <w:t>bundle</w:t>
+      </w:r>
+      <w:r>
+        <w:rPr>
+          <w:b/>
+          <w:bCs/>
+        </w:rPr>
+        <w:t>@</w:t>
+      </w:r>
+      <w:r>
+        <w:t xml:space="preserve"> changes, fragment may break.</w:t>
+      </w:r>
+    </w:p>
+    <w:p>
+      <w:pPr>
+        <w:pStyle w:val="NormalWeb"/>
+        <w:numPr>
+          <w:ilvl w:val="0"/>
+          <w:numId w:val="73"/>
+        </w:numPr>
+        <w:spacing w:before="0" w:beforeAutospacing="0" w:after="0" w:afterAutospacing="0" w:line="360" w:lineRule="auto"/>
+      </w:pPr>
+      <w:r>
+        <w:t xml:space="preserve">Overuse leads to </w:t>
+      </w:r>
+      <w:r>
+        <w:rPr>
+          <w:b/>
+          <w:bCs/>
+        </w:rPr>
+        <w:t>fragile architectures</w:t>
+      </w:r>
+      <w:r>
+        <w:t xml:space="preserve"> (not recommended for normal development).</w:t>
+      </w:r>
+    </w:p>
+    <w:p>
+      <w:pPr>
+        <w:pStyle w:val="NormalWeb"/>
+        <w:spacing w:before="0" w:beforeAutospacing="0"/>
+      </w:pPr>
+    </w:p>
+    <w:p>
+      <w:pPr>
+        <w:pStyle w:val="NormalWeb"/>
+        <w:spacing w:before="0" w:beforeAutospacing="0" w:after="0" w:afterAutospacing="0" w:line="360" w:lineRule="auto"/>
+      </w:pPr>
+      <w:r>
+        <w:t>“</w:t>
+      </w:r>
+      <w:r>
+        <w:t xml:space="preserve">An </w:t>
+      </w:r>
+      <w:r>
+        <w:rPr>
+          <w:b/>
+          <w:bCs/>
+        </w:rPr>
+        <w:t>OSGi fragment</w:t>
+      </w:r>
+      <w:r>
+        <w:t xml:space="preserve"> is a bundle that attaches to a </w:t>
+      </w:r>
+      <w:r>
+        <w:rPr>
+          <w:b/>
+          <w:bCs/>
+        </w:rPr>
+        <w:t>host bundle</w:t>
+      </w:r>
+      <w:r>
+        <w:t xml:space="preserve"> and shares its classloader. It cannot run on its own and has no lifecycle. You typically use fragments for </w:t>
+      </w:r>
+      <w:r>
+        <w:rPr>
+          <w:b/>
+          <w:bCs/>
+        </w:rPr>
+        <w:t>localization, adding resources, packaging native libraries, or patching/extending a host bundle</w:t>
+      </w:r>
+      <w:r>
+        <w:t xml:space="preserve">. In Liferay, fragments are often used for </w:t>
+      </w:r>
+      <w:r>
+        <w:rPr>
+          <w:b/>
+          <w:bCs/>
+        </w:rPr>
+        <w:t>adding language translations or UI overrides</w:t>
+      </w:r>
+      <w:r>
+        <w:t>.</w:t>
+      </w:r>
+      <w:r>
+        <w:t>”</w:t>
+      </w:r>
+    </w:p>
+    <w:p>
+      <w:pPr>
+        <w:pStyle w:val="NormalWeb"/>
+        <w:spacing w:before="0" w:beforeAutospacing="0" w:after="0" w:afterAutospacing="0" w:line="360" w:lineRule="auto"/>
+      </w:pPr>
+    </w:p>
+    <w:p>
+      <w:pPr>
+        <w:pStyle w:val="NormalWeb"/>
+        <w:numPr>
+          <w:ilvl w:val="0"/>
+          <w:numId w:val="1"/>
+        </w:numPr>
+        <w:rPr>
+          <w:b/>
+          <w:bCs/>
+          <w:color w:val="EE0000"/>
+        </w:rPr>
+      </w:pPr>
+      <w:r>
+        <w:rPr>
+          <w:b/>
+          <w:bCs/>
+          <w:color w:val="EE0000"/>
+        </w:rPr>
+        <w:t xml:space="preserve">  How do you override permissions logic in Liferay?</w:t>
+      </w:r>
+    </w:p>
+    <w:p>
+      <w:pPr>
+        <w:pStyle w:val="NormalWeb"/>
+        <w:numPr>
+          <w:ilvl w:val="0"/>
+          <w:numId w:val="74"/>
+        </w:numPr>
+        <w:spacing w:line="360" w:lineRule="auto"/>
+      </w:pPr>
+      <w:r>
+        <w:t xml:space="preserve">Liferay enforces permissions using the </w:t>
+      </w:r>
+      <w:r>
+        <w:rPr>
+          <w:b/>
+          <w:bCs/>
+        </w:rPr>
+        <w:t>PermissionChecker</w:t>
+      </w:r>
+      <w:r>
+        <w:t xml:space="preserve"> API and registered </w:t>
+      </w:r>
+      <w:r>
+        <w:rPr>
+          <w:b/>
+          <w:bCs/>
+        </w:rPr>
+        <w:t>PermissionCheckers / PermissionLogics</w:t>
+      </w:r>
+      <w:r>
+        <w:t>.</w:t>
+      </w:r>
+    </w:p>
+    <w:p>
+      <w:pPr>
+        <w:pStyle w:val="NormalWeb"/>
+        <w:numPr>
+          <w:ilvl w:val="0"/>
+          <w:numId w:val="74"/>
+        </w:numPr>
+        <w:spacing w:line="360" w:lineRule="auto"/>
+      </w:pPr>
+      <w:r>
+        <w:t>By default, checks roles, groups, resource actions defined in resource-actions/default.x</w:t>
+      </w:r>
+      <w:r>
+        <w:t>ml</w:t>
+      </w:r>
+    </w:p>
+    <w:p>
+      <w:pPr>
+        <w:pStyle w:val="NormalWeb"/>
+        <w:numPr>
+          <w:ilvl w:val="0"/>
+          <w:numId w:val="74"/>
+        </w:numPr>
+        <w:spacing w:line="360" w:lineRule="auto"/>
+      </w:pPr>
+      <w:r>
+        <w:t xml:space="preserve">Sometimes you need to </w:t>
+      </w:r>
+      <w:r>
+        <w:rPr>
+          <w:b/>
+          <w:bCs/>
+        </w:rPr>
+        <w:t>extend or override</w:t>
+      </w:r>
+      <w:r>
+        <w:t xml:space="preserve"> this logic — e.g., allow certain domains, bypass checks for specific users, or add custom rules.</w:t>
+      </w:r>
+    </w:p>
+    <w:p>
+      <w:pPr>
+        <w:pStyle w:val="NormalWeb"/>
+      </w:pPr>
+      <w:r>
+        <w:t xml:space="preserve">In Liferay, you override permissions logic by plugging into the </w:t>
+      </w:r>
+      <w:r>
+        <w:rPr>
+          <w:b/>
+          <w:bCs/>
+        </w:rPr>
+        <w:t>OSGi permission framework</w:t>
+      </w:r>
+      <w:r>
+        <w:t>:</w:t>
+      </w:r>
+    </w:p>
+    <w:p>
+      <w:pPr>
+        <w:pStyle w:val="NormalWeb"/>
+        <w:numPr>
+          <w:ilvl w:val="0"/>
+          <w:numId w:val="75"/>
+        </w:numPr>
+      </w:pPr>
+      <w:r>
+        <w:t xml:space="preserve">Use </w:t>
+      </w:r>
+      <w:r>
+        <w:rPr>
+          <w:b/>
+          <w:bCs/>
+        </w:rPr>
+        <w:t>ModelResourcePermissionLogic</w:t>
+      </w:r>
+      <w:r>
+        <w:t xml:space="preserve"> to add custom rules for a specific model (preferred).</w:t>
+      </w:r>
+    </w:p>
+    <w:p>
+      <w:pPr>
+        <w:pStyle w:val="NormalWeb"/>
+        <w:numPr>
+          <w:ilvl w:val="0"/>
+          <w:numId w:val="75"/>
+        </w:numPr>
+      </w:pPr>
+      <w:r>
+        <w:t xml:space="preserve">Or register a custom </w:t>
+      </w:r>
+      <w:r>
+        <w:rPr>
+          <w:b/>
+          <w:bCs/>
+        </w:rPr>
+        <w:t>PermissionChecker</w:t>
+      </w:r>
+      <w:r>
+        <w:t xml:space="preserve"> with higher service ranking to override global permission logic.</w:t>
+      </w:r>
+    </w:p>
+    <w:p>
+      <w:pPr>
+        <w:pStyle w:val="NormalWeb"/>
+        <w:numPr>
+          <w:ilvl w:val="0"/>
+          <w:numId w:val="75"/>
+        </w:numPr>
+      </w:pPr>
+      <w:r>
+        <w:t xml:space="preserve">For legacy services, you can use </w:t>
+      </w:r>
+      <w:r>
+        <w:rPr>
+          <w:b/>
+          <w:bCs/>
+        </w:rPr>
+        <w:t>ServiceWrapper</w:t>
+      </w:r>
+      <w:r>
+        <w:t xml:space="preserve"> to intercept permission checks.</w:t>
+      </w:r>
+    </w:p>
+    <w:p>
+      <w:pPr>
+        <w:pStyle w:val="NormalWeb"/>
+      </w:pPr>
+      <w:r>
+        <w:t>This way, you can extend or bypass Liferay’s default permissions in an upgrade-safe way.</w:t>
+      </w:r>
+    </w:p>
+    <w:p>
+      <w:pPr>
+        <w:pStyle w:val="NormalWeb"/>
+        <w:numPr>
+          <w:ilvl w:val="0"/>
+          <w:numId w:val="1"/>
+        </w:numPr>
+        <w:rPr>
+          <w:b/>
+          <w:bCs/>
+          <w:color w:val="EE0000"/>
+        </w:rPr>
+      </w:pPr>
+      <w:r>
+        <w:rPr>
+          <w:b/>
+          <w:bCs/>
+          <w:color w:val="EE0000"/>
+        </w:rPr>
+        <w:lastRenderedPageBreak/>
+        <w:t xml:space="preserve">  How do you override a default REST endpoint in Liferay?</w:t>
+      </w:r>
+    </w:p>
+    <w:p>
+      <w:pPr>
+        <w:pStyle w:val="NormalWeb"/>
+      </w:pPr>
+      <w:r>
+        <w:t>You override a default REST endpoint in Liferay by:</w:t>
+      </w:r>
+    </w:p>
+    <w:p>
+      <w:pPr>
+        <w:pStyle w:val="NormalWeb"/>
+        <w:numPr>
+          <w:ilvl w:val="0"/>
+          <w:numId w:val="76"/>
+        </w:numPr>
+        <w:spacing w:line="360" w:lineRule="auto"/>
+      </w:pPr>
+      <w:r>
+        <w:t>Identifying the existing REST module (usually in headless API modules).</w:t>
+      </w:r>
+    </w:p>
+    <w:p>
+      <w:pPr>
+        <w:pStyle w:val="NormalWeb"/>
+        <w:numPr>
+          <w:ilvl w:val="0"/>
+          <w:numId w:val="76"/>
+        </w:numPr>
+        <w:spacing w:line="360" w:lineRule="auto"/>
+      </w:pPr>
+      <w:r>
+        <w:t xml:space="preserve">Creating your own JAX-RS resource component </w:t>
+      </w:r>
+      <w:r>
+        <w:rPr>
+          <w:b/>
+          <w:bCs/>
+        </w:rPr>
+        <w:t>(@Component + @Path</w:t>
+      </w:r>
+      <w:r>
+        <w:t>) in an OSGi module.</w:t>
+      </w:r>
+    </w:p>
+    <w:p>
+      <w:pPr>
+        <w:pStyle w:val="NormalWeb"/>
+        <w:numPr>
+          <w:ilvl w:val="0"/>
+          <w:numId w:val="76"/>
+        </w:numPr>
+        <w:spacing w:line="360" w:lineRule="auto"/>
+      </w:pPr>
+      <w:r>
+        <w:t xml:space="preserve">Using </w:t>
+      </w:r>
+      <w:r>
+        <w:rPr>
+          <w:b/>
+          <w:bCs/>
+        </w:rPr>
+        <w:t>service.ranking property</w:t>
+      </w:r>
+      <w:r>
+        <w:t xml:space="preserve"> or </w:t>
+      </w:r>
+      <w:r>
+        <w:rPr>
+          <w:b/>
+          <w:bCs/>
+        </w:rPr>
+        <w:t>OSGi whiteboard pattern</w:t>
+      </w:r>
+      <w:r>
+        <w:t xml:space="preserve"> to ensure your endpoint takes precedence over the default one.</w:t>
+      </w:r>
+    </w:p>
+    <w:p>
+      <w:pPr>
+        <w:pStyle w:val="NormalWeb"/>
+        <w:numPr>
+          <w:ilvl w:val="0"/>
+          <w:numId w:val="76"/>
+        </w:numPr>
+        <w:spacing w:line="360" w:lineRule="auto"/>
+      </w:pPr>
+      <w:r>
+        <w:t xml:space="preserve">Optionally extending the existing implementation instead of replacing </w:t>
+      </w:r>
+      <w:r>
+        <w:t xml:space="preserve">it </w:t>
+      </w:r>
+      <w:r>
+        <w:t>completely.</w:t>
+      </w:r>
+    </w:p>
+    <w:p>
+      <w:pPr>
+        <w:pStyle w:val="NormalWeb"/>
+      </w:pPr>
+    </w:p>
+    <w:p>
+      <w:pPr>
+        <w:pStyle w:val="NormalWeb"/>
+        <w:numPr>
+          <w:ilvl w:val="0"/>
+          <w:numId w:val="1"/>
+        </w:numPr>
+        <w:rPr>
+          <w:b/>
+          <w:bCs/>
+          <w:color w:val="EE0000"/>
+        </w:rPr>
+      </w:pPr>
+      <w:r>
+        <w:rPr>
+          <w:b/>
+          <w:bCs/>
+          <w:color w:val="EE0000"/>
+        </w:rPr>
+        <w:t xml:space="preserve">  How do you customize Asset Publisher query results?</w:t>
+      </w:r>
+    </w:p>
+    <w:p>
+      <w:pPr>
+        <w:pStyle w:val="NormalWeb"/>
         <w:rPr>
           <w:b/>
           <w:bCs/>
           <w:sz w:val="28"/>
           <w:szCs w:val="28"/>
         </w:rPr>
-        <w:t>. Scheduler Jobs</w:t>
-      </w:r>
-    </w:p>
-    <w:p>
-      <w:pPr>
-        <w:pStyle w:val="NormalWeb"/>
-      </w:pPr>
-      <w:r>
-        <w:t>If the async job is a scheduled task (Quartz job):</w:t>
-      </w:r>
-    </w:p>
-    <w:p>
-      <w:pPr>
-        <w:pStyle w:val="NormalWeb"/>
-        <w:numPr>
-          <w:ilvl w:val="0"/>
-          <w:numId w:val="57"/>
-        </w:numPr>
-        <w:spacing w:line="360" w:lineRule="auto"/>
-      </w:pPr>
-      <w:r>
-        <w:t xml:space="preserve">Go to </w:t>
-      </w:r>
-      <w:r>
-        <w:rPr>
-          <w:b/>
-          <w:bCs/>
-        </w:rPr>
-        <w:t>Control Panel → Configuration → Server Administration → Scheduler</w:t>
-      </w:r>
-      <w:r>
-        <w:t>.</w:t>
-      </w:r>
-    </w:p>
-    <w:p>
-      <w:pPr>
-        <w:pStyle w:val="NormalWeb"/>
-        <w:numPr>
-          <w:ilvl w:val="0"/>
-          <w:numId w:val="57"/>
-        </w:numPr>
-        <w:spacing w:after="0" w:afterAutospacing="0" w:line="360" w:lineRule="auto"/>
-      </w:pPr>
-      <w:r>
-        <w:t>Pause or delete the scheduled job.</w:t>
-      </w:r>
-    </w:p>
-    <w:p>
-      <w:pPr>
-        <w:pStyle w:val="NormalWeb"/>
-        <w:rPr>
-          <w:b/>
-          <w:bCs/>
-        </w:rPr>
-      </w:pPr>
-      <w:r>
-        <w:rPr>
-          <w:rFonts w:ascii="Segoe UI Emoji" w:hAnsi="Segoe UI Emoji" w:cs="Segoe UI Emoji"/>
-          <w:b/>
-          <w:bCs/>
-        </w:rPr>
-        <w:t>🔹</w:t>
-      </w:r>
-      <w:r>
-        <w:rPr>
-          <w:b/>
-          <w:bCs/>
-        </w:rPr>
-        <w:t xml:space="preserve"> Interview Follow-ups</w:t>
-      </w:r>
-    </w:p>
-    <w:p>
-      <w:pPr>
-        <w:pStyle w:val="NormalWeb"/>
-        <w:numPr>
-          <w:ilvl w:val="0"/>
-          <w:numId w:val="58"/>
-        </w:numPr>
-        <w:spacing w:line="360" w:lineRule="auto"/>
-      </w:pPr>
-      <w:r>
-        <w:rPr>
-          <w:b/>
-          <w:bCs/>
-        </w:rPr>
-        <w:t>What happens if you cancel a running job?</w:t>
-      </w:r>
-      <w:r>
-        <w:br/>
-        <w:t>→ It tries to interrupt the thread. Some jobs may stop immediately, while others may need to check for interruptions.</w:t>
-      </w:r>
-    </w:p>
-    <w:p>
-      <w:pPr>
-        <w:pStyle w:val="NormalWeb"/>
-        <w:numPr>
-          <w:ilvl w:val="0"/>
-          <w:numId w:val="58"/>
-        </w:numPr>
-        <w:spacing w:line="360" w:lineRule="auto"/>
-      </w:pPr>
-      <w:r>
-        <w:rPr>
-          <w:b/>
-          <w:bCs/>
-        </w:rPr>
-        <w:t>Difference between Cancel and Delete in Background Tasks?</w:t>
-      </w:r>
-    </w:p>
-    <w:p>
-      <w:pPr>
-        <w:pStyle w:val="NormalWeb"/>
-        <w:numPr>
-          <w:ilvl w:val="1"/>
-          <w:numId w:val="58"/>
-        </w:numPr>
-        <w:spacing w:line="360" w:lineRule="auto"/>
-      </w:pPr>
-      <w:r>
-        <w:rPr>
-          <w:b/>
-          <w:bCs/>
-        </w:rPr>
-        <w:t>Cancel</w:t>
-      </w:r>
-      <w:r>
-        <w:t xml:space="preserve"> → Stops execution.</w:t>
-      </w:r>
-    </w:p>
-    <w:p>
-      <w:pPr>
-        <w:pStyle w:val="NormalWeb"/>
-        <w:numPr>
-          <w:ilvl w:val="1"/>
-          <w:numId w:val="58"/>
-        </w:numPr>
-        <w:spacing w:line="360" w:lineRule="auto"/>
-      </w:pPr>
-      <w:r>
-        <w:rPr>
-          <w:b/>
-          <w:bCs/>
-        </w:rPr>
-        <w:t>Delete</w:t>
-      </w:r>
-      <w:r>
-        <w:t xml:space="preserve"> → Removes the record from database/history.</w:t>
-      </w:r>
-    </w:p>
-    <w:p>
-      <w:pPr>
-        <w:pStyle w:val="NormalWeb"/>
-        <w:numPr>
-          <w:ilvl w:val="0"/>
-          <w:numId w:val="58"/>
-        </w:numPr>
-        <w:spacing w:line="360" w:lineRule="auto"/>
-      </w:pPr>
-      <w:r>
-        <w:rPr>
-          <w:b/>
-          <w:bCs/>
-        </w:rPr>
-        <w:t>How do you prevent long-running jobs from impacting performance?</w:t>
-      </w:r>
-      <w:r>
-        <w:br/>
-        <w:t xml:space="preserve">→ Use </w:t>
-      </w:r>
-      <w:r>
-        <w:rPr>
-          <w:b/>
-          <w:bCs/>
-        </w:rPr>
-        <w:t>timeouts</w:t>
-      </w:r>
-      <w:r>
-        <w:t>, split into smaller tasks, and tune async thread pools.</w:t>
-      </w:r>
-    </w:p>
-    <w:p>
-      <w:pPr>
-        <w:pStyle w:val="NormalWeb"/>
-        <w:numPr>
-          <w:ilvl w:val="0"/>
-          <w:numId w:val="1"/>
-        </w:numPr>
-        <w:rPr>
-          <w:b/>
-          <w:bCs/>
-          <w:color w:val="EE0000"/>
-        </w:rPr>
-      </w:pPr>
-      <w:r>
-        <w:rPr>
-          <w:b/>
-          <w:bCs/>
-          <w:color w:val="EE0000"/>
-        </w:rPr>
-        <w:t xml:space="preserve">  </w:t>
-      </w:r>
-      <w:r>
-        <w:rPr>
-          <w:b/>
-          <w:bCs/>
-          <w:color w:val="EE0000"/>
-        </w:rPr>
-        <w:t>In Liferay DXP, how do you allow your services (custom APIs, REST, JSONWS, etc.) to be accessed only from a specific domain?</w:t>
-      </w:r>
-    </w:p>
-    <w:p>
-      <w:pPr>
-        <w:pStyle w:val="NormalWeb"/>
-        <w:spacing w:after="0" w:afterAutospacing="0" w:line="360" w:lineRule="auto"/>
-      </w:pPr>
-      <w:r>
-        <w:lastRenderedPageBreak/>
-        <w:t xml:space="preserve">In Liferay, restricting service/API access to specific domains is mainly handled using </w:t>
-      </w:r>
-      <w:r>
-        <w:rPr>
-          <w:b/>
-          <w:bCs/>
-        </w:rPr>
-        <w:t>CORS (Cross-Origin Resource Sharing)</w:t>
-      </w:r>
-      <w:r>
-        <w:t xml:space="preserve"> or </w:t>
-      </w:r>
-      <w:r>
-        <w:rPr>
-          <w:b/>
-          <w:bCs/>
-        </w:rPr>
-        <w:t>Servlet Filters / Security checks</w:t>
-      </w:r>
-      <w:r>
-        <w:t>.</w:t>
-      </w:r>
-    </w:p>
-    <w:p>
-      <w:pPr>
-        <w:pStyle w:val="NormalWeb"/>
-        <w:spacing w:line="360" w:lineRule="auto"/>
-        <w:rPr>
-          <w:b/>
-          <w:bCs/>
-        </w:rPr>
-      </w:pPr>
-      <w:r>
-        <w:rPr>
-          <w:b/>
-          <w:bCs/>
-        </w:rPr>
-        <w:t>1. Using CORS Configuration (Recommended for REST / Headless APIs)</w:t>
-      </w:r>
-    </w:p>
-    <w:p>
-      <w:pPr>
-        <w:pStyle w:val="NormalWeb"/>
-        <w:numPr>
-          <w:ilvl w:val="0"/>
-          <w:numId w:val="59"/>
-        </w:numPr>
-        <w:spacing w:line="360" w:lineRule="auto"/>
-      </w:pPr>
-      <w:r>
-        <w:t xml:space="preserve">Liferay DXP supports </w:t>
-      </w:r>
-      <w:r>
-        <w:rPr>
-          <w:b/>
-          <w:bCs/>
-        </w:rPr>
-        <w:t>CORS</w:t>
-      </w:r>
-      <w:r>
-        <w:t xml:space="preserve"> out-of-the-box via </w:t>
-      </w:r>
-      <w:r>
-        <w:rPr>
-          <w:b/>
-          <w:bCs/>
-        </w:rPr>
-        <w:t>System Settings</w:t>
-      </w:r>
-      <w:r>
-        <w:t>.</w:t>
-      </w:r>
-    </w:p>
-    <w:p>
-      <w:pPr>
-        <w:pStyle w:val="NormalWeb"/>
-        <w:numPr>
-          <w:ilvl w:val="0"/>
-          <w:numId w:val="59"/>
-        </w:numPr>
-        <w:spacing w:line="360" w:lineRule="auto"/>
-      </w:pPr>
-      <w:r>
-        <w:t>Steps:</w:t>
-      </w:r>
-      <w:r>
-        <w:t xml:space="preserve"> </w:t>
-      </w:r>
-      <w:r>
-        <w:t xml:space="preserve">Go to </w:t>
-      </w:r>
-      <w:r>
-        <w:rPr>
-          <w:b/>
-          <w:bCs/>
-        </w:rPr>
-        <w:t>Control Panel → System Settings → Security → CORS</w:t>
-      </w:r>
-      <w:r>
-        <w:t>.</w:t>
-      </w:r>
-    </w:p>
-    <w:p>
-      <w:pPr>
-        <w:pStyle w:val="NormalWeb"/>
-        <w:numPr>
-          <w:ilvl w:val="1"/>
-          <w:numId w:val="59"/>
-        </w:numPr>
-        <w:spacing w:line="360" w:lineRule="auto"/>
-      </w:pPr>
-      <w:r>
-        <w:t>Add a new CORS configuration:</w:t>
-      </w:r>
-    </w:p>
-    <w:p>
-      <w:pPr>
-        <w:pStyle w:val="NormalWeb"/>
-        <w:numPr>
-          <w:ilvl w:val="2"/>
-          <w:numId w:val="59"/>
-        </w:numPr>
-        <w:spacing w:line="360" w:lineRule="auto"/>
-      </w:pPr>
-      <w:r>
-        <w:rPr>
-          <w:b/>
-          <w:bCs/>
-        </w:rPr>
-        <w:t>Filter Mapping</w:t>
-      </w:r>
-      <w:r>
-        <w:t xml:space="preserve"> → Select JAX-RS Application or specific API.</w:t>
-      </w:r>
-    </w:p>
-    <w:p>
-      <w:pPr>
-        <w:pStyle w:val="NormalWeb"/>
-        <w:numPr>
-          <w:ilvl w:val="2"/>
-          <w:numId w:val="59"/>
-        </w:numPr>
-        <w:spacing w:line="360" w:lineRule="auto"/>
-      </w:pPr>
-      <w:r>
-        <w:rPr>
-          <w:b/>
-          <w:bCs/>
-        </w:rPr>
-        <w:t>Allowed Origins</w:t>
-      </w:r>
-      <w:r>
-        <w:t xml:space="preserve"> → Enter your trusted domain, e.g. https://</w:t>
-      </w:r>
-      <w:r>
-        <w:rPr>
-          <w:b/>
-          <w:bCs/>
-        </w:rPr>
-        <w:t>domain.com.</w:t>
-      </w:r>
-    </w:p>
-    <w:p>
-      <w:pPr>
-        <w:pStyle w:val="NormalWeb"/>
-        <w:numPr>
-          <w:ilvl w:val="2"/>
-          <w:numId w:val="59"/>
-        </w:numPr>
-        <w:spacing w:line="360" w:lineRule="auto"/>
-      </w:pPr>
-      <w:r>
-        <w:rPr>
-          <w:b/>
-          <w:bCs/>
-        </w:rPr>
-        <w:t>Allowed Methods</w:t>
-      </w:r>
-      <w:r>
-        <w:t xml:space="preserve"> → GET, POST, PUT, DELETE (as needed).</w:t>
-      </w:r>
-    </w:p>
-    <w:p>
-      <w:pPr>
-        <w:pStyle w:val="NormalWeb"/>
-        <w:numPr>
-          <w:ilvl w:val="2"/>
-          <w:numId w:val="59"/>
-        </w:numPr>
-        <w:spacing w:after="0" w:afterAutospacing="0" w:line="360" w:lineRule="auto"/>
-      </w:pPr>
-      <w:r>
-        <w:rPr>
-          <w:b/>
-          <w:bCs/>
-        </w:rPr>
-        <w:t>Allow Credentials</w:t>
-      </w:r>
-      <w:r>
-        <w:t xml:space="preserve"> → true/false depending on use.</w:t>
-      </w:r>
-    </w:p>
-    <w:p>
-      <w:pPr>
-        <w:pStyle w:val="NormalWeb"/>
-        <w:spacing w:before="0" w:beforeAutospacing="0" w:after="0" w:afterAutospacing="0" w:line="360" w:lineRule="auto"/>
-      </w:pPr>
-      <w:r>
-        <w:rPr>
-          <w:rFonts w:ascii="Segoe UI Emoji" w:hAnsi="Segoe UI Emoji" w:cs="Segoe UI Emoji"/>
-        </w:rPr>
-        <w:t>👉</w:t>
-      </w:r>
-      <w:r>
-        <w:t xml:space="preserve"> This ensures only requests from </w:t>
-      </w:r>
-      <w:r>
-        <w:rPr>
-          <w:b/>
-          <w:bCs/>
-        </w:rPr>
-        <w:t>https://domain.com</w:t>
-      </w:r>
-      <w:r>
-        <w:t xml:space="preserve"> are served.</w:t>
-      </w:r>
-    </w:p>
-    <w:p>
-      <w:pPr>
-        <w:pStyle w:val="NormalWeb"/>
-        <w:spacing w:after="0" w:afterAutospacing="0" w:line="360" w:lineRule="auto"/>
-        <w:rPr>
-          <w:b/>
-          <w:bCs/>
-        </w:rPr>
-      </w:pPr>
-      <w:r>
-        <w:t xml:space="preserve">2. </w:t>
-      </w:r>
-      <w:r>
-        <w:rPr>
-          <w:b/>
-          <w:bCs/>
-        </w:rPr>
-        <w:t>Custom Servlet Filter (For JSONWS or Custom Endpoints)</w:t>
-      </w:r>
-    </w:p>
-    <w:p>
-      <w:pPr>
-        <w:pStyle w:val="NormalWeb"/>
-        <w:spacing w:before="0" w:beforeAutospacing="0" w:after="0" w:afterAutospacing="0" w:line="360" w:lineRule="auto"/>
-      </w:pPr>
-      <w:r>
-        <w:t xml:space="preserve">For JSONWS/custom services, use a </w:t>
-      </w:r>
-      <w:r>
-        <w:rPr>
-          <w:b/>
-          <w:bCs/>
-        </w:rPr>
-        <w:t>Servlet Filter</w:t>
-      </w:r>
-      <w:r>
-        <w:t xml:space="preserve"> to validate the Origin header.</w:t>
-      </w:r>
-    </w:p>
-    <w:p>
-      <w:pPr>
-        <w:pStyle w:val="NormalWeb"/>
-        <w:rPr>
-          <w:b/>
-          <w:bCs/>
-        </w:rPr>
-      </w:pPr>
-      <w:r>
-        <w:rPr>
-          <w:b/>
-          <w:bCs/>
-        </w:rPr>
-        <w:t>3. Service Layer Checks (Extra Security)</w:t>
-      </w:r>
-    </w:p>
-    <w:p>
-      <w:pPr>
-        <w:pStyle w:val="NormalWeb"/>
-        <w:ind w:left="720"/>
-      </w:pPr>
-      <w:r>
-        <w:t xml:space="preserve">Even if CORS/Filter is set, you may also enforce restrictions at the </w:t>
-      </w:r>
-      <w:r>
-        <w:rPr>
-          <w:b/>
-          <w:bCs/>
-        </w:rPr>
-        <w:t>service layer</w:t>
-      </w:r>
-      <w:r>
-        <w:t>:</w:t>
-      </w:r>
-    </w:p>
-    <w:p>
-      <w:pPr>
-        <w:pStyle w:val="NormalWeb"/>
-        <w:ind w:left="720"/>
-      </w:pPr>
-      <w:r>
-        <w:t>if (!"mydomain.com".equals(request.getServerName())) {</w:t>
-      </w:r>
-      <w:r>
-        <w:t>}</w:t>
-      </w:r>
-    </w:p>
-    <w:p>
-      <w:pPr>
-        <w:pStyle w:val="NormalWeb"/>
-      </w:pPr>
-      <w:r>
-        <w:t xml:space="preserve">4. </w:t>
-      </w:r>
-      <w:r>
-        <w:rPr>
-          <w:b/>
-          <w:bCs/>
-        </w:rPr>
-        <w:t>Firewall / Reverse Proxy Restrictions (Infra Level)</w:t>
-      </w:r>
-    </w:p>
-    <w:p>
-      <w:pPr>
-        <w:pStyle w:val="NormalWeb"/>
-        <w:spacing w:line="360" w:lineRule="auto"/>
-      </w:pPr>
-      <w:r>
-        <w:t xml:space="preserve">In Liferay DXP, you restrict services to specific domains mainly via </w:t>
-      </w:r>
-      <w:r>
-        <w:rPr>
-          <w:b/>
-          <w:bCs/>
-        </w:rPr>
-        <w:t>CORS configuration</w:t>
-      </w:r>
-      <w:r>
-        <w:t xml:space="preserve"> (Control Panel → System Settings → Security → CORS). For JSONWS/custom services, use a </w:t>
-      </w:r>
-      <w:r>
-        <w:rPr>
-          <w:b/>
-          <w:bCs/>
-        </w:rPr>
-        <w:t>Servlet Filter</w:t>
-      </w:r>
-      <w:r>
-        <w:t xml:space="preserve"> to validate the Origin header. In production, add restrictions at the </w:t>
-      </w:r>
-      <w:r>
-        <w:rPr>
-          <w:b/>
-          <w:bCs/>
-        </w:rPr>
-        <w:t>reverse proxy/firewall</w:t>
-      </w:r>
-      <w:r>
-        <w:t xml:space="preserve"> level for extra security.</w:t>
-      </w:r>
-    </w:p>
-    <w:p>
-      <w:pPr>
-        <w:pStyle w:val="NormalWeb"/>
-        <w:numPr>
-          <w:ilvl w:val="0"/>
-          <w:numId w:val="53"/>
-        </w:numPr>
-        <w:spacing w:line="360" w:lineRule="auto"/>
-      </w:pPr>
-      <w:r>
-        <w:rPr>
-          <w:b/>
-          <w:bCs/>
-        </w:rPr>
-        <w:t>Portal CORS</w:t>
-      </w:r>
-      <w:r>
-        <w:t xml:space="preserve"> → When all your APIs should follow the same CORS rule.</w:t>
-      </w:r>
-    </w:p>
-    <w:p>
-      <w:pPr>
-        <w:pStyle w:val="NormalWeb"/>
-        <w:numPr>
-          <w:ilvl w:val="0"/>
-          <w:numId w:val="53"/>
-        </w:numPr>
-        <w:spacing w:line="360" w:lineRule="auto"/>
-      </w:pPr>
-      <w:r>
-        <w:rPr>
-          <w:b/>
-          <w:bCs/>
-        </w:rPr>
-        <w:t>Web Context CORS</w:t>
-      </w:r>
-      <w:r>
-        <w:t xml:space="preserve"> → When you need </w:t>
-      </w:r>
-      <w:r>
-        <w:rPr>
-          <w:b/>
-          <w:bCs/>
-        </w:rPr>
-        <w:t>different policies per service</w:t>
-      </w:r>
-      <w:r>
-        <w:t xml:space="preserve"> (e.g., partner vs customer apps).</w:t>
-      </w:r>
-    </w:p>
-    <w:p>
-      <w:pPr>
-        <w:pStyle w:val="NormalWeb"/>
-        <w:numPr>
-          <w:ilvl w:val="0"/>
-          <w:numId w:val="53"/>
-        </w:numPr>
-        <w:spacing w:line="360" w:lineRule="auto"/>
-      </w:pPr>
-      <w:r>
-        <w:t xml:space="preserve">Set </w:t>
-      </w:r>
-      <w:r>
-        <w:t xml:space="preserve">domain in </w:t>
-      </w:r>
-      <w:r>
-        <w:rPr>
-          <w:b/>
-          <w:bCs/>
-        </w:rPr>
-        <w:t>Access-Control-Allow-Origin</w:t>
-      </w:r>
-      <w:r>
-        <w:t>: https://mydomain.com</w:t>
-      </w:r>
-    </w:p>
-    <w:p>
-      <w:pPr>
-        <w:pStyle w:val="NormalWeb"/>
-        <w:numPr>
-          <w:ilvl w:val="0"/>
-          <w:numId w:val="1"/>
-        </w:numPr>
-        <w:rPr>
-          <w:b/>
-          <w:bCs/>
-          <w:color w:val="EE0000"/>
-        </w:rPr>
-      </w:pPr>
-      <w:r>
-        <w:rPr>
-          <w:b/>
-          <w:bCs/>
-          <w:color w:val="EE0000"/>
-        </w:rPr>
-        <w:lastRenderedPageBreak/>
-        <w:t xml:space="preserve">  What is the difference between Declarative Services (DS) and Blueprint in OSGi?</w:t>
-      </w:r>
-    </w:p>
-    <w:p>
-      <w:pPr>
-        <w:pStyle w:val="NormalWeb"/>
-        <w:rPr>
-          <w:b/>
-          <w:bCs/>
-        </w:rPr>
-      </w:pPr>
-      <w:r>
-        <w:rPr>
-          <w:b/>
-          <w:bCs/>
-        </w:rPr>
-        <w:t>1. Declarative Services (DS)</w:t>
-      </w:r>
-    </w:p>
-    <w:p>
-      <w:pPr>
-        <w:pStyle w:val="NormalWeb"/>
-        <w:numPr>
-          <w:ilvl w:val="0"/>
-          <w:numId w:val="60"/>
-        </w:numPr>
-        <w:spacing w:line="360" w:lineRule="auto"/>
-      </w:pPr>
-      <w:r>
-        <w:rPr>
-          <w:b/>
-          <w:bCs/>
-        </w:rPr>
-        <w:t>Annotation-based</w:t>
-      </w:r>
-      <w:r>
-        <w:t xml:space="preserve"> approach.</w:t>
-      </w:r>
-      <w:r>
-        <w:t xml:space="preserve"> </w:t>
-      </w:r>
-      <w:r>
-        <w:t xml:space="preserve">Uses </w:t>
-      </w:r>
-      <w:r>
-        <w:rPr>
-          <w:b/>
-          <w:bCs/>
-        </w:rPr>
-        <w:t>@Component, @Reference</w:t>
-      </w:r>
-      <w:r>
-        <w:t>, etc.</w:t>
-      </w:r>
-    </w:p>
-    <w:p>
-      <w:pPr>
-        <w:pStyle w:val="NormalWeb"/>
-        <w:numPr>
-          <w:ilvl w:val="0"/>
-          <w:numId w:val="60"/>
-        </w:numPr>
-        <w:spacing w:line="360" w:lineRule="auto"/>
-      </w:pPr>
-      <w:r>
-        <w:t>The OSGi runtime generates metadata (</w:t>
-      </w:r>
-      <w:r>
-        <w:rPr>
-          <w:b/>
-          <w:bCs/>
-        </w:rPr>
-        <w:t>.xml</w:t>
-      </w:r>
-      <w:r>
-        <w:t xml:space="preserve"> files in OSGI-INF) automatically.</w:t>
-      </w:r>
-    </w:p>
-    <w:p>
-      <w:pPr>
-        <w:pStyle w:val="NormalWeb"/>
-        <w:numPr>
-          <w:ilvl w:val="0"/>
-          <w:numId w:val="60"/>
-        </w:numPr>
-        <w:spacing w:line="360" w:lineRule="auto"/>
-      </w:pPr>
-      <w:r>
-        <w:t xml:space="preserve">Lightweight and simple → </w:t>
-      </w:r>
-      <w:r>
-        <w:rPr>
-          <w:b/>
-          <w:bCs/>
-        </w:rPr>
-        <w:t>preferred in modern OSGi</w:t>
-      </w:r>
-      <w:r>
-        <w:t xml:space="preserve"> (including Liferay).</w:t>
-      </w:r>
-    </w:p>
-    <w:p>
-      <w:pPr>
-        <w:pStyle w:val="NormalWeb"/>
-        <w:rPr>
-          <w:b/>
-          <w:bCs/>
-        </w:rPr>
-      </w:pPr>
-      <w:r>
-        <w:rPr>
-          <w:b/>
-          <w:bCs/>
-        </w:rPr>
-        <w:t>2. Blueprint</w:t>
-      </w:r>
-    </w:p>
-    <w:p>
-      <w:pPr>
-        <w:pStyle w:val="NormalWeb"/>
-        <w:numPr>
-          <w:ilvl w:val="0"/>
-          <w:numId w:val="61"/>
-        </w:numPr>
-        <w:spacing w:after="0" w:afterAutospacing="0" w:line="360" w:lineRule="auto"/>
-      </w:pPr>
-      <w:r>
-        <w:rPr>
-          <w:b/>
-          <w:bCs/>
-        </w:rPr>
-        <w:t>XML-based</w:t>
-      </w:r>
-      <w:r>
-        <w:t xml:space="preserve"> dependency injection model, inspired by Spring.</w:t>
-      </w:r>
-    </w:p>
-    <w:p>
-      <w:pPr>
-        <w:pStyle w:val="NormalWeb"/>
-        <w:numPr>
-          <w:ilvl w:val="0"/>
-          <w:numId w:val="61"/>
-        </w:numPr>
-        <w:spacing w:after="0" w:afterAutospacing="0" w:line="360" w:lineRule="auto"/>
-      </w:pPr>
-      <w:r>
-        <w:t xml:space="preserve">Uses </w:t>
-      </w:r>
-      <w:r>
-        <w:rPr>
-          <w:b/>
-          <w:bCs/>
-        </w:rPr>
-        <w:t>blueprint.xml</w:t>
-      </w:r>
-      <w:r>
-        <w:t xml:space="preserve"> to declare components, services, and references.</w:t>
-      </w:r>
-    </w:p>
-    <w:p>
-      <w:pPr>
-        <w:pStyle w:val="NormalWeb"/>
-        <w:numPr>
-          <w:ilvl w:val="0"/>
-          <w:numId w:val="61"/>
-        </w:numPr>
-        <w:spacing w:after="0" w:afterAutospacing="0" w:line="360" w:lineRule="auto"/>
-      </w:pPr>
-      <w:r>
-        <w:t>More verbose and harder to maintain.</w:t>
-      </w:r>
-    </w:p>
-    <w:p>
-      <w:pPr>
-        <w:pStyle w:val="NormalWeb"/>
-        <w:numPr>
-          <w:ilvl w:val="0"/>
-          <w:numId w:val="61"/>
-        </w:numPr>
-        <w:spacing w:after="0" w:afterAutospacing="0" w:line="360" w:lineRule="auto"/>
-      </w:pPr>
-      <w:r>
-        <w:t>Provides advanced DI features (factories, proxying, etc.) but adds complexity.</w:t>
-      </w:r>
-    </w:p>
-    <w:p>
-      <w:pPr>
-        <w:pStyle w:val="NormalWeb"/>
-        <w:spacing w:line="360" w:lineRule="auto"/>
-      </w:pPr>
-      <w:r>
-        <w:t>“</w:t>
-      </w:r>
-      <w:r>
-        <w:t xml:space="preserve">Declarative Services (DS) is an </w:t>
-      </w:r>
-      <w:r>
-        <w:rPr>
-          <w:b/>
-          <w:bCs/>
-        </w:rPr>
-        <w:t>annotation-driven, lightweight, and modern OSGi component model</w:t>
-      </w:r>
-      <w:r>
-        <w:t xml:space="preserve">, while Blueprint is an </w:t>
-      </w:r>
-      <w:r>
-        <w:rPr>
-          <w:b/>
-          <w:bCs/>
-        </w:rPr>
-        <w:t>XML-based, Spring-like model</w:t>
-      </w:r>
-      <w:r>
-        <w:t xml:space="preserve">. DS is simpler, has less overhead, and is the preferred approach in </w:t>
-      </w:r>
-      <w:r>
-        <w:rPr>
-          <w:b/>
-          <w:bCs/>
-        </w:rPr>
-        <w:t>Liferay DXP and modern OSGi projects</w:t>
-      </w:r>
-      <w:r>
-        <w:t>, whereas Blueprint is more verbose and mainly used in legacy OSGi systems.</w:t>
-      </w:r>
-      <w:r>
-        <w:t>”</w:t>
-      </w:r>
-    </w:p>
-    <w:p>
-      <w:pPr>
-        <w:pStyle w:val="NormalWeb"/>
-      </w:pPr>
-    </w:p>
-    <w:p>
-      <w:pPr>
-        <w:pStyle w:val="NormalWeb"/>
-        <w:numPr>
-          <w:ilvl w:val="0"/>
-          <w:numId w:val="1"/>
-        </w:numPr>
-        <w:rPr>
-          <w:b/>
-          <w:bCs/>
-          <w:color w:val="EE0000"/>
-        </w:rPr>
-      </w:pPr>
-      <w:r>
-        <w:rPr>
-          <w:b/>
-          <w:bCs/>
-          <w:color w:val="EE0000"/>
-        </w:rPr>
-        <w:t xml:space="preserve">  How do you inject services dynamically using OSGi annotations?</w:t>
-      </w:r>
-    </w:p>
-    <w:p>
-      <w:pPr>
-        <w:pStyle w:val="NormalWeb"/>
-        <w:spacing w:after="0" w:afterAutospacing="0" w:line="360" w:lineRule="auto"/>
-      </w:pPr>
-      <w:r>
-        <w:t xml:space="preserve">In OSGi, services may </w:t>
-      </w:r>
-      <w:r>
-        <w:rPr>
-          <w:b/>
-          <w:bCs/>
-        </w:rPr>
-        <w:t>come and go at runtime</w:t>
-      </w:r>
-      <w:r>
-        <w:t xml:space="preserve"> (because bundles can be started, stopped, or updated dynamically). Declarative Services (DS) lets you handle this </w:t>
-      </w:r>
-      <w:r>
-        <w:rPr>
-          <w:b/>
-          <w:bCs/>
-        </w:rPr>
-        <w:t>dynamic nature</w:t>
-      </w:r>
-      <w:r>
-        <w:t xml:space="preserve"> using </w:t>
-      </w:r>
-      <w:r>
-        <w:rPr>
-          <w:b/>
-          <w:bCs/>
-        </w:rPr>
-        <w:t>@Reference</w:t>
-      </w:r>
-      <w:r>
-        <w:t xml:space="preserve"> annotations.</w:t>
-      </w:r>
-    </w:p>
-    <w:p>
-      <w:pPr>
-        <w:pStyle w:val="NormalWeb"/>
-        <w:spacing w:after="0" w:afterAutospacing="0" w:line="360" w:lineRule="auto"/>
-        <w:rPr>
-          <w:sz w:val="22"/>
-          <w:szCs w:val="22"/>
-        </w:rPr>
-      </w:pPr>
-      <w:r>
-        <w:rPr>
-          <w:sz w:val="22"/>
-          <w:szCs w:val="22"/>
-        </w:rPr>
-        <w:t>@</w:t>
-      </w:r>
-      <w:r>
-        <w:rPr>
-          <w:b/>
-          <w:bCs/>
-          <w:sz w:val="22"/>
-          <w:szCs w:val="22"/>
-        </w:rPr>
-        <w:t>Reference</w:t>
-      </w:r>
-      <w:r>
-        <w:rPr>
-          <w:sz w:val="22"/>
-          <w:szCs w:val="22"/>
-        </w:rPr>
-        <w:t>(policy = ReferencePolicy.DYNAMIC</w:t>
-      </w:r>
-      <w:r>
-        <w:rPr>
-          <w:sz w:val="22"/>
-          <w:szCs w:val="22"/>
-        </w:rPr>
-        <w:t xml:space="preserve">, </w:t>
-      </w:r>
-      <w:r>
-        <w:rPr>
-          <w:sz w:val="22"/>
-          <w:szCs w:val="22"/>
-        </w:rPr>
-        <w:t>cardinality = ReferenceCardinality.MULTIPLE)</w:t>
-      </w:r>
-    </w:p>
-    <w:p>
-      <w:pPr>
-        <w:pStyle w:val="NormalWeb"/>
-        <w:spacing w:after="0" w:afterAutospacing="0" w:line="360" w:lineRule="auto"/>
-      </w:pPr>
-      <w:r>
-        <w:t xml:space="preserve">In OSGi Declarative Services, you inject services dynamically using the </w:t>
-      </w:r>
-      <w:r>
-        <w:rPr>
-          <w:b/>
-          <w:bCs/>
-        </w:rPr>
-        <w:t>@Reference</w:t>
-      </w:r>
-      <w:r>
-        <w:t xml:space="preserve"> annotation with </w:t>
-      </w:r>
-      <w:r>
-        <w:rPr>
-          <w:b/>
-          <w:bCs/>
-        </w:rPr>
-        <w:t>policy = DYNAMIC</w:t>
-      </w:r>
-      <w:r>
-        <w:t xml:space="preserve">. You define </w:t>
-      </w:r>
-      <w:r>
-        <w:rPr>
-          <w:b/>
-          <w:bCs/>
-        </w:rPr>
-        <w:t>bind (set/add)</w:t>
-      </w:r>
-      <w:r>
-        <w:t xml:space="preserve"> and </w:t>
-      </w:r>
-      <w:r>
-        <w:rPr>
-          <w:b/>
-          <w:bCs/>
-        </w:rPr>
-        <w:t>unbind (unset/remove)</w:t>
-      </w:r>
-      <w:r>
-        <w:t xml:space="preserve"> methods so that OSGi automatically updates your component when services are registered or unregistered at runtime. For multiple services, use </w:t>
-      </w:r>
-      <w:r>
-        <w:rPr>
-          <w:b/>
-          <w:bCs/>
-        </w:rPr>
-        <w:t>cardinality = MULTIPLE</w:t>
-      </w:r>
-      <w:r>
-        <w:t xml:space="preserve"> to maintain a dynamic list.</w:t>
-      </w:r>
-    </w:p>
-    <w:p>
-      <w:pPr>
-        <w:pStyle w:val="NormalWeb"/>
-        <w:spacing w:after="0" w:afterAutospacing="0" w:line="360" w:lineRule="auto"/>
-      </w:pPr>
-    </w:p>
-    <w:p>
-      <w:pPr>
-        <w:pStyle w:val="NormalWeb"/>
-        <w:numPr>
-          <w:ilvl w:val="0"/>
-          <w:numId w:val="1"/>
-        </w:numPr>
-        <w:rPr>
-          <w:b/>
-          <w:bCs/>
-          <w:color w:val="EE0000"/>
-        </w:rPr>
-      </w:pPr>
-      <w:r>
-        <w:rPr>
-          <w:b/>
-          <w:bCs/>
-          <w:color w:val="EE0000"/>
-        </w:rPr>
-        <w:lastRenderedPageBreak/>
-        <w:t xml:space="preserve">  How do you use </w:t>
-      </w:r>
-      <w:r>
-        <w:rPr>
-          <w:rStyle w:val="HTMLCode"/>
-          <w:rFonts w:eastAsiaTheme="majorEastAsia"/>
-          <w:b/>
-          <w:bCs/>
-          <w:color w:val="EE0000"/>
-        </w:rPr>
-        <w:t>@Reference</w:t>
-      </w:r>
-      <w:r>
-        <w:rPr>
-          <w:b/>
-          <w:bCs/>
-          <w:color w:val="EE0000"/>
-        </w:rPr>
-        <w:t xml:space="preserve"> vs </w:t>
-      </w:r>
-      <w:r>
-        <w:rPr>
-          <w:rStyle w:val="HTMLCode"/>
-          <w:rFonts w:eastAsiaTheme="majorEastAsia"/>
-          <w:b/>
-          <w:bCs/>
-          <w:color w:val="EE0000"/>
-        </w:rPr>
-        <w:t>ServiceTracker</w:t>
-      </w:r>
-      <w:r>
-        <w:rPr>
-          <w:b/>
-          <w:bCs/>
-          <w:color w:val="EE0000"/>
-        </w:rPr>
-        <w:t xml:space="preserve"> in Liferay?</w:t>
-      </w:r>
-    </w:p>
-    <w:p>
-      <w:pPr>
-        <w:pStyle w:val="NormalWeb"/>
-        <w:spacing w:line="360" w:lineRule="auto"/>
-        <w:rPr>
-          <w:b/>
-          <w:bCs/>
-        </w:rPr>
-      </w:pPr>
-      <w:r>
-        <w:rPr>
-          <w:b/>
-          <w:bCs/>
-        </w:rPr>
-        <w:t>1. Using @Reference (Declarative Services)</w:t>
-      </w:r>
-    </w:p>
-    <w:p>
-      <w:pPr>
-        <w:pStyle w:val="NormalWeb"/>
-        <w:numPr>
-          <w:ilvl w:val="0"/>
-          <w:numId w:val="62"/>
-        </w:numPr>
-        <w:spacing w:line="360" w:lineRule="auto"/>
-      </w:pPr>
-      <w:r>
-        <w:t xml:space="preserve">@Reference is the </w:t>
-      </w:r>
-      <w:r>
-        <w:rPr>
-          <w:b/>
-          <w:bCs/>
-        </w:rPr>
-        <w:t>preferred</w:t>
-      </w:r>
-      <w:r>
-        <w:t xml:space="preserve"> way in Liferay and modern OSGi.</w:t>
-      </w:r>
-    </w:p>
-    <w:p>
-      <w:pPr>
-        <w:pStyle w:val="NormalWeb"/>
-        <w:numPr>
-          <w:ilvl w:val="0"/>
-          <w:numId w:val="62"/>
-        </w:numPr>
-        <w:spacing w:line="360" w:lineRule="auto"/>
-      </w:pPr>
-      <w:r>
-        <w:t xml:space="preserve">It’s </w:t>
-      </w:r>
-      <w:r>
-        <w:rPr>
-          <w:b/>
-          <w:bCs/>
-        </w:rPr>
-        <w:t>annotation-based</w:t>
-      </w:r>
-      <w:r>
-        <w:t>, lightweight, and managed automatically by DS.</w:t>
-      </w:r>
-    </w:p>
-    <w:p>
-      <w:pPr>
-        <w:pStyle w:val="NormalWeb"/>
-        <w:numPr>
-          <w:ilvl w:val="0"/>
-          <w:numId w:val="62"/>
-        </w:numPr>
-        <w:spacing w:line="360" w:lineRule="auto"/>
-      </w:pPr>
-      <w:r>
-        <w:t>Handles lifecycle for you: bind/unbind methods, service replacement, multiple services, optional services, etc.</w:t>
-      </w:r>
-    </w:p>
-    <w:p>
-      <w:pPr>
-        <w:pStyle w:val="NormalWeb"/>
-        <w:spacing w:line="360" w:lineRule="auto"/>
-        <w:rPr>
-          <w:b/>
-          <w:bCs/>
-        </w:rPr>
-      </w:pPr>
-      <w:r>
-        <w:rPr>
-          <w:b/>
-          <w:bCs/>
-        </w:rPr>
-        <w:t>2. Using ServiceTracker (Low-Level OSGi API)</w:t>
-      </w:r>
-    </w:p>
-    <w:p>
-      <w:pPr>
-        <w:pStyle w:val="NormalWeb"/>
-        <w:numPr>
-          <w:ilvl w:val="0"/>
-          <w:numId w:val="63"/>
-        </w:numPr>
-        <w:spacing w:line="360" w:lineRule="auto"/>
-      </w:pPr>
-      <w:r>
-        <w:t xml:space="preserve">ServiceTracker is an </w:t>
-      </w:r>
-      <w:r>
-        <w:rPr>
-          <w:b/>
-          <w:bCs/>
-        </w:rPr>
-        <w:t>OSGi utility class</w:t>
-      </w:r>
-      <w:r>
-        <w:t xml:space="preserve"> to manually track services.</w:t>
-      </w:r>
-    </w:p>
-    <w:p>
-      <w:pPr>
-        <w:pStyle w:val="NormalWeb"/>
-        <w:numPr>
-          <w:ilvl w:val="0"/>
-          <w:numId w:val="63"/>
-        </w:numPr>
-        <w:spacing w:line="360" w:lineRule="auto"/>
-      </w:pPr>
-      <w:r>
-        <w:t>You write explicit code to open, close, and get services.</w:t>
-      </w:r>
-    </w:p>
-    <w:p>
-      <w:pPr>
-        <w:pStyle w:val="NormalWeb"/>
-        <w:numPr>
-          <w:ilvl w:val="0"/>
-          <w:numId w:val="63"/>
-        </w:numPr>
-        <w:spacing w:line="360" w:lineRule="auto"/>
-      </w:pPr>
-      <w:r>
-        <w:t xml:space="preserve">Useful when you need </w:t>
-      </w:r>
-      <w:r>
-        <w:rPr>
-          <w:b/>
-          <w:bCs/>
-        </w:rPr>
-        <w:t>very dynamic service discovery</w:t>
-      </w:r>
-      <w:r>
-        <w:t xml:space="preserve"> or when you’re outside of DS (e.g., in legacy code, or static utility).</w:t>
-      </w:r>
-    </w:p>
-    <w:p>
-      <w:pPr>
-        <w:pStyle w:val="NormalWeb"/>
-        <w:spacing w:line="360" w:lineRule="auto"/>
-      </w:pPr>
-      <w:r>
-        <w:t>“</w:t>
-      </w:r>
-      <w:r>
-        <w:t>In Liferay, you normally use @</w:t>
-      </w:r>
-      <w:r>
-        <w:rPr>
-          <w:b/>
-          <w:bCs/>
-        </w:rPr>
-        <w:t>Reference</w:t>
-      </w:r>
-      <w:r>
-        <w:t xml:space="preserve"> to inject OSGi services because it’s managed by Declarative Services, simpler, and recommended. ServiceTracker is a lower-level OSGi API that you use only when @Reference isn’t possible, such as in static utility classes or when you need very dynamic control of service lifecycles.</w:t>
-      </w:r>
-      <w:r>
-        <w:t>”</w:t>
-      </w:r>
-    </w:p>
-    <w:p>
-      <w:pPr>
-        <w:pStyle w:val="NormalWeb"/>
-        <w:numPr>
-          <w:ilvl w:val="0"/>
-          <w:numId w:val="1"/>
-        </w:numPr>
-        <w:rPr>
-          <w:b/>
-          <w:bCs/>
-          <w:color w:val="EE0000"/>
-        </w:rPr>
-      </w:pPr>
-      <w:r>
-        <w:rPr>
-          <w:b/>
-          <w:bCs/>
-          <w:color w:val="EE0000"/>
-        </w:rPr>
-        <w:t xml:space="preserve">  How do you handle circular dependencies in OSGi modules?</w:t>
-      </w:r>
-    </w:p>
-    <w:p>
-      <w:pPr>
-        <w:pStyle w:val="NormalWeb"/>
-      </w:pPr>
-      <w:r>
-        <w:t xml:space="preserve">Happens when </w:t>
-      </w:r>
-      <w:r>
-        <w:rPr>
-          <w:b/>
-          <w:bCs/>
-        </w:rPr>
-        <w:t>Module A depends on Module B, and Module B depends on Module A</w:t>
-      </w:r>
-      <w:r>
-        <w:t xml:space="preserve"> (directly or indirectly)</w:t>
-      </w:r>
-    </w:p>
-    <w:p>
-      <w:pPr>
-        <w:pStyle w:val="NormalWeb"/>
-        <w:rPr>
-          <w:b/>
-          <w:bCs/>
-        </w:rPr>
-      </w:pPr>
-      <w:r>
-        <w:rPr>
-          <w:b/>
-          <w:bCs/>
-        </w:rPr>
-        <w:t>1. Refactor into a Common API Module (Best Practice)</w:t>
-      </w:r>
-    </w:p>
-    <w:p>
-      <w:pPr>
-        <w:pStyle w:val="NormalWeb"/>
-        <w:numPr>
-          <w:ilvl w:val="0"/>
-          <w:numId w:val="64"/>
-        </w:numPr>
-        <w:spacing w:after="0" w:afterAutospacing="0" w:line="360" w:lineRule="auto"/>
-      </w:pPr>
-      <w:r>
-        <w:t xml:space="preserve">Move shared interfaces and models into a </w:t>
-      </w:r>
-      <w:r>
-        <w:rPr>
-          <w:b/>
-          <w:bCs/>
-        </w:rPr>
-        <w:t>third “API” module</w:t>
-      </w:r>
-      <w:r>
-        <w:t>.</w:t>
-      </w:r>
-    </w:p>
-    <w:p>
-      <w:pPr>
-        <w:pStyle w:val="NormalWeb"/>
-        <w:numPr>
-          <w:ilvl w:val="0"/>
-          <w:numId w:val="64"/>
-        </w:numPr>
-        <w:spacing w:after="0" w:afterAutospacing="0" w:line="360" w:lineRule="auto"/>
-      </w:pPr>
-      <w:r>
-        <w:t xml:space="preserve">Both A and B depend on the </w:t>
-      </w:r>
-      <w:r>
-        <w:rPr>
-          <w:b/>
-          <w:bCs/>
-        </w:rPr>
-        <w:t>API module</w:t>
-      </w:r>
-      <w:r>
-        <w:t>, but not on each other.</w:t>
-      </w:r>
-    </w:p>
-    <w:p>
-      <w:pPr>
-        <w:pStyle w:val="NormalWeb"/>
-        <w:rPr>
-          <w:b/>
-          <w:bCs/>
-        </w:rPr>
-      </w:pPr>
-      <w:r>
-        <w:rPr>
-          <w:b/>
-          <w:bCs/>
-        </w:rPr>
-        <w:t>2. Use OSGi Services (@Reference) instead of Package Imports</w:t>
-      </w:r>
-    </w:p>
-    <w:p>
-      <w:pPr>
-        <w:pStyle w:val="NormalWeb"/>
-        <w:numPr>
-          <w:ilvl w:val="0"/>
-          <w:numId w:val="65"/>
-        </w:numPr>
-        <w:spacing w:after="0" w:afterAutospacing="0" w:line="360" w:lineRule="auto"/>
-      </w:pPr>
-      <w:r>
-        <w:t xml:space="preserve">Instead of importing implementation packages (tight coupling), publish an </w:t>
-      </w:r>
-      <w:r>
-        <w:rPr>
-          <w:b/>
-          <w:bCs/>
-        </w:rPr>
-        <w:t>OSGi service</w:t>
-      </w:r>
-      <w:r>
-        <w:t xml:space="preserve"> and consume it dynamically.</w:t>
-      </w:r>
-    </w:p>
-    <w:p>
-      <w:pPr>
-        <w:pStyle w:val="NormalWeb"/>
-        <w:rPr>
-          <w:b/>
-          <w:bCs/>
-        </w:rPr>
-      </w:pPr>
-      <w:r>
-        <w:rPr>
-          <w:b/>
-          <w:bCs/>
-        </w:rPr>
-        <w:t>3. Use Optional / Dynamic References</w:t>
-      </w:r>
-    </w:p>
-    <w:p>
-      <w:pPr>
-        <w:pStyle w:val="NormalWeb"/>
-        <w:numPr>
-          <w:ilvl w:val="0"/>
-          <w:numId w:val="66"/>
-        </w:numPr>
-      </w:pPr>
-      <w:r>
-        <w:lastRenderedPageBreak/>
-        <w:t xml:space="preserve">If the dependency is not always needed, mark it </w:t>
-      </w:r>
-      <w:r>
-        <w:rPr>
-          <w:b/>
-          <w:bCs/>
-        </w:rPr>
-        <w:t>optional</w:t>
-      </w:r>
-      <w:r>
-        <w:t xml:space="preserve"> or </w:t>
-      </w:r>
-      <w:r>
-        <w:rPr>
-          <w:b/>
-          <w:bCs/>
-        </w:rPr>
-        <w:t>dynamic</w:t>
-      </w:r>
-      <w:r>
-        <w:t>.</w:t>
-      </w:r>
-    </w:p>
-    <w:p>
-      <w:pPr>
-        <w:pStyle w:val="NormalWeb"/>
-        <w:spacing w:after="0" w:afterAutospacing="0"/>
-      </w:pPr>
-      <w:r>
-        <w:t>@Reference(policy = ReferencePolicy.</w:t>
-      </w:r>
-      <w:r>
-        <w:rPr>
-          <w:b/>
-          <w:bCs/>
-        </w:rPr>
-        <w:t>DYNAMIC</w:t>
-      </w:r>
-      <w:r>
-        <w:t>,</w:t>
-      </w:r>
-      <w:r>
-        <w:t xml:space="preserve"> </w:t>
-      </w:r>
-      <w:r>
-        <w:t xml:space="preserve">cardinality = </w:t>
-      </w:r>
-      <w:r>
-        <w:rPr>
-          <w:b/>
-          <w:bCs/>
-        </w:rPr>
-        <w:t>OPTIONAL</w:t>
-      </w:r>
-      <w:r>
-        <w:t>)</w:t>
-      </w:r>
-    </w:p>
-    <w:p>
-      <w:pPr>
-        <w:pStyle w:val="NormalWeb"/>
-        <w:spacing w:after="0" w:afterAutospacing="0"/>
-        <w:rPr>
-          <w:b/>
-          <w:bCs/>
-        </w:rPr>
-      </w:pPr>
-      <w:r>
-        <w:rPr>
-          <w:b/>
-          <w:bCs/>
-        </w:rPr>
-        <w:t>4. Eventing or Messaging (Looser Coupling)</w:t>
-      </w:r>
-    </w:p>
-    <w:p>
-      <w:pPr>
-        <w:pStyle w:val="NormalWeb"/>
-        <w:numPr>
-          <w:ilvl w:val="0"/>
-          <w:numId w:val="67"/>
-        </w:numPr>
-        <w:spacing w:after="0" w:afterAutospacing="0"/>
-      </w:pPr>
-      <w:r>
-        <w:t>Instead of direct service calls, use:</w:t>
-      </w:r>
-      <w:r>
-        <w:t xml:space="preserve"> </w:t>
-      </w:r>
-      <w:r>
-        <w:rPr>
-          <w:b/>
-          <w:bCs/>
-        </w:rPr>
-        <w:t>Liferay Message Bus</w:t>
-      </w:r>
-      <w:r>
-        <w:t xml:space="preserve">, </w:t>
-      </w:r>
-      <w:r>
-        <w:rPr>
-          <w:b/>
-          <w:bCs/>
-        </w:rPr>
-        <w:t>OSGi Event Admin</w:t>
-      </w:r>
-    </w:p>
-    <w:p>
-      <w:pPr>
-        <w:pStyle w:val="NormalWeb"/>
-        <w:spacing w:after="0" w:afterAutospacing="0"/>
-      </w:pPr>
-    </w:p>
-    <w:p>
-      <w:pPr>
-        <w:pStyle w:val="NormalWeb"/>
-        <w:spacing w:after="0" w:afterAutospacing="0" w:line="360" w:lineRule="auto"/>
-      </w:pPr>
-      <w:r>
-        <w:t xml:space="preserve">In OSGi, you should </w:t>
-      </w:r>
-      <w:r>
-        <w:rPr>
-          <w:b/>
-          <w:bCs/>
-        </w:rPr>
-        <w:t>avoid circular dependencies</w:t>
-      </w:r>
-      <w:r>
-        <w:t xml:space="preserve"> because bundles must resolve independently. The best approach is to </w:t>
-      </w:r>
-      <w:r>
-        <w:rPr>
-          <w:b/>
-          <w:bCs/>
-        </w:rPr>
-        <w:t>extract common contracts into a separate API module</w:t>
-      </w:r>
-      <w:r>
-        <w:t xml:space="preserve"> and let both bundles depend on it. For runtime interactions, use </w:t>
-      </w:r>
-      <w:r>
-        <w:rPr>
-          <w:b/>
-          <w:bCs/>
-        </w:rPr>
-        <w:t>OSGi services (@Reference)</w:t>
-      </w:r>
-      <w:r>
-        <w:t xml:space="preserve">, and if you need looser coupling, use </w:t>
-      </w:r>
-      <w:r>
-        <w:rPr>
-          <w:b/>
-          <w:bCs/>
-        </w:rPr>
-        <w:t>optional/dynamic references or messaging (Message Bus)</w:t>
-      </w:r>
-      <w:r>
-        <w:t>.</w:t>
-      </w:r>
-    </w:p>
-    <w:p>
-      <w:pPr>
-        <w:pStyle w:val="NormalWeb"/>
-        <w:spacing w:after="0" w:afterAutospacing="0" w:line="360" w:lineRule="auto"/>
-      </w:pPr>
-    </w:p>
-    <w:p>
-      <w:pPr>
-        <w:pStyle w:val="NormalWeb"/>
-        <w:numPr>
-          <w:ilvl w:val="0"/>
-          <w:numId w:val="1"/>
-        </w:numPr>
-        <w:spacing w:before="0" w:beforeAutospacing="0"/>
-        <w:rPr>
-          <w:b/>
-          <w:bCs/>
-          <w:color w:val="EE0000"/>
-        </w:rPr>
-      </w:pPr>
-      <w:r>
-        <w:rPr>
-          <w:b/>
-          <w:bCs/>
-          <w:color w:val="EE0000"/>
-        </w:rPr>
-        <w:t xml:space="preserve">  What are OSGi fragments and when do you use them?</w:t>
-      </w:r>
-    </w:p>
-    <w:p>
-      <w:pPr>
-        <w:pStyle w:val="NormalWeb"/>
-        <w:spacing w:before="0" w:beforeAutospacing="0" w:after="0" w:afterAutospacing="0" w:line="360" w:lineRule="auto"/>
-      </w:pPr>
-      <w:r>
-        <w:t xml:space="preserve">An </w:t>
-      </w:r>
-      <w:r>
-        <w:rPr>
-          <w:b/>
-          <w:bCs/>
-        </w:rPr>
-        <w:t>OSGi fragment</w:t>
-      </w:r>
-      <w:r>
-        <w:t xml:space="preserve"> is a special kind of bundle that </w:t>
-      </w:r>
-      <w:r>
-        <w:rPr>
-          <w:b/>
-          <w:bCs/>
-        </w:rPr>
-        <w:t>cannot exist on its own</w:t>
-      </w:r>
-      <w:r>
-        <w:t>.</w:t>
-      </w:r>
-      <w:r>
-        <w:t xml:space="preserve"> </w:t>
-      </w:r>
-      <w:r>
-        <w:t xml:space="preserve">It is always </w:t>
-      </w:r>
-      <w:r>
-        <w:rPr>
-          <w:b/>
-          <w:bCs/>
-        </w:rPr>
-        <w:t>attached to a host bundle</w:t>
-      </w:r>
-      <w:r>
-        <w:t xml:space="preserve"> and shares the host’s </w:t>
-      </w:r>
-      <w:r>
-        <w:t>class loader</w:t>
-      </w:r>
-      <w:r>
-        <w:t>.</w:t>
-      </w:r>
-      <w:r>
-        <w:t xml:space="preserve"> </w:t>
-      </w:r>
-    </w:p>
-    <w:p>
-      <w:pPr>
-        <w:pStyle w:val="NormalWeb"/>
-        <w:spacing w:before="0" w:beforeAutospacing="0"/>
-      </w:pPr>
-      <w:r>
-        <w:t>It is d</w:t>
-      </w:r>
-      <w:r>
-        <w:t xml:space="preserve">eclared in </w:t>
-      </w:r>
-      <w:r>
-        <w:rPr>
-          <w:b/>
-          <w:bCs/>
-        </w:rPr>
-        <w:t>MANIFEST.MF</w:t>
-      </w:r>
-      <w:r>
-        <w:t xml:space="preserve"> using:</w:t>
-      </w:r>
-      <w:r>
-        <w:t xml:space="preserve"> </w:t>
-      </w:r>
-      <w:r>
-        <w:rPr>
-          <w:b/>
-          <w:bCs/>
-        </w:rPr>
-        <w:t>Fragment-Host:</w:t>
-      </w:r>
-      <w:r>
-        <w:t xml:space="preserve"> com.example.host.bundle</w:t>
-      </w:r>
-    </w:p>
-    <w:p>
-      <w:pPr>
-        <w:pStyle w:val="NormalWeb"/>
-        <w:spacing w:before="0" w:beforeAutospacing="0"/>
-        <w:rPr>
-          <w:b/>
-          <w:bCs/>
-        </w:rPr>
-      </w:pPr>
-      <w:r>
-        <w:rPr>
-          <w:b/>
-          <w:bCs/>
-        </w:rPr>
-        <w:t xml:space="preserve"> Characteristics of Fragments</w:t>
-      </w:r>
-    </w:p>
-    <w:p>
-      <w:pPr>
-        <w:pStyle w:val="NormalWeb"/>
-        <w:numPr>
-          <w:ilvl w:val="0"/>
-          <w:numId w:val="68"/>
-        </w:numPr>
-        <w:spacing w:before="0" w:beforeAutospacing="0" w:line="360" w:lineRule="auto"/>
-      </w:pPr>
-      <w:r>
-        <w:rPr>
-          <w:b/>
-          <w:bCs/>
-        </w:rPr>
-        <w:t>No lifecycle</w:t>
-      </w:r>
-      <w:r>
-        <w:t xml:space="preserve"> → cannot be started/stopped independently.</w:t>
-      </w:r>
-    </w:p>
-    <w:p>
-      <w:pPr>
-        <w:pStyle w:val="NormalWeb"/>
-        <w:numPr>
-          <w:ilvl w:val="0"/>
-          <w:numId w:val="68"/>
-        </w:numPr>
-        <w:spacing w:before="0" w:beforeAutospacing="0" w:line="360" w:lineRule="auto"/>
-      </w:pPr>
-      <w:r>
-        <w:rPr>
-          <w:b/>
-          <w:bCs/>
-        </w:rPr>
-        <w:t>Classloader extension</w:t>
-      </w:r>
-      <w:r>
-        <w:t xml:space="preserve"> → fragment classes/resources are merged into the host bundle’s classpath.</w:t>
-      </w:r>
-    </w:p>
-    <w:p>
-      <w:pPr>
-        <w:pStyle w:val="NormalWeb"/>
-        <w:numPr>
-          <w:ilvl w:val="0"/>
-          <w:numId w:val="68"/>
-        </w:numPr>
-        <w:spacing w:before="0" w:beforeAutospacing="0" w:line="360" w:lineRule="auto"/>
-      </w:pPr>
-      <w:r>
-        <w:rPr>
-          <w:b/>
-          <w:bCs/>
-        </w:rPr>
-        <w:t>Dependency on host</w:t>
-      </w:r>
-      <w:r>
-        <w:t xml:space="preserve"> → fragment is useless without its host.</w:t>
-      </w:r>
-    </w:p>
-    <w:p>
-      <w:pPr>
-        <w:pStyle w:val="NormalWeb"/>
-        <w:numPr>
-          <w:ilvl w:val="0"/>
-          <w:numId w:val="68"/>
-        </w:numPr>
-        <w:spacing w:before="0" w:beforeAutospacing="0" w:line="360" w:lineRule="auto"/>
-      </w:pPr>
-      <w:r>
-        <w:t xml:space="preserve">Typically used for </w:t>
-      </w:r>
-      <w:r>
-        <w:rPr>
-          <w:b/>
-          <w:bCs/>
-        </w:rPr>
-        <w:t>resources, localization, or patching</w:t>
-      </w:r>
-      <w:r>
-        <w:t>.</w:t>
-      </w:r>
-    </w:p>
-    <w:p>
-      <w:pPr>
-        <w:pStyle w:val="NormalWeb"/>
-        <w:spacing w:before="0" w:beforeAutospacing="0"/>
-        <w:rPr>
-          <w:b/>
-          <w:bCs/>
-        </w:rPr>
-      </w:pPr>
-      <w:r>
-        <w:rPr>
-          <w:b/>
-          <w:bCs/>
-        </w:rPr>
-        <w:t>When to Use OSGi Fragments</w:t>
-      </w:r>
-    </w:p>
-    <w:p>
-      <w:pPr>
-        <w:pStyle w:val="NormalWeb"/>
-        <w:spacing w:before="0" w:beforeAutospacing="0"/>
-        <w:rPr>
-          <w:b/>
-          <w:bCs/>
-        </w:rPr>
-      </w:pPr>
-      <w:r>
-        <w:rPr>
-          <w:rFonts w:ascii="Segoe UI Emoji" w:hAnsi="Segoe UI Emoji" w:cs="Segoe UI Emoji"/>
-          <w:b/>
-          <w:bCs/>
-        </w:rPr>
-        <w:t>✅</w:t>
-      </w:r>
-      <w:r>
-        <w:rPr>
-          <w:b/>
-          <w:bCs/>
-        </w:rPr>
-        <w:t xml:space="preserve"> a) Localization / Resource Bundles</w:t>
-      </w:r>
-      <w:r>
-        <w:rPr>
-          <w:b/>
-          <w:bCs/>
-        </w:rPr>
-        <w:t xml:space="preserve">:        </w:t>
-      </w:r>
-      <w:r>
-        <w:t>Add extra language keys or properties files.</w:t>
-      </w:r>
-    </w:p>
-    <w:p>
-      <w:pPr>
-        <w:pStyle w:val="NormalWeb"/>
-        <w:spacing w:before="0" w:beforeAutospacing="0"/>
-        <w:rPr>
-          <w:b/>
-          <w:bCs/>
-        </w:rPr>
-      </w:pPr>
-      <w:r>
-        <w:rPr>
-          <w:rFonts w:ascii="Segoe UI Emoji" w:hAnsi="Segoe UI Emoji" w:cs="Segoe UI Emoji"/>
-          <w:b/>
-          <w:bCs/>
-        </w:rPr>
-        <w:t>✅</w:t>
-      </w:r>
-      <w:r>
-        <w:rPr>
-          <w:b/>
-          <w:bCs/>
-        </w:rPr>
-        <w:t xml:space="preserve"> b) Adding Native Libraries</w:t>
-      </w:r>
-    </w:p>
-    <w:p>
-      <w:pPr>
-        <w:pStyle w:val="NormalWeb"/>
-        <w:numPr>
-          <w:ilvl w:val="0"/>
-          <w:numId w:val="70"/>
-        </w:numPr>
-        <w:spacing w:before="0" w:beforeAutospacing="0"/>
-      </w:pPr>
-      <w:r>
-        <w:t xml:space="preserve">Package native </w:t>
-      </w:r>
-      <w:r>
-        <w:rPr>
-          <w:b/>
-          <w:bCs/>
-        </w:rPr>
-        <w:t>.so</w:t>
-      </w:r>
-      <w:r>
-        <w:t xml:space="preserve">, </w:t>
-      </w:r>
-      <w:r>
-        <w:rPr>
-          <w:b/>
-          <w:bCs/>
-        </w:rPr>
-        <w:t>.dll</w:t>
-      </w:r>
-      <w:r>
-        <w:t>, or .jnilib files.</w:t>
-      </w:r>
-      <w:r>
-        <w:t xml:space="preserve"> </w:t>
-      </w:r>
-      <w:r>
-        <w:t>Host bundle loads them via JNI.</w:t>
-      </w:r>
-    </w:p>
-    <w:p>
-      <w:pPr>
-        <w:pStyle w:val="NormalWeb"/>
-        <w:spacing w:before="0" w:beforeAutospacing="0"/>
-        <w:rPr>
-          <w:b/>
-          <w:bCs/>
-        </w:rPr>
-      </w:pPr>
-      <w:r>
-        <w:rPr>
-          <w:rFonts w:ascii="Segoe UI Emoji" w:hAnsi="Segoe UI Emoji" w:cs="Segoe UI Emoji"/>
-          <w:b/>
-          <w:bCs/>
-        </w:rPr>
-        <w:t>✅</w:t>
-      </w:r>
-      <w:r>
-        <w:rPr>
-          <w:b/>
-          <w:bCs/>
-        </w:rPr>
-        <w:t xml:space="preserve"> c) Extending Functionality (without changing host bundle)</w:t>
-      </w:r>
-    </w:p>
-    <w:p>
-      <w:pPr>
-        <w:pStyle w:val="NormalWeb"/>
-        <w:numPr>
-          <w:ilvl w:val="0"/>
-          <w:numId w:val="71"/>
-        </w:numPr>
-        <w:spacing w:before="0" w:beforeAutospacing="0"/>
-      </w:pPr>
-      <w:r>
-        <w:lastRenderedPageBreak/>
-        <w:t>Add extra resources (e.g., JSPs, XML configs).</w:t>
-      </w:r>
-      <w:r>
-        <w:t xml:space="preserve">  </w:t>
-      </w:r>
-      <w:r>
-        <w:rPr>
-          <w:b/>
-          <w:bCs/>
-        </w:rPr>
-        <w:t>Ex:</w:t>
-      </w:r>
-      <w:r>
-        <w:t xml:space="preserve"> UI overrides, theming resources.</w:t>
-      </w:r>
-    </w:p>
-    <w:p>
-      <w:pPr>
-        <w:pStyle w:val="NormalWeb"/>
-        <w:spacing w:before="0" w:beforeAutospacing="0"/>
-        <w:rPr>
-          <w:b/>
-          <w:bCs/>
-        </w:rPr>
-      </w:pPr>
-      <w:r>
-        <w:rPr>
-          <w:rFonts w:ascii="Segoe UI Emoji" w:hAnsi="Segoe UI Emoji" w:cs="Segoe UI Emoji"/>
-          <w:b/>
-          <w:bCs/>
-        </w:rPr>
-        <w:t>✅</w:t>
-      </w:r>
-      <w:r>
-        <w:rPr>
-          <w:b/>
-          <w:bCs/>
-        </w:rPr>
-        <w:t xml:space="preserve"> d) Hotfixes / Patching</w:t>
-      </w:r>
-    </w:p>
-    <w:p>
-      <w:pPr>
-        <w:pStyle w:val="NormalWeb"/>
-        <w:numPr>
-          <w:ilvl w:val="0"/>
-          <w:numId w:val="72"/>
-        </w:numPr>
-        <w:spacing w:before="0" w:beforeAutospacing="0" w:after="0" w:afterAutospacing="0" w:line="360" w:lineRule="auto"/>
-      </w:pPr>
-      <w:r>
-        <w:t xml:space="preserve">Sometimes used to </w:t>
-      </w:r>
-      <w:r>
-        <w:rPr>
-          <w:b/>
-          <w:bCs/>
-        </w:rPr>
-        <w:t>override classes/resources</w:t>
-      </w:r>
-      <w:r>
-        <w:t xml:space="preserve"> in host bundles (though risky).</w:t>
-      </w:r>
-    </w:p>
-    <w:p>
-      <w:pPr>
-        <w:pStyle w:val="NormalWeb"/>
-        <w:numPr>
-          <w:ilvl w:val="0"/>
-          <w:numId w:val="72"/>
-        </w:numPr>
-        <w:spacing w:before="0" w:beforeAutospacing="0" w:after="0" w:afterAutospacing="0" w:line="360" w:lineRule="auto"/>
-      </w:pPr>
-      <w:r>
-        <w:t xml:space="preserve">Liferay has used fragments for </w:t>
-      </w:r>
-      <w:r>
-        <w:rPr>
-          <w:b/>
-          <w:bCs/>
-        </w:rPr>
-        <w:t>patching 3rd party libs</w:t>
-      </w:r>
-      <w:r>
-        <w:t xml:space="preserve"> packaged inside OSGi.</w:t>
-      </w:r>
-    </w:p>
-    <w:p>
-      <w:pPr>
-        <w:pStyle w:val="NormalWeb"/>
-        <w:spacing w:before="0" w:beforeAutospacing="0"/>
-        <w:rPr>
-          <w:b/>
-          <w:bCs/>
-        </w:rPr>
-      </w:pPr>
-      <w:r>
-        <w:rPr>
-          <w:b/>
-          <w:bCs/>
-        </w:rPr>
-        <w:t>4. Limitations</w:t>
-      </w:r>
-    </w:p>
-    <w:p>
-      <w:pPr>
-        <w:pStyle w:val="NormalWeb"/>
-        <w:numPr>
-          <w:ilvl w:val="0"/>
-          <w:numId w:val="73"/>
-        </w:numPr>
-        <w:spacing w:before="0" w:beforeAutospacing="0" w:line="360" w:lineRule="auto"/>
-      </w:pPr>
-      <w:r>
-        <w:t xml:space="preserve">Cannot declare its own </w:t>
-      </w:r>
-      <w:r>
-        <w:rPr>
-          <w:b/>
-          <w:bCs/>
-        </w:rPr>
-        <w:t>@Component</w:t>
-      </w:r>
-      <w:r>
-        <w:t xml:space="preserve"> (no independent services).</w:t>
-      </w:r>
-    </w:p>
-    <w:p>
-      <w:pPr>
-        <w:pStyle w:val="NormalWeb"/>
-        <w:numPr>
-          <w:ilvl w:val="0"/>
-          <w:numId w:val="73"/>
-        </w:numPr>
-        <w:spacing w:before="0" w:beforeAutospacing="0" w:line="360" w:lineRule="auto"/>
-      </w:pPr>
-      <w:r>
-        <w:t>No own lifecycle → tied to host bundle lifecycle.</w:t>
-      </w:r>
-    </w:p>
-    <w:p>
-      <w:pPr>
-        <w:pStyle w:val="NormalWeb"/>
-        <w:numPr>
-          <w:ilvl w:val="0"/>
-          <w:numId w:val="73"/>
-        </w:numPr>
-        <w:spacing w:before="0" w:beforeAutospacing="0" w:line="360" w:lineRule="auto"/>
-      </w:pPr>
-      <w:r>
-        <w:t xml:space="preserve">Tight coupling → if host </w:t>
-      </w:r>
-      <w:r>
-        <w:rPr>
-          <w:b/>
-          <w:bCs/>
-        </w:rPr>
-        <w:t>bundle</w:t>
-      </w:r>
-      <w:r>
-        <w:rPr>
-          <w:b/>
-          <w:bCs/>
-        </w:rPr>
-        <w:t>@</w:t>
-      </w:r>
-      <w:r>
-        <w:t xml:space="preserve"> changes, fragment may break.</w:t>
-      </w:r>
-    </w:p>
-    <w:p>
-      <w:pPr>
-        <w:pStyle w:val="NormalWeb"/>
-        <w:numPr>
-          <w:ilvl w:val="0"/>
-          <w:numId w:val="73"/>
-        </w:numPr>
-        <w:spacing w:before="0" w:beforeAutospacing="0" w:after="0" w:afterAutospacing="0" w:line="360" w:lineRule="auto"/>
-      </w:pPr>
-      <w:r>
-        <w:t xml:space="preserve">Overuse leads to </w:t>
-      </w:r>
-      <w:r>
-        <w:rPr>
-          <w:b/>
-          <w:bCs/>
-        </w:rPr>
-        <w:t>fragile architectures</w:t>
-      </w:r>
-      <w:r>
-        <w:t xml:space="preserve"> (not recommended for normal development).</w:t>
-      </w:r>
-    </w:p>
-    <w:p>
-      <w:pPr>
-        <w:pStyle w:val="NormalWeb"/>
-        <w:spacing w:before="0" w:beforeAutospacing="0"/>
-      </w:pPr>
-    </w:p>
-    <w:p>
-      <w:pPr>
-        <w:pStyle w:val="NormalWeb"/>
-        <w:spacing w:before="0" w:beforeAutospacing="0" w:after="0" w:afterAutospacing="0" w:line="360" w:lineRule="auto"/>
-      </w:pPr>
-      <w:r>
-        <w:t>“</w:t>
-      </w:r>
-      <w:r>
-        <w:t xml:space="preserve">An </w:t>
-      </w:r>
-      <w:r>
-        <w:rPr>
-          <w:b/>
-          <w:bCs/>
-        </w:rPr>
-        <w:t>OSGi fragment</w:t>
-      </w:r>
-      <w:r>
-        <w:t xml:space="preserve"> is a bundle that attaches to a </w:t>
-      </w:r>
-      <w:r>
-        <w:rPr>
-          <w:b/>
-          <w:bCs/>
-        </w:rPr>
-        <w:t>host bundle</w:t>
-      </w:r>
-      <w:r>
-        <w:t xml:space="preserve"> and shares its classloader. It cannot run on its own and has no lifecycle. You typically use fragments for </w:t>
-      </w:r>
-      <w:r>
-        <w:rPr>
-          <w:b/>
-          <w:bCs/>
-        </w:rPr>
-        <w:t>localization, adding resources, packaging native libraries, or patching/extending a host bundle</w:t>
-      </w:r>
-      <w:r>
-        <w:t xml:space="preserve">. In Liferay, fragments are often used for </w:t>
-      </w:r>
-      <w:r>
-        <w:rPr>
-          <w:b/>
-          <w:bCs/>
-        </w:rPr>
-        <w:t>adding language translations or UI overrides</w:t>
-      </w:r>
-      <w:r>
-        <w:t>.</w:t>
-      </w:r>
-      <w:r>
-        <w:t>”</w:t>
-      </w:r>
-    </w:p>
-    <w:p>
-      <w:pPr>
-        <w:pStyle w:val="NormalWeb"/>
-        <w:spacing w:before="0" w:beforeAutospacing="0" w:after="0" w:afterAutospacing="0" w:line="360" w:lineRule="auto"/>
-      </w:pPr>
-    </w:p>
-    <w:p>
-      <w:pPr>
-        <w:pStyle w:val="NormalWeb"/>
-        <w:numPr>
-          <w:ilvl w:val="0"/>
-          <w:numId w:val="1"/>
-        </w:numPr>
-        <w:rPr>
-          <w:b/>
-          <w:bCs/>
-          <w:color w:val="EE0000"/>
-        </w:rPr>
-      </w:pPr>
-      <w:r>
-        <w:rPr>
-          <w:b/>
-          <w:bCs/>
-          <w:color w:val="EE0000"/>
-        </w:rPr>
-        <w:t xml:space="preserve">  How do you override permissions logic in Liferay?</w:t>
-      </w:r>
-    </w:p>
-    <w:p>
-      <w:pPr>
-        <w:pStyle w:val="NormalWeb"/>
-        <w:numPr>
-          <w:ilvl w:val="0"/>
-          <w:numId w:val="74"/>
-        </w:numPr>
-        <w:spacing w:line="360" w:lineRule="auto"/>
-      </w:pPr>
-      <w:r>
-        <w:t xml:space="preserve">Liferay enforces permissions using the </w:t>
-      </w:r>
-      <w:r>
-        <w:rPr>
-          <w:b/>
-          <w:bCs/>
-        </w:rPr>
-        <w:t>PermissionChecker</w:t>
-      </w:r>
-      <w:r>
-        <w:t xml:space="preserve"> API and registered </w:t>
-      </w:r>
-      <w:r>
-        <w:rPr>
-          <w:b/>
-          <w:bCs/>
-        </w:rPr>
-        <w:t>PermissionCheckers / PermissionLogics</w:t>
-      </w:r>
-      <w:r>
-        <w:t>.</w:t>
-      </w:r>
-    </w:p>
-    <w:p>
-      <w:pPr>
-        <w:pStyle w:val="NormalWeb"/>
-        <w:numPr>
-          <w:ilvl w:val="0"/>
-          <w:numId w:val="74"/>
-        </w:numPr>
-        <w:spacing w:line="360" w:lineRule="auto"/>
-      </w:pPr>
-      <w:r>
-        <w:t>By default, checks roles, groups, resource actions defined in resource-actions/default.x</w:t>
-      </w:r>
-      <w:r>
-        <w:t>ml</w:t>
-      </w:r>
-    </w:p>
-    <w:p>
-      <w:pPr>
-        <w:pStyle w:val="NormalWeb"/>
-        <w:numPr>
-          <w:ilvl w:val="0"/>
-          <w:numId w:val="74"/>
-        </w:numPr>
-        <w:spacing w:line="360" w:lineRule="auto"/>
-      </w:pPr>
-      <w:r>
-        <w:t xml:space="preserve">Sometimes you need to </w:t>
-      </w:r>
-      <w:r>
-        <w:rPr>
-          <w:b/>
-          <w:bCs/>
-        </w:rPr>
-        <w:t>extend or override</w:t>
-      </w:r>
-      <w:r>
-        <w:t xml:space="preserve"> this logic — e.g., allow certain domains, bypass checks for specific users, or add custom rules.</w:t>
-      </w:r>
-    </w:p>
-    <w:p>
-      <w:pPr>
-        <w:pStyle w:val="NormalWeb"/>
-      </w:pPr>
-      <w:r>
-        <w:t xml:space="preserve">In Liferay, you override permissions logic by plugging into the </w:t>
-      </w:r>
-      <w:r>
-        <w:rPr>
-          <w:b/>
-          <w:bCs/>
-        </w:rPr>
-        <w:t>OSGi permission framework</w:t>
-      </w:r>
-      <w:r>
-        <w:t>:</w:t>
-      </w:r>
-    </w:p>
-    <w:p>
-      <w:pPr>
-        <w:pStyle w:val="NormalWeb"/>
-        <w:numPr>
-          <w:ilvl w:val="0"/>
-          <w:numId w:val="75"/>
-        </w:numPr>
-      </w:pPr>
-      <w:r>
-        <w:t xml:space="preserve">Use </w:t>
-      </w:r>
-      <w:r>
-        <w:rPr>
-          <w:b/>
-          <w:bCs/>
-        </w:rPr>
-        <w:t>ModelResourcePermissionLogic</w:t>
-      </w:r>
-      <w:r>
-        <w:t xml:space="preserve"> to add custom rules for a specific model (preferred).</w:t>
-      </w:r>
-    </w:p>
-    <w:p>
-      <w:pPr>
-        <w:pStyle w:val="NormalWeb"/>
-        <w:numPr>
-          <w:ilvl w:val="0"/>
-          <w:numId w:val="75"/>
-        </w:numPr>
-      </w:pPr>
-      <w:r>
-        <w:t xml:space="preserve">Or register a custom </w:t>
-      </w:r>
-      <w:r>
-        <w:rPr>
-          <w:b/>
-          <w:bCs/>
-        </w:rPr>
-        <w:t>PermissionChecker</w:t>
-      </w:r>
-      <w:r>
-        <w:t xml:space="preserve"> with higher service ranking to override global permission logic.</w:t>
-      </w:r>
-    </w:p>
-    <w:p>
-      <w:pPr>
-        <w:pStyle w:val="NormalWeb"/>
-        <w:numPr>
-          <w:ilvl w:val="0"/>
-          <w:numId w:val="75"/>
-        </w:numPr>
-      </w:pPr>
-      <w:r>
-        <w:t xml:space="preserve">For legacy services, you can use </w:t>
-      </w:r>
-      <w:r>
-        <w:rPr>
-          <w:b/>
-          <w:bCs/>
-        </w:rPr>
-        <w:t>ServiceWrapper</w:t>
-      </w:r>
-      <w:r>
-        <w:t xml:space="preserve"> to intercept permission checks.</w:t>
-      </w:r>
-    </w:p>
-    <w:p>
-      <w:pPr>
-        <w:pStyle w:val="NormalWeb"/>
-      </w:pPr>
-      <w:r>
-        <w:t>This way, you can extend or bypass Liferay’s default permissions in an upgrade-safe way.</w:t>
-      </w:r>
-    </w:p>
-    <w:p>
-      <w:pPr>
-        <w:pStyle w:val="NormalWeb"/>
-        <w:numPr>
-          <w:ilvl w:val="0"/>
-          <w:numId w:val="1"/>
-        </w:numPr>
-        <w:rPr>
-          <w:b/>
-          <w:bCs/>
-          <w:color w:val="EE0000"/>
-        </w:rPr>
-      </w:pPr>
-      <w:r>
-        <w:rPr>
-          <w:b/>
-          <w:bCs/>
-          <w:color w:val="EE0000"/>
-        </w:rPr>
-        <w:lastRenderedPageBreak/>
-        <w:t xml:space="preserve">  How do you override a default REST endpoint in Liferay?</w:t>
-      </w:r>
-    </w:p>
-    <w:p>
-      <w:pPr>
-        <w:pStyle w:val="NormalWeb"/>
-      </w:pPr>
-      <w:r>
-        <w:t>You override a default REST endpoint in Liferay by:</w:t>
-      </w:r>
-    </w:p>
-    <w:p>
-      <w:pPr>
-        <w:pStyle w:val="NormalWeb"/>
-        <w:numPr>
-          <w:ilvl w:val="0"/>
-          <w:numId w:val="76"/>
-        </w:numPr>
-        <w:spacing w:line="360" w:lineRule="auto"/>
-      </w:pPr>
-      <w:r>
-        <w:t>Identifying the existing REST module (usually in headless API modules).</w:t>
-      </w:r>
-    </w:p>
-    <w:p>
-      <w:pPr>
-        <w:pStyle w:val="NormalWeb"/>
-        <w:numPr>
-          <w:ilvl w:val="0"/>
-          <w:numId w:val="76"/>
-        </w:numPr>
-        <w:spacing w:line="360" w:lineRule="auto"/>
-      </w:pPr>
-      <w:r>
-        <w:t xml:space="preserve">Creating your own JAX-RS resource component </w:t>
-      </w:r>
-      <w:r>
-        <w:rPr>
-          <w:b/>
-          <w:bCs/>
-        </w:rPr>
-        <w:t>(@Component + @Path</w:t>
-      </w:r>
-      <w:r>
-        <w:t>) in an OSGi module.</w:t>
-      </w:r>
-    </w:p>
-    <w:p>
-      <w:pPr>
-        <w:pStyle w:val="NormalWeb"/>
-        <w:numPr>
-          <w:ilvl w:val="0"/>
-          <w:numId w:val="76"/>
-        </w:numPr>
-        <w:spacing w:line="360" w:lineRule="auto"/>
-      </w:pPr>
-      <w:r>
-        <w:t xml:space="preserve">Using </w:t>
-      </w:r>
-      <w:r>
-        <w:rPr>
-          <w:b/>
-          <w:bCs/>
-        </w:rPr>
-        <w:t>service.ranking property</w:t>
-      </w:r>
-      <w:r>
-        <w:t xml:space="preserve"> or </w:t>
-      </w:r>
-      <w:r>
-        <w:rPr>
-          <w:b/>
-          <w:bCs/>
-        </w:rPr>
-        <w:t>OSGi whiteboard pattern</w:t>
-      </w:r>
-      <w:r>
-        <w:t xml:space="preserve"> to ensure your endpoint takes precedence over the default one.</w:t>
-      </w:r>
-    </w:p>
-    <w:p>
-      <w:pPr>
-        <w:pStyle w:val="NormalWeb"/>
-        <w:numPr>
-          <w:ilvl w:val="0"/>
-          <w:numId w:val="76"/>
-        </w:numPr>
-        <w:spacing w:line="360" w:lineRule="auto"/>
-      </w:pPr>
-      <w:r>
-        <w:t xml:space="preserve">Optionally extending the existing implementation instead of replacing </w:t>
-      </w:r>
-      <w:r>
-        <w:t xml:space="preserve">it </w:t>
-      </w:r>
-      <w:r>
-        <w:t>completely.</w:t>
-      </w:r>
-    </w:p>
-    <w:p>
-      <w:pPr>
-        <w:pStyle w:val="NormalWeb"/>
-      </w:pPr>
-    </w:p>
-    <w:p>
-      <w:pPr>
-        <w:pStyle w:val="NormalWeb"/>
-        <w:numPr>
-          <w:ilvl w:val="0"/>
-          <w:numId w:val="1"/>
-        </w:numPr>
-        <w:rPr>
-          <w:b/>
-          <w:bCs/>
-          <w:color w:val="EE0000"/>
-        </w:rPr>
-      </w:pPr>
-      <w:r>
-        <w:rPr>
-          <w:b/>
-          <w:bCs/>
-          <w:color w:val="EE0000"/>
-        </w:rPr>
-        <w:t xml:space="preserve">  How do you customize Asset Publisher query results?</w:t>
-      </w:r>
-    </w:p>
-    <w:p>
-      <w:pPr>
-        <w:pStyle w:val="NormalWeb"/>
+      </w:pPr>
+      <w:r>
         <w:rPr>
           <w:b/>
           <w:bCs/>
           <w:sz w:val="28"/>
           <w:szCs w:val="28"/>
         </w:rPr>
-      </w:pPr>
-      <w:r>
+        <w:t>1. Configuration-level Customization</w:t>
+      </w:r>
+    </w:p>
+    <w:p>
+      <w:pPr>
+        <w:pStyle w:val="NormalWeb"/>
+        <w:numPr>
+          <w:ilvl w:val="0"/>
+          <w:numId w:val="77"/>
+        </w:numPr>
+        <w:spacing w:line="360" w:lineRule="auto"/>
+      </w:pPr>
+      <w:r>
+        <w:t>In the Asset Publisher configuration UI:</w:t>
+      </w:r>
+    </w:p>
+    <w:p>
+      <w:pPr>
+        <w:pStyle w:val="NormalWeb"/>
+        <w:numPr>
+          <w:ilvl w:val="1"/>
+          <w:numId w:val="77"/>
+        </w:numPr>
+        <w:spacing w:line="360" w:lineRule="auto"/>
+      </w:pPr>
+      <w:r>
+        <w:t>Choose asset type (e.g., Web Content, Blogs, Documents).</w:t>
+      </w:r>
+    </w:p>
+    <w:p>
+      <w:pPr>
+        <w:pStyle w:val="NormalWeb"/>
+        <w:numPr>
+          <w:ilvl w:val="1"/>
+          <w:numId w:val="77"/>
+        </w:numPr>
+        <w:spacing w:line="360" w:lineRule="auto"/>
+      </w:pPr>
+      <w:r>
+        <w:t xml:space="preserve">Add filters by </w:t>
+      </w:r>
+      <w:r>
+        <w:rPr>
+          <w:b/>
+          <w:bCs/>
+        </w:rPr>
+        <w:t>categories, tags, or structure fields</w:t>
+      </w:r>
+      <w:r>
+        <w:t>.</w:t>
+      </w:r>
+    </w:p>
+    <w:p>
+      <w:pPr>
+        <w:pStyle w:val="NormalWeb"/>
+        <w:numPr>
+          <w:ilvl w:val="1"/>
+          <w:numId w:val="77"/>
+        </w:numPr>
+        <w:spacing w:line="360" w:lineRule="auto"/>
+      </w:pPr>
+      <w:r>
+        <w:t>Use “Dynamic” vs</w:t>
+      </w:r>
+      <w:r>
+        <w:t>.</w:t>
+      </w:r>
+      <w:r>
+        <w:t xml:space="preserve"> “Manual” selection.</w:t>
+      </w:r>
+    </w:p>
+    <w:p>
+      <w:pPr>
+        <w:pStyle w:val="NormalWeb"/>
+        <w:numPr>
+          <w:ilvl w:val="0"/>
+          <w:numId w:val="77"/>
+        </w:numPr>
+        <w:spacing w:line="360" w:lineRule="auto"/>
+      </w:pPr>
+      <w:r>
+        <w:t xml:space="preserve">This is the </w:t>
+      </w:r>
+      <w:r>
+        <w:rPr>
+          <w:b/>
+          <w:bCs/>
+        </w:rPr>
+        <w:t>basic way</w:t>
+      </w:r>
+      <w:r>
+        <w:t xml:space="preserve"> to filter results without code.</w:t>
+      </w:r>
+    </w:p>
+    <w:p>
+      <w:pPr>
+        <w:pStyle w:val="NormalWeb"/>
         <w:rPr>
           <w:b/>
           <w:bCs/>
           <w:sz w:val="28"/>
           <w:szCs w:val="28"/>
         </w:rPr>
-        <w:t>1. Configuration-level Customization</w:t>
-      </w:r>
-    </w:p>
-    <w:p>
-      <w:pPr>
-        <w:pStyle w:val="NormalWeb"/>
-        <w:numPr>
-          <w:ilvl w:val="0"/>
-          <w:numId w:val="77"/>
-        </w:numPr>
-        <w:spacing w:line="360" w:lineRule="auto"/>
-      </w:pPr>
-      <w:r>
-        <w:t>In the Asset Publisher configuration UI:</w:t>
-      </w:r>
-    </w:p>
-    <w:p>
-      <w:pPr>
-        <w:pStyle w:val="NormalWeb"/>
-        <w:numPr>
-          <w:ilvl w:val="1"/>
-          <w:numId w:val="77"/>
-        </w:numPr>
-        <w:spacing w:line="360" w:lineRule="auto"/>
-      </w:pPr>
-      <w:r>
-        <w:t>Choose asset type (e.g., Web Content, Blogs, Documents).</w:t>
-      </w:r>
-    </w:p>
-    <w:p>
-      <w:pPr>
-        <w:pStyle w:val="NormalWeb"/>
-        <w:numPr>
-          <w:ilvl w:val="1"/>
-          <w:numId w:val="77"/>
-        </w:numPr>
-        <w:spacing w:line="360" w:lineRule="auto"/>
-      </w:pPr>
-      <w:r>
-        <w:t xml:space="preserve">Add filters by </w:t>
-      </w:r>
-      <w:r>
-        <w:rPr>
-          <w:b/>
-          <w:bCs/>
-        </w:rPr>
-        <w:t>categories, tags, or structure fields</w:t>
-      </w:r>
-      <w:r>
-        <w:t>.</w:t>
-      </w:r>
-    </w:p>
-    <w:p>
-      <w:pPr>
-        <w:pStyle w:val="NormalWeb"/>
-        <w:numPr>
-          <w:ilvl w:val="1"/>
-          <w:numId w:val="77"/>
-        </w:numPr>
-        <w:spacing w:line="360" w:lineRule="auto"/>
-      </w:pPr>
-      <w:r>
-        <w:t>Use “Dynamic” vs</w:t>
-      </w:r>
-      <w:r>
-        <w:t>.</w:t>
-      </w:r>
-      <w:r>
-        <w:t xml:space="preserve"> “Manual” selection.</w:t>
-      </w:r>
-    </w:p>
-    <w:p>
-      <w:pPr>
-        <w:pStyle w:val="NormalWeb"/>
-        <w:numPr>
-          <w:ilvl w:val="0"/>
-          <w:numId w:val="77"/>
-        </w:numPr>
-        <w:spacing w:line="360" w:lineRule="auto"/>
-      </w:pPr>
-      <w:r>
-        <w:t xml:space="preserve">This is the </w:t>
-      </w:r>
-      <w:r>
-        <w:rPr>
-          <w:b/>
-          <w:bCs/>
-        </w:rPr>
-        <w:t>basic way</w:t>
-      </w:r>
-      <w:r>
-        <w:t xml:space="preserve"> to filter results without code.</w:t>
-      </w:r>
-    </w:p>
-    <w:p>
-      <w:pPr>
-        <w:pStyle w:val="NormalWeb"/>
+      </w:pPr>
+      <w:r>
         <w:rPr>
           <w:b/>
           <w:bCs/>
           <w:sz w:val="28"/>
           <w:szCs w:val="28"/>
         </w:rPr>
-      </w:pPr>
-      <w:r>
+        <w:t>2. Programmatic Customization via AssetEntryQuery</w:t>
+      </w:r>
+    </w:p>
+    <w:p>
+      <w:pPr>
+        <w:pStyle w:val="NormalWeb"/>
+        <w:numPr>
+          <w:ilvl w:val="0"/>
+          <w:numId w:val="78"/>
+        </w:numPr>
+        <w:spacing w:line="360" w:lineRule="auto"/>
+      </w:pPr>
+      <w:r>
+        <w:t xml:space="preserve">The </w:t>
+      </w:r>
+      <w:r>
+        <w:rPr>
+          <w:b/>
+          <w:bCs/>
+        </w:rPr>
+        <w:t>Asset Publisher</w:t>
+      </w:r>
+      <w:r>
+        <w:t xml:space="preserve"> uses </w:t>
+      </w:r>
+      <w:r>
+        <w:rPr>
+          <w:b/>
+          <w:bCs/>
+        </w:rPr>
+        <w:t>AssetEntryQuery</w:t>
+      </w:r>
+      <w:r>
+        <w:t xml:space="preserve"> behind the scenes.</w:t>
+      </w:r>
+    </w:p>
+    <w:p>
+      <w:pPr>
+        <w:pStyle w:val="NormalWeb"/>
+        <w:numPr>
+          <w:ilvl w:val="0"/>
+          <w:numId w:val="78"/>
+        </w:numPr>
+        <w:spacing w:after="0" w:afterAutospacing="0" w:line="360" w:lineRule="auto"/>
+      </w:pPr>
+      <w:r>
+        <w:t xml:space="preserve">You can override or extend it with a </w:t>
+      </w:r>
+      <w:r>
+        <w:rPr>
+          <w:b/>
+          <w:bCs/>
+        </w:rPr>
+        <w:t>Query Processor</w:t>
+      </w:r>
+      <w:r>
+        <w:t>.</w:t>
+      </w:r>
+    </w:p>
+    <w:p>
+      <w:pPr>
+        <w:pStyle w:val="NormalWeb"/>
+        <w:spacing w:before="0" w:beforeAutospacing="0" w:after="0" w:afterAutospacing="0" w:line="360" w:lineRule="auto"/>
+      </w:pPr>
+      <w:r>
+        <w:t xml:space="preserve">Example: Create a custom </w:t>
+      </w:r>
+      <w:r>
+        <w:rPr>
+          <w:b/>
+          <w:bCs/>
+        </w:rPr>
+        <w:t>AssetEntryQueryProcessor</w:t>
+      </w:r>
+      <w:r>
+        <w:t xml:space="preserve">. </w:t>
+      </w:r>
+    </w:p>
+    <w:p>
+      <w:pPr>
+        <w:pStyle w:val="NormalWeb"/>
+        <w:spacing w:before="0" w:beforeAutospacing="0" w:after="0" w:afterAutospacing="0" w:line="360" w:lineRule="auto"/>
+      </w:pPr>
+      <w:r>
+        <w:t>In the</w:t>
+      </w:r>
+      <w:r>
+        <w:t xml:space="preserve"> Asset Publisher configuration, select </w:t>
+      </w:r>
+      <w:r>
+        <w:rPr>
+          <w:b/>
+          <w:bCs/>
+        </w:rPr>
+        <w:t>Query Processor = myCustomProcessor</w:t>
+      </w:r>
+      <w:r>
+        <w:t>.</w:t>
+      </w:r>
+    </w:p>
+    <w:p>
+      <w:pPr>
+        <w:pStyle w:val="NormalWeb"/>
         <w:rPr>
           <w:b/>
           <w:bCs/>
           <w:sz w:val="28"/>
           <w:szCs w:val="28"/>
         </w:rPr>
-        <w:t>2. Programmatic Customization via AssetEntryQuery</w:t>
-      </w:r>
-    </w:p>
-    <w:p>
-      <w:pPr>
-        <w:pStyle w:val="NormalWeb"/>
-        <w:numPr>
-          <w:ilvl w:val="0"/>
-          <w:numId w:val="78"/>
-        </w:numPr>
-        <w:spacing w:line="360" w:lineRule="auto"/>
-      </w:pPr>
-      <w:r>
-        <w:t xml:space="preserve">The </w:t>
-      </w:r>
-      <w:r>
-        <w:rPr>
-          <w:b/>
-          <w:bCs/>
-        </w:rPr>
-        <w:t>Asset Publisher</w:t>
-      </w:r>
-      <w:r>
-        <w:t xml:space="preserve"> uses </w:t>
-      </w:r>
-      <w:r>
-        <w:rPr>
-          <w:b/>
-          <w:bCs/>
-        </w:rPr>
-        <w:t>AssetEntryQuery</w:t>
-      </w:r>
-      <w:r>
-        <w:t xml:space="preserve"> behind the scenes.</w:t>
-      </w:r>
-    </w:p>
-    <w:p>
-      <w:pPr>
-        <w:pStyle w:val="NormalWeb"/>
-        <w:numPr>
-          <w:ilvl w:val="0"/>
-          <w:numId w:val="78"/>
-        </w:numPr>
-        <w:spacing w:after="0" w:afterAutospacing="0" w:line="360" w:lineRule="auto"/>
-      </w:pPr>
-      <w:r>
-        <w:t xml:space="preserve">You can override or extend it with a </w:t>
-      </w:r>
-      <w:r>
-        <w:rPr>
-          <w:b/>
-          <w:bCs/>
-        </w:rPr>
-        <w:t>Query Processor</w:t>
-      </w:r>
-      <w:r>
-        <w:t>.</w:t>
-      </w:r>
-    </w:p>
-    <w:p>
-      <w:pPr>
-        <w:pStyle w:val="NormalWeb"/>
-        <w:spacing w:before="0" w:beforeAutospacing="0" w:after="0" w:afterAutospacing="0" w:line="360" w:lineRule="auto"/>
-      </w:pPr>
-      <w:r>
-        <w:t xml:space="preserve">Example: Create a custom </w:t>
-      </w:r>
-      <w:r>
-        <w:rPr>
-          <w:b/>
-          <w:bCs/>
-        </w:rPr>
-        <w:t>AssetEntryQueryProcessor</w:t>
-      </w:r>
-      <w:r>
-        <w:t xml:space="preserve">. </w:t>
-      </w:r>
-    </w:p>
-    <w:p>
-      <w:pPr>
-        <w:pStyle w:val="NormalWeb"/>
-        <w:spacing w:before="0" w:beforeAutospacing="0" w:after="0" w:afterAutospacing="0" w:line="360" w:lineRule="auto"/>
-      </w:pPr>
-      <w:r>
-        <w:t>In the</w:t>
-      </w:r>
-      <w:r>
-        <w:t xml:space="preserve"> Asset Publisher configuration, select </w:t>
-      </w:r>
-      <w:r>
-        <w:rPr>
-          <w:b/>
-          <w:bCs/>
-        </w:rPr>
-        <w:t>Query Processor = myCustomProcessor</w:t>
-      </w:r>
-      <w:r>
-        <w:t>.</w:t>
-      </w:r>
-    </w:p>
-    <w:p>
-      <w:pPr>
-        <w:pStyle w:val="NormalWeb"/>
+      </w:pPr>
+      <w:r>
         <w:rPr>
           <w:b/>
           <w:bCs/>
           <w:sz w:val="28"/>
           <w:szCs w:val="28"/>
         </w:rPr>
-      </w:pPr>
-      <w:r>
-        <w:rPr>
-          <w:b/>
-          <w:bCs/>
-          <w:sz w:val="28"/>
-          <w:szCs w:val="28"/>
-        </w:rPr>
         <w:t>3. Customizing Search-based Asset Publisher</w:t>
       </w:r>
     </w:p>
@@ -12560,10 +12525,7 @@
         <w:pStyle w:val="NormalWeb"/>
       </w:pPr>
       <w:r>
-        <w:t>PortalCache&lt;String, String&gt; singleCache =</w:t>
-      </w:r>
-      <w:r>
-        <w:t xml:space="preserve"> </w:t>
+        <w:t xml:space="preserve">PortalCache&lt;String, String&gt; singleCache = </w:t>
       </w:r>
       <w:r>
         <w:rPr>
@@ -12573,13 +12535,7 @@
         <w:t>SingleVMPoolUtil.getCache</w:t>
       </w:r>
       <w:r>
-        <w:t>("</w:t>
-      </w:r>
-      <w:r>
-        <w:t>s</w:t>
-      </w:r>
-      <w:r>
-        <w:t>ingleVMCache");</w:t>
+        <w:t>("singleVMCache");</w:t>
       </w:r>
     </w:p>
     <w:p>
@@ -12890,6 +12846,708 @@
           <w:bCs/>
           <w:color w:val="EE0000"/>
         </w:rPr>
+        <w:t>Internal working of Elasticsearch</w:t>
+      </w:r>
+    </w:p>
+    <w:p>
+      <w:pPr>
+        <w:pStyle w:val="NormalWeb"/>
+        <w:rPr>
+          <w:color w:val="000000" w:themeColor="text1"/>
+          <w:lang w:val="en-IN"/>
+          <w14:shadow w14:blurRad="38100" w14:dist="19050" w14:dir="2700000" w14:sx="100000" w14:sy="100000" w14:kx="0" w14:ky="0" w14:algn="tl">
+            <w14:schemeClr w14:val="dk1">
+              <w14:alpha w14:val="60000"/>
+            </w14:schemeClr>
+          </w14:shadow>
+          <w14:textOutline w14:w="0" w14:cap="flat" w14:cmpd="sng" w14:algn="ctr">
+            <w14:noFill/>
+            <w14:prstDash w14:val="solid"/>
+            <w14:round/>
+          </w14:textOutline>
+        </w:rPr>
+      </w:pPr>
+      <w:r>
+        <w:rPr>
+          <w:lang w:val="en-IN"/>
+          <w14:shadow w14:blurRad="38100" w14:dist="19050" w14:dir="2700000" w14:sx="100000" w14:sy="100000" w14:kx="0" w14:ky="0" w14:algn="tl">
+            <w14:schemeClr w14:val="dk1">
+              <w14:alpha w14:val="60000"/>
+            </w14:schemeClr>
+          </w14:shadow>
+          <w14:textOutline w14:w="0" w14:cap="flat" w14:cmpd="sng" w14:algn="ctr">
+            <w14:noFill/>
+            <w14:prstDash w14:val="solid"/>
+            <w14:round/>
+          </w14:textOutline>
+        </w:rPr>
+        <w:t xml:space="preserve">If </w:t>
+      </w:r>
+      <w:r>
+        <w:rPr>
+          <w:color w:val="000000" w:themeColor="text1"/>
+          <w:lang w:val="en-IN"/>
+          <w14:shadow w14:blurRad="38100" w14:dist="19050" w14:dir="2700000" w14:sx="100000" w14:sy="100000" w14:kx="0" w14:ky="0" w14:algn="tl">
+            <w14:schemeClr w14:val="dk1">
+              <w14:alpha w14:val="60000"/>
+            </w14:schemeClr>
+          </w14:shadow>
+          <w14:textOutline w14:w="0" w14:cap="flat" w14:cmpd="sng" w14:algn="ctr">
+            <w14:noFill/>
+            <w14:prstDash w14:val="solid"/>
+            <w14:round/>
+          </w14:textOutline>
+        </w:rPr>
+        <w:t>you add a web content titled “Liferay Search Setup”, Elasticsearch will break it into words:</w:t>
+      </w:r>
+    </w:p>
+    <w:p>
+      <w:pPr>
+        <w:pStyle w:val="NormalWeb"/>
+        <w:rPr>
+          <w:lang w:val="en-IN"/>
+          <w14:shadow w14:blurRad="38100" w14:dist="19050" w14:dir="2700000" w14:sx="100000" w14:sy="100000" w14:kx="0" w14:ky="0" w14:algn="tl">
+            <w14:schemeClr w14:val="dk1">
+              <w14:alpha w14:val="60000"/>
+            </w14:schemeClr>
+          </w14:shadow>
+          <w14:textOutline w14:w="0" w14:cap="flat" w14:cmpd="sng" w14:algn="ctr">
+            <w14:noFill/>
+            <w14:prstDash w14:val="solid"/>
+            <w14:round/>
+          </w14:textOutline>
+        </w:rPr>
+      </w:pPr>
+      <w:r>
+        <w:rPr>
+          <w:color w:val="000000" w:themeColor="text1"/>
+          <w:lang w:val="en-IN"/>
+          <w14:shadow w14:blurRad="38100" w14:dist="19050" w14:dir="2700000" w14:sx="100000" w14:sy="100000" w14:kx="0" w14:ky="0" w14:algn="tl">
+            <w14:schemeClr w14:val="dk1">
+              <w14:alpha w14:val="60000"/>
+            </w14:schemeClr>
+          </w14:shadow>
+          <w14:textOutline w14:w="0" w14:cap="flat" w14:cmpd="sng" w14:algn="ctr">
+            <w14:noFill/>
+            <w14:prstDash w14:val="solid"/>
+            <w14:round/>
+          </w14:textOutline>
+        </w:rPr>
+        <w:t>“Liferay”, “Search”, “Setup</w:t>
+      </w:r>
+      <w:r>
+        <w:rPr>
+          <w:lang w:val="en-IN"/>
+          <w14:shadow w14:blurRad="38100" w14:dist="19050" w14:dir="2700000" w14:sx="100000" w14:sy="100000" w14:kx="0" w14:ky="0" w14:algn="tl">
+            <w14:schemeClr w14:val="dk1">
+              <w14:alpha w14:val="60000"/>
+            </w14:schemeClr>
+          </w14:shadow>
+          <w14:textOutline w14:w="0" w14:cap="flat" w14:cmpd="sng" w14:algn="ctr">
+            <w14:noFill/>
+            <w14:prstDash w14:val="solid"/>
+            <w14:round/>
+          </w14:textOutline>
+        </w:rPr>
+        <w:t>”</w:t>
+      </w:r>
+    </w:p>
+    <w:p>
+      <w:pPr>
+        <w:pStyle w:val="NormalWeb"/>
+        <w:rPr>
+          <w:bCs/>
+          <w:lang w:val="en-IN"/>
+          <w14:shadow w14:blurRad="38100" w14:dist="19050" w14:dir="2700000" w14:sx="100000" w14:sy="100000" w14:kx="0" w14:ky="0" w14:algn="tl">
+            <w14:schemeClr w14:val="dk1">
+              <w14:alpha w14:val="60000"/>
+            </w14:schemeClr>
+          </w14:shadow>
+          <w14:textOutline w14:w="0" w14:cap="flat" w14:cmpd="sng" w14:algn="ctr">
+            <w14:noFill/>
+            <w14:prstDash w14:val="solid"/>
+            <w14:round/>
+          </w14:textOutline>
+        </w:rPr>
+      </w:pPr>
+      <w:r>
+        <w:rPr>
+          <w:bCs/>
+          <w:lang w:val="en-IN"/>
+          <w14:shadow w14:blurRad="38100" w14:dist="19050" w14:dir="2700000" w14:sx="100000" w14:sy="100000" w14:kx="0" w14:ky="0" w14:algn="tl">
+            <w14:schemeClr w14:val="dk1">
+              <w14:alpha w14:val="60000"/>
+            </w14:schemeClr>
+          </w14:shadow>
+          <w14:textOutline w14:w="0" w14:cap="flat" w14:cmpd="sng" w14:algn="ctr">
+            <w14:noFill/>
+            <w14:prstDash w14:val="solid"/>
+            <w14:round/>
+          </w14:textOutline>
+        </w:rPr>
+        <w:t>When you type a keyword in Liferay’s search box:</w:t>
+      </w:r>
+    </w:p>
+    <w:p>
+      <w:pPr>
+        <w:pStyle w:val="NormalWeb"/>
+        <w:numPr>
+          <w:ilvl w:val="0"/>
+          <w:numId w:val="84"/>
+        </w:numPr>
+        <w:rPr>
+          <w:bCs/>
+          <w:lang w:val="en-IN"/>
+          <w14:shadow w14:blurRad="38100" w14:dist="19050" w14:dir="2700000" w14:sx="100000" w14:sy="100000" w14:kx="0" w14:ky="0" w14:algn="tl">
+            <w14:schemeClr w14:val="dk1">
+              <w14:alpha w14:val="60000"/>
+            </w14:schemeClr>
+          </w14:shadow>
+          <w14:textOutline w14:w="0" w14:cap="flat" w14:cmpd="sng" w14:algn="ctr">
+            <w14:noFill/>
+            <w14:prstDash w14:val="solid"/>
+            <w14:round/>
+          </w14:textOutline>
+        </w:rPr>
+      </w:pPr>
+      <w:r>
+        <w:rPr>
+          <w:bCs/>
+          <w:lang w:val="en-IN"/>
+          <w14:shadow w14:blurRad="38100" w14:dist="19050" w14:dir="2700000" w14:sx="100000" w14:sy="100000" w14:kx="0" w14:ky="0" w14:algn="tl">
+            <w14:schemeClr w14:val="dk1">
+              <w14:alpha w14:val="60000"/>
+            </w14:schemeClr>
+          </w14:shadow>
+          <w14:textOutline w14:w="0" w14:cap="flat" w14:cmpd="sng" w14:algn="ctr">
+            <w14:noFill/>
+            <w14:prstDash w14:val="solid"/>
+            <w14:round/>
+          </w14:textOutline>
+        </w:rPr>
+        <w:t>Liferay sends that keyword to Elasticsearch.</w:t>
+      </w:r>
+    </w:p>
+    <w:p>
+      <w:pPr>
+        <w:pStyle w:val="NormalWeb"/>
+        <w:numPr>
+          <w:ilvl w:val="0"/>
+          <w:numId w:val="84"/>
+        </w:numPr>
+        <w:rPr>
+          <w:bCs/>
+          <w:lang w:val="en-IN"/>
+          <w14:shadow w14:blurRad="38100" w14:dist="19050" w14:dir="2700000" w14:sx="100000" w14:sy="100000" w14:kx="0" w14:ky="0" w14:algn="tl">
+            <w14:schemeClr w14:val="dk1">
+              <w14:alpha w14:val="60000"/>
+            </w14:schemeClr>
+          </w14:shadow>
+          <w14:textOutline w14:w="0" w14:cap="flat" w14:cmpd="sng" w14:algn="ctr">
+            <w14:noFill/>
+            <w14:prstDash w14:val="solid"/>
+            <w14:round/>
+          </w14:textOutline>
+        </w:rPr>
+      </w:pPr>
+      <w:r>
+        <w:rPr>
+          <w:bCs/>
+          <w:lang w:val="en-IN"/>
+          <w14:shadow w14:blurRad="38100" w14:dist="19050" w14:dir="2700000" w14:sx="100000" w14:sy="100000" w14:kx="0" w14:ky="0" w14:algn="tl">
+            <w14:schemeClr w14:val="dk1">
+              <w14:alpha w14:val="60000"/>
+            </w14:schemeClr>
+          </w14:shadow>
+          <w14:textOutline w14:w="0" w14:cap="flat" w14:cmpd="sng" w14:algn="ctr">
+            <w14:noFill/>
+            <w14:prstDash w14:val="solid"/>
+            <w14:round/>
+          </w14:textOutline>
+        </w:rPr>
+        <w:t xml:space="preserve">Elasticsearch checks its </w:t>
+      </w:r>
+      <w:r>
+        <w:rPr>
+          <w:b/>
+          <w:bCs/>
+          <w:lang w:val="en-IN"/>
+          <w14:shadow w14:blurRad="38100" w14:dist="19050" w14:dir="2700000" w14:sx="100000" w14:sy="100000" w14:kx="0" w14:ky="0" w14:algn="tl">
+            <w14:schemeClr w14:val="dk1">
+              <w14:alpha w14:val="60000"/>
+            </w14:schemeClr>
+          </w14:shadow>
+          <w14:textOutline w14:w="0" w14:cap="flat" w14:cmpd="sng" w14:algn="ctr">
+            <w14:noFill/>
+            <w14:prstDash w14:val="solid"/>
+            <w14:round/>
+          </w14:textOutline>
+        </w:rPr>
+        <w:t>inverted index</w:t>
+      </w:r>
+      <w:r>
+        <w:rPr>
+          <w:bCs/>
+          <w:lang w:val="en-IN"/>
+          <w14:shadow w14:blurRad="38100" w14:dist="19050" w14:dir="2700000" w14:sx="100000" w14:sy="100000" w14:kx="0" w14:ky="0" w14:algn="tl">
+            <w14:schemeClr w14:val="dk1">
+              <w14:alpha w14:val="60000"/>
+            </w14:schemeClr>
+          </w14:shadow>
+          <w14:textOutline w14:w="0" w14:cap="flat" w14:cmpd="sng" w14:algn="ctr">
+            <w14:noFill/>
+            <w14:prstDash w14:val="solid"/>
+            <w14:round/>
+          </w14:textOutline>
+        </w:rPr>
+        <w:t xml:space="preserve"> (a word → document mapping).</w:t>
+      </w:r>
+    </w:p>
+    <w:p>
+      <w:pPr>
+        <w:pStyle w:val="NormalWeb"/>
+        <w:numPr>
+          <w:ilvl w:val="0"/>
+          <w:numId w:val="84"/>
+        </w:numPr>
+        <w:rPr>
+          <w:bCs/>
+          <w:lang w:val="en-IN"/>
+          <w14:shadow w14:blurRad="38100" w14:dist="19050" w14:dir="2700000" w14:sx="100000" w14:sy="100000" w14:kx="0" w14:ky="0" w14:algn="tl">
+            <w14:schemeClr w14:val="dk1">
+              <w14:alpha w14:val="60000"/>
+            </w14:schemeClr>
+          </w14:shadow>
+          <w14:textOutline w14:w="0" w14:cap="flat" w14:cmpd="sng" w14:algn="ctr">
+            <w14:noFill/>
+            <w14:prstDash w14:val="solid"/>
+            <w14:round/>
+          </w14:textOutline>
+        </w:rPr>
+      </w:pPr>
+      <w:r>
+        <w:rPr>
+          <w:bCs/>
+          <w:lang w:val="en-IN"/>
+          <w14:shadow w14:blurRad="38100" w14:dist="19050" w14:dir="2700000" w14:sx="100000" w14:sy="100000" w14:kx="0" w14:ky="0" w14:algn="tl">
+            <w14:schemeClr w14:val="dk1">
+              <w14:alpha w14:val="60000"/>
+            </w14:schemeClr>
+          </w14:shadow>
+          <w14:textOutline w14:w="0" w14:cap="flat" w14:cmpd="sng" w14:algn="ctr">
+            <w14:noFill/>
+            <w14:prstDash w14:val="solid"/>
+            <w14:round/>
+          </w14:textOutline>
+        </w:rPr>
+        <w:t>It returns all documents containing that word — instantly!</w:t>
+      </w:r>
+    </w:p>
+    <w:p>
+      <w:pPr>
+        <w:pStyle w:val="NormalWeb"/>
+        <w:rPr>
+          <w:bCs/>
+          <w14:shadow w14:blurRad="38100" w14:dist="19050" w14:dir="2700000" w14:sx="100000" w14:sy="100000" w14:kx="0" w14:ky="0" w14:algn="tl">
+            <w14:schemeClr w14:val="dk1">
+              <w14:alpha w14:val="60000"/>
+            </w14:schemeClr>
+          </w14:shadow>
+          <w14:textOutline w14:w="0" w14:cap="flat" w14:cmpd="sng" w14:algn="ctr">
+            <w14:noFill/>
+            <w14:prstDash w14:val="solid"/>
+            <w14:round/>
+          </w14:textOutline>
+        </w:rPr>
+      </w:pPr>
+      <w:r>
+        <w:rPr>
+          <w:bCs/>
+          <w14:shadow w14:blurRad="38100" w14:dist="19050" w14:dir="2700000" w14:sx="100000" w14:sy="100000" w14:kx="0" w14:ky="0" w14:algn="tl">
+            <w14:schemeClr w14:val="dk1">
+              <w14:alpha w14:val="60000"/>
+            </w14:schemeClr>
+          </w14:shadow>
+          <w14:textOutline w14:w="0" w14:cap="flat" w14:cmpd="sng" w14:algn="ctr">
+            <w14:noFill/>
+            <w14:prstDash w14:val="solid"/>
+            <w14:round/>
+          </w14:textOutline>
+        </w:rPr>
+        <w:t xml:space="preserve">Because Elasticsearch does </w:t>
+      </w:r>
+      <w:r>
+        <w:rPr>
+          <w:b/>
+          <w:bCs/>
+          <w14:shadow w14:blurRad="38100" w14:dist="19050" w14:dir="2700000" w14:sx="100000" w14:sy="100000" w14:kx="0" w14:ky="0" w14:algn="tl">
+            <w14:schemeClr w14:val="dk1">
+              <w14:alpha w14:val="60000"/>
+            </w14:schemeClr>
+          </w14:shadow>
+          <w14:textOutline w14:w="0" w14:cap="flat" w14:cmpd="sng" w14:algn="ctr">
+            <w14:noFill/>
+            <w14:prstDash w14:val="solid"/>
+            <w14:round/>
+          </w14:textOutline>
+        </w:rPr>
+        <w:t>not</w:t>
+      </w:r>
+      <w:r>
+        <w:rPr>
+          <w:bCs/>
+          <w14:shadow w14:blurRad="38100" w14:dist="19050" w14:dir="2700000" w14:sx="100000" w14:sy="100000" w14:kx="0" w14:ky="0" w14:algn="tl">
+            <w14:schemeClr w14:val="dk1">
+              <w14:alpha w14:val="60000"/>
+            </w14:schemeClr>
+          </w14:shadow>
+          <w14:textOutline w14:w="0" w14:cap="flat" w14:cmpd="sng" w14:algn="ctr">
+            <w14:noFill/>
+            <w14:prstDash w14:val="solid"/>
+            <w14:round/>
+          </w14:textOutline>
+        </w:rPr>
+        <w:t xml:space="preserve"> search word-by-word in text.</w:t>
+      </w:r>
+      <w:r>
+        <w:rPr>
+          <w:bCs/>
+          <w14:shadow w14:blurRad="38100" w14:dist="19050" w14:dir="2700000" w14:sx="100000" w14:sy="100000" w14:kx="0" w14:ky="0" w14:algn="tl">
+            <w14:schemeClr w14:val="dk1">
+              <w14:alpha w14:val="60000"/>
+            </w14:schemeClr>
+          </w14:shadow>
+          <w14:textOutline w14:w="0" w14:cap="flat" w14:cmpd="sng" w14:algn="ctr">
+            <w14:noFill/>
+            <w14:prstDash w14:val="solid"/>
+            <w14:round/>
+          </w14:textOutline>
+        </w:rPr>
+        <w:br/>
+        <w:t xml:space="preserve">It uses an </w:t>
+      </w:r>
+      <w:r>
+        <w:rPr>
+          <w:b/>
+          <w:bCs/>
+          <w14:shadow w14:blurRad="38100" w14:dist="19050" w14:dir="2700000" w14:sx="100000" w14:sy="100000" w14:kx="0" w14:ky="0" w14:algn="tl">
+            <w14:schemeClr w14:val="dk1">
+              <w14:alpha w14:val="60000"/>
+            </w14:schemeClr>
+          </w14:shadow>
+          <w14:textOutline w14:w="0" w14:cap="flat" w14:cmpd="sng" w14:algn="ctr">
+            <w14:noFill/>
+            <w14:prstDash w14:val="solid"/>
+            <w14:round/>
+          </w14:textOutline>
+        </w:rPr>
+        <w:t>inverted index</w:t>
+      </w:r>
+      <w:r>
+        <w:rPr>
+          <w:bCs/>
+          <w14:shadow w14:blurRad="38100" w14:dist="19050" w14:dir="2700000" w14:sx="100000" w14:sy="100000" w14:kx="0" w14:ky="0" w14:algn="tl">
+            <w14:schemeClr w14:val="dk1">
+              <w14:alpha w14:val="60000"/>
+            </w14:schemeClr>
+          </w14:shadow>
+          <w14:textOutline w14:w="0" w14:cap="flat" w14:cmpd="sng" w14:algn="ctr">
+            <w14:noFill/>
+            <w14:prstDash w14:val="solid"/>
+            <w14:round/>
+          </w14:textOutline>
+        </w:rPr>
+        <w:t xml:space="preserve"> — like a </w:t>
+      </w:r>
+      <w:r>
+        <w:rPr>
+          <w:b/>
+          <w:bCs/>
+          <w14:shadow w14:blurRad="38100" w14:dist="19050" w14:dir="2700000" w14:sx="100000" w14:sy="100000" w14:kx="0" w14:ky="0" w14:algn="tl">
+            <w14:schemeClr w14:val="dk1">
+              <w14:alpha w14:val="60000"/>
+            </w14:schemeClr>
+          </w14:shadow>
+          <w14:textOutline w14:w="0" w14:cap="flat" w14:cmpd="sng" w14:algn="ctr">
+            <w14:noFill/>
+            <w14:prstDash w14:val="solid"/>
+            <w14:round/>
+          </w14:textOutline>
+        </w:rPr>
+        <w:t>dictionary</w:t>
+      </w:r>
+      <w:r>
+        <w:rPr>
+          <w:bCs/>
+          <w14:shadow w14:blurRad="38100" w14:dist="19050" w14:dir="2700000" w14:sx="100000" w14:sy="100000" w14:kx="0" w14:ky="0" w14:algn="tl">
+            <w14:schemeClr w14:val="dk1">
+              <w14:alpha w14:val="60000"/>
+            </w14:schemeClr>
+          </w14:shadow>
+          <w14:textOutline w14:w="0" w14:cap="flat" w14:cmpd="sng" w14:algn="ctr">
+            <w14:noFill/>
+            <w14:prstDash w14:val="solid"/>
+            <w14:round/>
+          </w14:textOutline>
+        </w:rPr>
+        <w:t xml:space="preserve"> that tells it where every word appears.</w:t>
+      </w:r>
+    </w:p>
+    <w:p>
+      <w:pPr>
+        <w:pStyle w:val="NormalWeb"/>
+        <w:rPr>
+          <w:bCs/>
+          <w14:shadow w14:blurRad="38100" w14:dist="19050" w14:dir="2700000" w14:sx="100000" w14:sy="100000" w14:kx="0" w14:ky="0" w14:algn="tl">
+            <w14:schemeClr w14:val="dk1">
+              <w14:alpha w14:val="60000"/>
+            </w14:schemeClr>
+          </w14:shadow>
+          <w14:textOutline w14:w="0" w14:cap="flat" w14:cmpd="sng" w14:algn="ctr">
+            <w14:noFill/>
+            <w14:prstDash w14:val="solid"/>
+            <w14:round/>
+          </w14:textOutline>
+        </w:rPr>
+      </w:pPr>
+      <w:r>
+        <w:rPr>
+          <w:bCs/>
+          <w14:shadow w14:blurRad="38100" w14:dist="19050" w14:dir="2700000" w14:sx="100000" w14:sy="100000" w14:kx="0" w14:ky="0" w14:algn="tl">
+            <w14:schemeClr w14:val="dk1">
+              <w14:alpha w14:val="60000"/>
+            </w14:schemeClr>
+          </w14:shadow>
+          <w14:textOutline w14:w="0" w14:cap="flat" w14:cmpd="sng" w14:algn="ctr">
+            <w14:noFill/>
+            <w14:prstDash w14:val="solid"/>
+            <w14:round/>
+          </w14:textOutline>
+        </w:rPr>
+        <w:t xml:space="preserve">Because Elasticsearch does </w:t>
+      </w:r>
+      <w:r>
+        <w:rPr>
+          <w:b/>
+          <w:bCs/>
+          <w14:shadow w14:blurRad="38100" w14:dist="19050" w14:dir="2700000" w14:sx="100000" w14:sy="100000" w14:kx="0" w14:ky="0" w14:algn="tl">
+            <w14:schemeClr w14:val="dk1">
+              <w14:alpha w14:val="60000"/>
+            </w14:schemeClr>
+          </w14:shadow>
+          <w14:textOutline w14:w="0" w14:cap="flat" w14:cmpd="sng" w14:algn="ctr">
+            <w14:noFill/>
+            <w14:prstDash w14:val="solid"/>
+            <w14:round/>
+          </w14:textOutline>
+        </w:rPr>
+        <w:t>not</w:t>
+      </w:r>
+      <w:r>
+        <w:rPr>
+          <w:bCs/>
+          <w14:shadow w14:blurRad="38100" w14:dist="19050" w14:dir="2700000" w14:sx="100000" w14:sy="100000" w14:kx="0" w14:ky="0" w14:algn="tl">
+            <w14:schemeClr w14:val="dk1">
+              <w14:alpha w14:val="60000"/>
+            </w14:schemeClr>
+          </w14:shadow>
+          <w14:textOutline w14:w="0" w14:cap="flat" w14:cmpd="sng" w14:algn="ctr">
+            <w14:noFill/>
+            <w14:prstDash w14:val="solid"/>
+            <w14:round/>
+          </w14:textOutline>
+        </w:rPr>
+        <w:t xml:space="preserve"> search word-by-word in text.</w:t>
+      </w:r>
+      <w:r>
+        <w:rPr>
+          <w:bCs/>
+          <w14:shadow w14:blurRad="38100" w14:dist="19050" w14:dir="2700000" w14:sx="100000" w14:sy="100000" w14:kx="0" w14:ky="0" w14:algn="tl">
+            <w14:schemeClr w14:val="dk1">
+              <w14:alpha w14:val="60000"/>
+            </w14:schemeClr>
+          </w14:shadow>
+          <w14:textOutline w14:w="0" w14:cap="flat" w14:cmpd="sng" w14:algn="ctr">
+            <w14:noFill/>
+            <w14:prstDash w14:val="solid"/>
+            <w14:round/>
+          </w14:textOutline>
+        </w:rPr>
+        <w:br/>
+        <w:t xml:space="preserve">It uses an </w:t>
+      </w:r>
+      <w:r>
+        <w:rPr>
+          <w:b/>
+          <w:bCs/>
+          <w14:shadow w14:blurRad="38100" w14:dist="19050" w14:dir="2700000" w14:sx="100000" w14:sy="100000" w14:kx="0" w14:ky="0" w14:algn="tl">
+            <w14:schemeClr w14:val="dk1">
+              <w14:alpha w14:val="60000"/>
+            </w14:schemeClr>
+          </w14:shadow>
+          <w14:textOutline w14:w="0" w14:cap="flat" w14:cmpd="sng" w14:algn="ctr">
+            <w14:noFill/>
+            <w14:prstDash w14:val="solid"/>
+            <w14:round/>
+          </w14:textOutline>
+        </w:rPr>
+        <w:t>inverted index</w:t>
+      </w:r>
+      <w:r>
+        <w:rPr>
+          <w:bCs/>
+          <w14:shadow w14:blurRad="38100" w14:dist="19050" w14:dir="2700000" w14:sx="100000" w14:sy="100000" w14:kx="0" w14:ky="0" w14:algn="tl">
+            <w14:schemeClr w14:val="dk1">
+              <w14:alpha w14:val="60000"/>
+            </w14:schemeClr>
+          </w14:shadow>
+          <w14:textOutline w14:w="0" w14:cap="flat" w14:cmpd="sng" w14:algn="ctr">
+            <w14:noFill/>
+            <w14:prstDash w14:val="solid"/>
+            <w14:round/>
+          </w14:textOutline>
+        </w:rPr>
+        <w:t xml:space="preserve"> — like a </w:t>
+      </w:r>
+      <w:r>
+        <w:rPr>
+          <w:b/>
+          <w:bCs/>
+          <w14:shadow w14:blurRad="38100" w14:dist="19050" w14:dir="2700000" w14:sx="100000" w14:sy="100000" w14:kx="0" w14:ky="0" w14:algn="tl">
+            <w14:schemeClr w14:val="dk1">
+              <w14:alpha w14:val="60000"/>
+            </w14:schemeClr>
+          </w14:shadow>
+          <w14:textOutline w14:w="0" w14:cap="flat" w14:cmpd="sng" w14:algn="ctr">
+            <w14:noFill/>
+            <w14:prstDash w14:val="solid"/>
+            <w14:round/>
+          </w14:textOutline>
+        </w:rPr>
+        <w:t>dictionary</w:t>
+      </w:r>
+      <w:r>
+        <w:rPr>
+          <w:bCs/>
+          <w14:shadow w14:blurRad="38100" w14:dist="19050" w14:dir="2700000" w14:sx="100000" w14:sy="100000" w14:kx="0" w14:ky="0" w14:algn="tl">
+            <w14:schemeClr w14:val="dk1">
+              <w14:alpha w14:val="60000"/>
+            </w14:schemeClr>
+          </w14:shadow>
+          <w14:textOutline w14:w="0" w14:cap="flat" w14:cmpd="sng" w14:algn="ctr">
+            <w14:noFill/>
+            <w14:prstDash w14:val="solid"/>
+            <w14:round/>
+          </w14:textOutline>
+        </w:rPr>
+        <w:t xml:space="preserve"> that tells it where every word appears.</w:t>
+      </w:r>
+    </w:p>
+    <w:p>
+      <w:pPr>
+        <w:pStyle w:val="NormalWeb"/>
+        <w:rPr>
+          <w:bCs/>
+          <w14:shadow w14:blurRad="38100" w14:dist="19050" w14:dir="2700000" w14:sx="100000" w14:sy="100000" w14:kx="0" w14:ky="0" w14:algn="tl">
+            <w14:schemeClr w14:val="dk1">
+              <w14:alpha w14:val="60000"/>
+            </w14:schemeClr>
+          </w14:shadow>
+          <w14:textOutline w14:w="0" w14:cap="flat" w14:cmpd="sng" w14:algn="ctr">
+            <w14:noFill/>
+            <w14:prstDash w14:val="solid"/>
+            <w14:round/>
+          </w14:textOutline>
+        </w:rPr>
+      </w:pPr>
+    </w:p>
+    <w:p>
+      <w:pPr>
+        <w:pStyle w:val="NormalWeb"/>
+        <w:numPr>
+          <w:ilvl w:val="0"/>
+          <w:numId w:val="1"/>
+        </w:numPr>
+        <w:rPr>
+          <w:b/>
+          <w:bCs/>
+          <w:color w:val="EE0000"/>
+        </w:rPr>
+      </w:pPr>
+      <w:r>
+        <w:rPr>
+          <w:b/>
+          <w:bCs/>
+          <w:color w:val="EE0000"/>
+        </w:rPr>
+        <w:t>H</w:t>
+      </w:r>
+      <w:r>
+        <w:rPr>
+          <w:b/>
+          <w:bCs/>
+          <w:color w:val="EE0000"/>
+        </w:rPr>
+        <w:t xml:space="preserve">ow </w:t>
+      </w:r>
+      <w:r>
+        <w:rPr>
+          <w:b/>
+          <w:bCs/>
+          <w:color w:val="EE0000"/>
+        </w:rPr>
+        <w:t xml:space="preserve">Liferay </w:t>
+      </w:r>
+      <w:r>
+        <w:rPr>
+          <w:b/>
+          <w:bCs/>
+          <w:color w:val="EE0000"/>
+        </w:rPr>
+        <w:t xml:space="preserve"> manage Single VM and Multi VM</w:t>
+      </w:r>
+    </w:p>
+    <w:p>
+      <w:pPr>
+        <w:pStyle w:val="NormalWeb"/>
+        <w:numPr>
+          <w:ilvl w:val="0"/>
+          <w:numId w:val="1"/>
+        </w:numPr>
+        <w:rPr>
+          <w:b/>
+          <w:bCs/>
+          <w:color w:val="EE0000"/>
+        </w:rPr>
+      </w:pPr>
+      <w:r>
+        <w:rPr>
+          <w:b/>
+          <w:bCs/>
+          <w:color w:val="EE0000"/>
+        </w:rPr>
+        <w:t>Why OSGI is better than Spring boot microservice?</w:t>
+      </w:r>
+    </w:p>
+    <w:p>
+      <w:pPr>
+        <w:pStyle w:val="NormalWeb"/>
+        <w:numPr>
+          <w:ilvl w:val="0"/>
+          <w:numId w:val="1"/>
+        </w:numPr>
+        <w:rPr>
+          <w:b/>
+          <w:bCs/>
+          <w:color w:val="EE0000"/>
+        </w:rPr>
+      </w:pPr>
+      <w:r>
+        <w:rPr>
+          <w:b/>
+          <w:bCs/>
+          <w:color w:val="EE0000"/>
+        </w:rPr>
         <w:t>How do you reduce database queries from Liferay services?</w:t>
       </w:r>
     </w:p>
@@ -13110,6 +13768,7 @@
           <w:bCs/>
           <w:color w:val="EE0000"/>
         </w:rPr>
+        <w:lastRenderedPageBreak/>
         <w:t xml:space="preserve">  How do you customize Asset Categories and Tags?</w:t>
       </w:r>
     </w:p>
@@ -19139,6 +19798,155 @@
     </w:lvl>
   </w:abstractNum>
   <w:abstractNum w:abstractNumId="41" w15:restartNumberingAfterBreak="0">
+    <w:nsid w:val="4D8F276A"/>
+    <w:multiLevelType w:val="multilevel"/>
+    <w:tmpl w:val="6F7C5F16"/>
+    <w:lvl w:ilvl="0">
+      <w:start w:val="1"/>
+      <w:numFmt w:val="bullet"/>
+      <w:lvlText w:val=""/>
+      <w:lvlJc w:val="left"/>
+      <w:pPr>
+        <w:tabs>
+          <w:tab w:val="num" w:pos="720"/>
+        </w:tabs>
+        <w:ind w:left="720" w:hanging="360"/>
+      </w:pPr>
+      <w:rPr>
+        <w:rFonts w:ascii="Symbol" w:hAnsi="Symbol" w:hint="default"/>
+        <w:sz w:val="20"/>
+      </w:rPr>
+    </w:lvl>
+    <w:lvl w:ilvl="1" w:tentative="1">
+      <w:start w:val="1"/>
+      <w:numFmt w:val="bullet"/>
+      <w:lvlText w:val="o"/>
+      <w:lvlJc w:val="left"/>
+      <w:pPr>
+        <w:tabs>
+          <w:tab w:val="num" w:pos="1440"/>
+        </w:tabs>
+        <w:ind w:left="1440" w:hanging="360"/>
+      </w:pPr>
+      <w:rPr>
+        <w:rFonts w:ascii="Courier New" w:hAnsi="Courier New" w:hint="default"/>
+        <w:sz w:val="20"/>
+      </w:rPr>
+    </w:lvl>
+    <w:lvl w:ilvl="2" w:tentative="1">
+      <w:start w:val="1"/>
+      <w:numFmt w:val="bullet"/>
+      <w:lvlText w:val=""/>
+      <w:lvlJc w:val="left"/>
+      <w:pPr>
+        <w:tabs>
+          <w:tab w:val="num" w:pos="2160"/>
+        </w:tabs>
+        <w:ind w:left="2160" w:hanging="360"/>
+      </w:pPr>
+      <w:rPr>
+        <w:rFonts w:ascii="Wingdings" w:hAnsi="Wingdings" w:hint="default"/>
+        <w:sz w:val="20"/>
+      </w:rPr>
+    </w:lvl>
+    <w:lvl w:ilvl="3" w:tentative="1">
+      <w:start w:val="1"/>
+      <w:numFmt w:val="bullet"/>
+      <w:lvlText w:val=""/>
+      <w:lvlJc w:val="left"/>
+      <w:pPr>
+        <w:tabs>
+          <w:tab w:val="num" w:pos="2880"/>
+        </w:tabs>
+        <w:ind w:left="2880" w:hanging="360"/>
+      </w:pPr>
+      <w:rPr>
+        <w:rFonts w:ascii="Wingdings" w:hAnsi="Wingdings" w:hint="default"/>
+        <w:sz w:val="20"/>
+      </w:rPr>
+    </w:lvl>
+    <w:lvl w:ilvl="4" w:tentative="1">
+      <w:start w:val="1"/>
+      <w:numFmt w:val="bullet"/>
+      <w:lvlText w:val=""/>
+      <w:lvlJc w:val="left"/>
+      <w:pPr>
+        <w:tabs>
+          <w:tab w:val="num" w:pos="3600"/>
+        </w:tabs>
+        <w:ind w:left="3600" w:hanging="360"/>
+      </w:pPr>
+      <w:rPr>
+        <w:rFonts w:ascii="Wingdings" w:hAnsi="Wingdings" w:hint="default"/>
+        <w:sz w:val="20"/>
+      </w:rPr>
+    </w:lvl>
+    <w:lvl w:ilvl="5" w:tentative="1">
+      <w:start w:val="1"/>
+      <w:numFmt w:val="bullet"/>
+      <w:lvlText w:val=""/>
+      <w:lvlJc w:val="left"/>
+      <w:pPr>
+        <w:tabs>
+          <w:tab w:val="num" w:pos="4320"/>
+        </w:tabs>
+        <w:ind w:left="4320" w:hanging="360"/>
+      </w:pPr>
+      <w:rPr>
+        <w:rFonts w:ascii="Wingdings" w:hAnsi="Wingdings" w:hint="default"/>
+        <w:sz w:val="20"/>
+      </w:rPr>
+    </w:lvl>
+    <w:lvl w:ilvl="6" w:tentative="1">
+      <w:start w:val="1"/>
+      <w:numFmt w:val="bullet"/>
+      <w:lvlText w:val=""/>
+      <w:lvlJc w:val="left"/>
+      <w:pPr>
+        <w:tabs>
+          <w:tab w:val="num" w:pos="5040"/>
+        </w:tabs>
+        <w:ind w:left="5040" w:hanging="360"/>
+      </w:pPr>
+      <w:rPr>
+        <w:rFonts w:ascii="Wingdings" w:hAnsi="Wingdings" w:hint="default"/>
+        <w:sz w:val="20"/>
+      </w:rPr>
+    </w:lvl>
+    <w:lvl w:ilvl="7" w:tentative="1">
+      <w:start w:val="1"/>
+      <w:numFmt w:val="bullet"/>
+      <w:lvlText w:val=""/>
+      <w:lvlJc w:val="left"/>
+      <w:pPr>
+        <w:tabs>
+          <w:tab w:val="num" w:pos="5760"/>
+        </w:tabs>
+        <w:ind w:left="5760" w:hanging="360"/>
+      </w:pPr>
+      <w:rPr>
+        <w:rFonts w:ascii="Wingdings" w:hAnsi="Wingdings" w:hint="default"/>
+        <w:sz w:val="20"/>
+      </w:rPr>
+    </w:lvl>
+    <w:lvl w:ilvl="8" w:tentative="1">
+      <w:start w:val="1"/>
+      <w:numFmt w:val="bullet"/>
+      <w:lvlText w:val=""/>
+      <w:lvlJc w:val="left"/>
+      <w:pPr>
+        <w:tabs>
+          <w:tab w:val="num" w:pos="6480"/>
+        </w:tabs>
+        <w:ind w:left="6480" w:hanging="360"/>
+      </w:pPr>
+      <w:rPr>
+        <w:rFonts w:ascii="Wingdings" w:hAnsi="Wingdings" w:hint="default"/>
+        <w:sz w:val="20"/>
+      </w:rPr>
+    </w:lvl>
+  </w:abstractNum>
+  <w:abstractNum w:abstractNumId="42" w15:restartNumberingAfterBreak="0">
     <w:nsid w:val="4EA71552"/>
     <w:multiLevelType w:val="hybridMultilevel"/>
     <w:tmpl w:val="2D768900"/>
@@ -19251,7 +20059,7 @@
       </w:rPr>
     </w:lvl>
   </w:abstractNum>
-  <w:abstractNum w:abstractNumId="42" w15:restartNumberingAfterBreak="0">
+  <w:abstractNum w:abstractNumId="43" w15:restartNumberingAfterBreak="0">
     <w:nsid w:val="4EBA7DD9"/>
     <w:multiLevelType w:val="multilevel"/>
     <w:tmpl w:val="A5D68258"/>
@@ -19400,7 +20208,7 @@
       </w:rPr>
     </w:lvl>
   </w:abstractNum>
-  <w:abstractNum w:abstractNumId="43" w15:restartNumberingAfterBreak="0">
+  <w:abstractNum w:abstractNumId="44" w15:restartNumberingAfterBreak="0">
     <w:nsid w:val="4F583A1A"/>
     <w:multiLevelType w:val="multilevel"/>
     <w:tmpl w:val="8FCE6228"/>
@@ -19549,7 +20357,7 @@
       </w:rPr>
     </w:lvl>
   </w:abstractNum>
-  <w:abstractNum w:abstractNumId="44" w15:restartNumberingAfterBreak="0">
+  <w:abstractNum w:abstractNumId="45" w15:restartNumberingAfterBreak="0">
     <w:nsid w:val="528459A5"/>
     <w:multiLevelType w:val="multilevel"/>
     <w:tmpl w:val="920C493C"/>
@@ -19698,7 +20506,7 @@
       </w:rPr>
     </w:lvl>
   </w:abstractNum>
-  <w:abstractNum w:abstractNumId="45" w15:restartNumberingAfterBreak="0">
+  <w:abstractNum w:abstractNumId="46" w15:restartNumberingAfterBreak="0">
     <w:nsid w:val="53680D56"/>
     <w:multiLevelType w:val="multilevel"/>
     <w:tmpl w:val="7FF4378E"/>
@@ -19847,7 +20655,7 @@
       </w:rPr>
     </w:lvl>
   </w:abstractNum>
-  <w:abstractNum w:abstractNumId="46" w15:restartNumberingAfterBreak="0">
+  <w:abstractNum w:abstractNumId="47" w15:restartNumberingAfterBreak="0">
     <w:nsid w:val="53687DE7"/>
     <w:multiLevelType w:val="multilevel"/>
     <w:tmpl w:val="D9D8C4E0"/>
@@ -19996,7 +20804,7 @@
       </w:rPr>
     </w:lvl>
   </w:abstractNum>
-  <w:abstractNum w:abstractNumId="47" w15:restartNumberingAfterBreak="0">
+  <w:abstractNum w:abstractNumId="48" w15:restartNumberingAfterBreak="0">
     <w:nsid w:val="53B63366"/>
     <w:multiLevelType w:val="multilevel"/>
     <w:tmpl w:val="2D8E0B12"/>
@@ -20145,7 +20953,7 @@
       </w:rPr>
     </w:lvl>
   </w:abstractNum>
-  <w:abstractNum w:abstractNumId="48" w15:restartNumberingAfterBreak="0">
+  <w:abstractNum w:abstractNumId="49" w15:restartNumberingAfterBreak="0">
     <w:nsid w:val="54AA4EB8"/>
     <w:multiLevelType w:val="multilevel"/>
     <w:tmpl w:val="62E675D4"/>
@@ -20258,7 +21066,7 @@
       </w:pPr>
     </w:lvl>
   </w:abstractNum>
-  <w:abstractNum w:abstractNumId="49" w15:restartNumberingAfterBreak="0">
+  <w:abstractNum w:abstractNumId="50" w15:restartNumberingAfterBreak="0">
     <w:nsid w:val="56141699"/>
     <w:multiLevelType w:val="multilevel"/>
     <w:tmpl w:val="44748404"/>
@@ -20407,7 +21215,7 @@
       </w:rPr>
     </w:lvl>
   </w:abstractNum>
-  <w:abstractNum w:abstractNumId="50" w15:restartNumberingAfterBreak="0">
+  <w:abstractNum w:abstractNumId="51" w15:restartNumberingAfterBreak="0">
     <w:nsid w:val="57A946AF"/>
     <w:multiLevelType w:val="multilevel"/>
     <w:tmpl w:val="B48A816C"/>
@@ -20556,7 +21364,7 @@
       </w:rPr>
     </w:lvl>
   </w:abstractNum>
-  <w:abstractNum w:abstractNumId="51" w15:restartNumberingAfterBreak="0">
+  <w:abstractNum w:abstractNumId="52" w15:restartNumberingAfterBreak="0">
     <w:nsid w:val="585A2B53"/>
     <w:multiLevelType w:val="multilevel"/>
     <w:tmpl w:val="B37C2DFA"/>
@@ -20705,7 +21513,7 @@
       </w:rPr>
     </w:lvl>
   </w:abstractNum>
-  <w:abstractNum w:abstractNumId="52" w15:restartNumberingAfterBreak="0">
+  <w:abstractNum w:abstractNumId="53" w15:restartNumberingAfterBreak="0">
     <w:nsid w:val="596B2779"/>
     <w:multiLevelType w:val="multilevel"/>
     <w:tmpl w:val="081203B6"/>
@@ -20854,7 +21662,7 @@
       </w:rPr>
     </w:lvl>
   </w:abstractNum>
-  <w:abstractNum w:abstractNumId="53" w15:restartNumberingAfterBreak="0">
+  <w:abstractNum w:abstractNumId="54" w15:restartNumberingAfterBreak="0">
     <w:nsid w:val="59B7182E"/>
     <w:multiLevelType w:val="multilevel"/>
     <w:tmpl w:val="B5BA0D26"/>
@@ -21003,7 +21811,7 @@
       </w:rPr>
     </w:lvl>
   </w:abstractNum>
-  <w:abstractNum w:abstractNumId="54" w15:restartNumberingAfterBreak="0">
+  <w:abstractNum w:abstractNumId="55" w15:restartNumberingAfterBreak="0">
     <w:nsid w:val="5A22067C"/>
     <w:multiLevelType w:val="multilevel"/>
     <w:tmpl w:val="F8382064"/>
@@ -21152,7 +21960,7 @@
       </w:rPr>
     </w:lvl>
   </w:abstractNum>
-  <w:abstractNum w:abstractNumId="55" w15:restartNumberingAfterBreak="0">
+  <w:abstractNum w:abstractNumId="56" w15:restartNumberingAfterBreak="0">
     <w:nsid w:val="5B21595B"/>
     <w:multiLevelType w:val="multilevel"/>
     <w:tmpl w:val="8FCE4E10"/>
@@ -21265,7 +22073,7 @@
       </w:pPr>
     </w:lvl>
   </w:abstractNum>
-  <w:abstractNum w:abstractNumId="56" w15:restartNumberingAfterBreak="0">
+  <w:abstractNum w:abstractNumId="57" w15:restartNumberingAfterBreak="0">
     <w:nsid w:val="5B662A96"/>
     <w:multiLevelType w:val="hybridMultilevel"/>
     <w:tmpl w:val="E4ECF502"/>
@@ -21378,7 +22186,7 @@
       </w:rPr>
     </w:lvl>
   </w:abstractNum>
-  <w:abstractNum w:abstractNumId="57" w15:restartNumberingAfterBreak="0">
+  <w:abstractNum w:abstractNumId="58" w15:restartNumberingAfterBreak="0">
     <w:nsid w:val="5B9F2E6A"/>
     <w:multiLevelType w:val="multilevel"/>
     <w:tmpl w:val="A9464B9C"/>
@@ -21527,7 +22335,7 @@
       </w:rPr>
     </w:lvl>
   </w:abstractNum>
-  <w:abstractNum w:abstractNumId="58" w15:restartNumberingAfterBreak="0">
+  <w:abstractNum w:abstractNumId="59" w15:restartNumberingAfterBreak="0">
     <w:nsid w:val="5BC260A8"/>
     <w:multiLevelType w:val="multilevel"/>
     <w:tmpl w:val="9BEE638E"/>
@@ -21676,7 +22484,7 @@
       </w:rPr>
     </w:lvl>
   </w:abstractNum>
-  <w:abstractNum w:abstractNumId="59" w15:restartNumberingAfterBreak="0">
+  <w:abstractNum w:abstractNumId="60" w15:restartNumberingAfterBreak="0">
     <w:nsid w:val="5E62281F"/>
     <w:multiLevelType w:val="hybridMultilevel"/>
     <w:tmpl w:val="CD2E0E46"/>
@@ -21789,7 +22597,7 @@
       </w:rPr>
     </w:lvl>
   </w:abstractNum>
-  <w:abstractNum w:abstractNumId="60" w15:restartNumberingAfterBreak="0">
+  <w:abstractNum w:abstractNumId="61" w15:restartNumberingAfterBreak="0">
     <w:nsid w:val="5F1F7FEA"/>
     <w:multiLevelType w:val="multilevel"/>
     <w:tmpl w:val="F9585EF6"/>
@@ -21938,7 +22746,7 @@
       </w:rPr>
     </w:lvl>
   </w:abstractNum>
-  <w:abstractNum w:abstractNumId="61" w15:restartNumberingAfterBreak="0">
+  <w:abstractNum w:abstractNumId="62" w15:restartNumberingAfterBreak="0">
     <w:nsid w:val="5F2F664C"/>
     <w:multiLevelType w:val="multilevel"/>
     <w:tmpl w:val="73CCDB38"/>
@@ -22087,7 +22895,7 @@
       </w:rPr>
     </w:lvl>
   </w:abstractNum>
-  <w:abstractNum w:abstractNumId="62" w15:restartNumberingAfterBreak="0">
+  <w:abstractNum w:abstractNumId="63" w15:restartNumberingAfterBreak="0">
     <w:nsid w:val="60515543"/>
     <w:multiLevelType w:val="multilevel"/>
     <w:tmpl w:val="48428A3A"/>
@@ -22236,7 +23044,7 @@
       </w:rPr>
     </w:lvl>
   </w:abstractNum>
-  <w:abstractNum w:abstractNumId="63" w15:restartNumberingAfterBreak="0">
+  <w:abstractNum w:abstractNumId="64" w15:restartNumberingAfterBreak="0">
     <w:nsid w:val="618751F4"/>
     <w:multiLevelType w:val="multilevel"/>
     <w:tmpl w:val="AF108A82"/>
@@ -22385,7 +23193,7 @@
       </w:rPr>
     </w:lvl>
   </w:abstractNum>
-  <w:abstractNum w:abstractNumId="64" w15:restartNumberingAfterBreak="0">
+  <w:abstractNum w:abstractNumId="65" w15:restartNumberingAfterBreak="0">
     <w:nsid w:val="618A26EB"/>
     <w:multiLevelType w:val="multilevel"/>
     <w:tmpl w:val="94B46760"/>
@@ -22498,7 +23306,7 @@
       </w:pPr>
     </w:lvl>
   </w:abstractNum>
-  <w:abstractNum w:abstractNumId="65" w15:restartNumberingAfterBreak="0">
+  <w:abstractNum w:abstractNumId="66" w15:restartNumberingAfterBreak="0">
     <w:nsid w:val="64556959"/>
     <w:multiLevelType w:val="multilevel"/>
     <w:tmpl w:val="9CEA5DCA"/>
@@ -22647,7 +23455,7 @@
       </w:rPr>
     </w:lvl>
   </w:abstractNum>
-  <w:abstractNum w:abstractNumId="66" w15:restartNumberingAfterBreak="0">
+  <w:abstractNum w:abstractNumId="67" w15:restartNumberingAfterBreak="0">
     <w:nsid w:val="68524EB8"/>
     <w:multiLevelType w:val="hybridMultilevel"/>
     <w:tmpl w:val="48765EAE"/>
@@ -22736,7 +23544,7 @@
       </w:pPr>
     </w:lvl>
   </w:abstractNum>
-  <w:abstractNum w:abstractNumId="67" w15:restartNumberingAfterBreak="0">
+  <w:abstractNum w:abstractNumId="68" w15:restartNumberingAfterBreak="0">
     <w:nsid w:val="6A841576"/>
     <w:multiLevelType w:val="multilevel"/>
     <w:tmpl w:val="033A1A8C"/>
@@ -22885,7 +23693,7 @@
       </w:rPr>
     </w:lvl>
   </w:abstractNum>
-  <w:abstractNum w:abstractNumId="68" w15:restartNumberingAfterBreak="0">
+  <w:abstractNum w:abstractNumId="69" w15:restartNumberingAfterBreak="0">
     <w:nsid w:val="6AD8318C"/>
     <w:multiLevelType w:val="multilevel"/>
     <w:tmpl w:val="0E620E16"/>
@@ -23034,7 +23842,7 @@
       </w:rPr>
     </w:lvl>
   </w:abstractNum>
-  <w:abstractNum w:abstractNumId="69" w15:restartNumberingAfterBreak="0">
+  <w:abstractNum w:abstractNumId="70" w15:restartNumberingAfterBreak="0">
     <w:nsid w:val="6B9E4930"/>
     <w:multiLevelType w:val="multilevel"/>
     <w:tmpl w:val="0130039E"/>
@@ -23183,7 +23991,7 @@
       </w:rPr>
     </w:lvl>
   </w:abstractNum>
-  <w:abstractNum w:abstractNumId="70" w15:restartNumberingAfterBreak="0">
+  <w:abstractNum w:abstractNumId="71" w15:restartNumberingAfterBreak="0">
     <w:nsid w:val="6C331E4D"/>
     <w:multiLevelType w:val="multilevel"/>
     <w:tmpl w:val="6CE885EA"/>
@@ -23296,7 +24104,7 @@
       </w:pPr>
     </w:lvl>
   </w:abstractNum>
-  <w:abstractNum w:abstractNumId="71" w15:restartNumberingAfterBreak="0">
+  <w:abstractNum w:abstractNumId="72" w15:restartNumberingAfterBreak="0">
     <w:nsid w:val="6DBA5602"/>
     <w:multiLevelType w:val="multilevel"/>
     <w:tmpl w:val="A1E41C2E"/>
@@ -23445,7 +24253,7 @@
       </w:rPr>
     </w:lvl>
   </w:abstractNum>
-  <w:abstractNum w:abstractNumId="72" w15:restartNumberingAfterBreak="0">
+  <w:abstractNum w:abstractNumId="73" w15:restartNumberingAfterBreak="0">
     <w:nsid w:val="6E99406B"/>
     <w:multiLevelType w:val="multilevel"/>
     <w:tmpl w:val="234A2FA0"/>
@@ -23594,7 +24402,7 @@
       </w:rPr>
     </w:lvl>
   </w:abstractNum>
-  <w:abstractNum w:abstractNumId="73" w15:restartNumberingAfterBreak="0">
+  <w:abstractNum w:abstractNumId="74" w15:restartNumberingAfterBreak="0">
     <w:nsid w:val="707A4843"/>
     <w:multiLevelType w:val="multilevel"/>
     <w:tmpl w:val="DC369310"/>
@@ -23743,7 +24551,7 @@
       </w:rPr>
     </w:lvl>
   </w:abstractNum>
-  <w:abstractNum w:abstractNumId="74" w15:restartNumberingAfterBreak="0">
+  <w:abstractNum w:abstractNumId="75" w15:restartNumberingAfterBreak="0">
     <w:nsid w:val="715C16AF"/>
     <w:multiLevelType w:val="multilevel"/>
     <w:tmpl w:val="F1FE3784"/>
@@ -23892,7 +24700,7 @@
       </w:rPr>
     </w:lvl>
   </w:abstractNum>
-  <w:abstractNum w:abstractNumId="75" w15:restartNumberingAfterBreak="0">
+  <w:abstractNum w:abstractNumId="76" w15:restartNumberingAfterBreak="0">
     <w:nsid w:val="734C0A31"/>
     <w:multiLevelType w:val="multilevel"/>
     <w:tmpl w:val="44BE8146"/>
@@ -24041,7 +24849,7 @@
       </w:rPr>
     </w:lvl>
   </w:abstractNum>
-  <w:abstractNum w:abstractNumId="76" w15:restartNumberingAfterBreak="0">
+  <w:abstractNum w:abstractNumId="77" w15:restartNumberingAfterBreak="0">
     <w:nsid w:val="772517D2"/>
     <w:multiLevelType w:val="multilevel"/>
     <w:tmpl w:val="02560326"/>
@@ -24190,7 +24998,7 @@
       </w:rPr>
     </w:lvl>
   </w:abstractNum>
-  <w:abstractNum w:abstractNumId="77" w15:restartNumberingAfterBreak="0">
+  <w:abstractNum w:abstractNumId="78" w15:restartNumberingAfterBreak="0">
     <w:nsid w:val="78620844"/>
     <w:multiLevelType w:val="multilevel"/>
     <w:tmpl w:val="86281B28"/>
@@ -24339,7 +25147,7 @@
       </w:rPr>
     </w:lvl>
   </w:abstractNum>
-  <w:abstractNum w:abstractNumId="78" w15:restartNumberingAfterBreak="0">
+  <w:abstractNum w:abstractNumId="79" w15:restartNumberingAfterBreak="0">
     <w:nsid w:val="78E36E9E"/>
     <w:multiLevelType w:val="multilevel"/>
     <w:tmpl w:val="027E1290"/>
@@ -24488,7 +25296,7 @@
       </w:rPr>
     </w:lvl>
   </w:abstractNum>
-  <w:abstractNum w:abstractNumId="79" w15:restartNumberingAfterBreak="0">
+  <w:abstractNum w:abstractNumId="80" w15:restartNumberingAfterBreak="0">
     <w:nsid w:val="7A9042BF"/>
     <w:multiLevelType w:val="multilevel"/>
     <w:tmpl w:val="CF4627BE"/>
@@ -24637,7 +25445,7 @@
       </w:rPr>
     </w:lvl>
   </w:abstractNum>
-  <w:abstractNum w:abstractNumId="80" w15:restartNumberingAfterBreak="0">
+  <w:abstractNum w:abstractNumId="81" w15:restartNumberingAfterBreak="0">
     <w:nsid w:val="7B2A4E0D"/>
     <w:multiLevelType w:val="multilevel"/>
     <w:tmpl w:val="F91405BA"/>
@@ -24786,7 +25594,7 @@
       </w:rPr>
     </w:lvl>
   </w:abstractNum>
-  <w:abstractNum w:abstractNumId="81" w15:restartNumberingAfterBreak="0">
+  <w:abstractNum w:abstractNumId="82" w15:restartNumberingAfterBreak="0">
     <w:nsid w:val="7B8A3A84"/>
     <w:multiLevelType w:val="multilevel"/>
     <w:tmpl w:val="27C4DAF2"/>
@@ -24935,7 +25743,7 @@
       </w:rPr>
     </w:lvl>
   </w:abstractNum>
-  <w:abstractNum w:abstractNumId="82" w15:restartNumberingAfterBreak="0">
+  <w:abstractNum w:abstractNumId="83" w15:restartNumberingAfterBreak="0">
     <w:nsid w:val="7E554415"/>
     <w:multiLevelType w:val="multilevel"/>
     <w:tmpl w:val="2EE8D6EA"/>
@@ -25088,22 +25896,22 @@
     <w:abstractNumId w:val="36"/>
   </w:num>
   <w:num w:numId="2" w16cid:durableId="268507015">
-    <w:abstractNumId w:val="80"/>
+    <w:abstractNumId w:val="81"/>
   </w:num>
   <w:num w:numId="3" w16cid:durableId="1775901589">
-    <w:abstractNumId w:val="48"/>
+    <w:abstractNumId w:val="49"/>
   </w:num>
   <w:num w:numId="4" w16cid:durableId="1409156281">
     <w:abstractNumId w:val="4"/>
   </w:num>
   <w:num w:numId="5" w16cid:durableId="1086608583">
-    <w:abstractNumId w:val="66"/>
+    <w:abstractNumId w:val="67"/>
   </w:num>
   <w:num w:numId="6" w16cid:durableId="1744909451">
     <w:abstractNumId w:val="30"/>
   </w:num>
   <w:num w:numId="7" w16cid:durableId="154029444">
-    <w:abstractNumId w:val="47"/>
+    <w:abstractNumId w:val="48"/>
   </w:num>
   <w:num w:numId="8" w16cid:durableId="1256867712">
     <w:abstractNumId w:val="9"/>
@@ -25112,10 +25920,10 @@
     <w:abstractNumId w:val="11"/>
   </w:num>
   <w:num w:numId="10" w16cid:durableId="2074739882">
-    <w:abstractNumId w:val="44"/>
+    <w:abstractNumId w:val="45"/>
   </w:num>
   <w:num w:numId="11" w16cid:durableId="1114716140">
-    <w:abstractNumId w:val="72"/>
+    <w:abstractNumId w:val="73"/>
   </w:num>
   <w:num w:numId="12" w16cid:durableId="1013414040">
     <w:abstractNumId w:val="33"/>
@@ -25124,16 +25932,16 @@
     <w:abstractNumId w:val="27"/>
   </w:num>
   <w:num w:numId="14" w16cid:durableId="498737738">
-    <w:abstractNumId w:val="55"/>
+    <w:abstractNumId w:val="56"/>
   </w:num>
   <w:num w:numId="15" w16cid:durableId="165289729">
-    <w:abstractNumId w:val="43"/>
+    <w:abstractNumId w:val="44"/>
   </w:num>
   <w:num w:numId="16" w16cid:durableId="584530099">
     <w:abstractNumId w:val="35"/>
   </w:num>
   <w:num w:numId="17" w16cid:durableId="1312951334">
-    <w:abstractNumId w:val="77"/>
+    <w:abstractNumId w:val="78"/>
   </w:num>
   <w:num w:numId="18" w16cid:durableId="568198180">
     <w:abstractNumId w:val="15"/>
@@ -25154,28 +25962,28 @@
     <w:abstractNumId w:val="20"/>
   </w:num>
   <w:num w:numId="24" w16cid:durableId="1081566630">
-    <w:abstractNumId w:val="41"/>
+    <w:abstractNumId w:val="42"/>
   </w:num>
   <w:num w:numId="25" w16cid:durableId="559678526">
-    <w:abstractNumId w:val="56"/>
+    <w:abstractNumId w:val="57"/>
   </w:num>
   <w:num w:numId="26" w16cid:durableId="973562431">
     <w:abstractNumId w:val="38"/>
   </w:num>
   <w:num w:numId="27" w16cid:durableId="626857724">
-    <w:abstractNumId w:val="64"/>
+    <w:abstractNumId w:val="65"/>
   </w:num>
   <w:num w:numId="28" w16cid:durableId="1747418837">
     <w:abstractNumId w:val="32"/>
   </w:num>
   <w:num w:numId="29" w16cid:durableId="953712474">
-    <w:abstractNumId w:val="62"/>
+    <w:abstractNumId w:val="63"/>
   </w:num>
   <w:num w:numId="30" w16cid:durableId="598606012">
-    <w:abstractNumId w:val="73"/>
+    <w:abstractNumId w:val="74"/>
   </w:num>
   <w:num w:numId="31" w16cid:durableId="1069110113">
-    <w:abstractNumId w:val="71"/>
+    <w:abstractNumId w:val="72"/>
   </w:num>
   <w:num w:numId="32" w16cid:durableId="61680013">
     <w:abstractNumId w:val="12"/>
@@ -25184,13 +25992,13 @@
     <w:abstractNumId w:val="37"/>
   </w:num>
   <w:num w:numId="34" w16cid:durableId="1089497808">
-    <w:abstractNumId w:val="65"/>
+    <w:abstractNumId w:val="66"/>
   </w:num>
   <w:num w:numId="35" w16cid:durableId="1933782520">
     <w:abstractNumId w:val="39"/>
   </w:num>
   <w:num w:numId="36" w16cid:durableId="467019216">
-    <w:abstractNumId w:val="76"/>
+    <w:abstractNumId w:val="77"/>
   </w:num>
   <w:num w:numId="37" w16cid:durableId="737558115">
     <w:abstractNumId w:val="16"/>
@@ -25199,28 +26007,28 @@
     <w:abstractNumId w:val="31"/>
   </w:num>
   <w:num w:numId="39" w16cid:durableId="2006860281">
-    <w:abstractNumId w:val="79"/>
+    <w:abstractNumId w:val="80"/>
   </w:num>
   <w:num w:numId="40" w16cid:durableId="1535919689">
-    <w:abstractNumId w:val="58"/>
+    <w:abstractNumId w:val="59"/>
   </w:num>
   <w:num w:numId="41" w16cid:durableId="2076203561">
-    <w:abstractNumId w:val="49"/>
+    <w:abstractNumId w:val="50"/>
   </w:num>
   <w:num w:numId="42" w16cid:durableId="1127629325">
-    <w:abstractNumId w:val="82"/>
+    <w:abstractNumId w:val="83"/>
   </w:num>
   <w:num w:numId="43" w16cid:durableId="85853484">
-    <w:abstractNumId w:val="63"/>
+    <w:abstractNumId w:val="64"/>
   </w:num>
   <w:num w:numId="44" w16cid:durableId="1865366237">
     <w:abstractNumId w:val="26"/>
   </w:num>
   <w:num w:numId="45" w16cid:durableId="1118717393">
-    <w:abstractNumId w:val="78"/>
+    <w:abstractNumId w:val="79"/>
   </w:num>
   <w:num w:numId="46" w16cid:durableId="789858209">
-    <w:abstractNumId w:val="46"/>
+    <w:abstractNumId w:val="47"/>
   </w:num>
   <w:num w:numId="47" w16cid:durableId="34350635">
     <w:abstractNumId w:val="25"/>
@@ -25229,19 +26037,19 @@
     <w:abstractNumId w:val="40"/>
   </w:num>
   <w:num w:numId="49" w16cid:durableId="2015303533">
-    <w:abstractNumId w:val="42"/>
+    <w:abstractNumId w:val="43"/>
   </w:num>
   <w:num w:numId="50" w16cid:durableId="1297222920">
     <w:abstractNumId w:val="22"/>
   </w:num>
   <w:num w:numId="51" w16cid:durableId="1865440679">
-    <w:abstractNumId w:val="75"/>
+    <w:abstractNumId w:val="76"/>
   </w:num>
   <w:num w:numId="52" w16cid:durableId="1570840923">
-    <w:abstractNumId w:val="67"/>
+    <w:abstractNumId w:val="68"/>
   </w:num>
   <w:num w:numId="53" w16cid:durableId="12460406">
-    <w:abstractNumId w:val="59"/>
+    <w:abstractNumId w:val="60"/>
   </w:num>
   <w:num w:numId="54" w16cid:durableId="304743391">
     <w:abstractNumId w:val="10"/>
@@ -25250,10 +26058,10 @@
     <w:abstractNumId w:val="13"/>
   </w:num>
   <w:num w:numId="56" w16cid:durableId="304773246">
-    <w:abstractNumId w:val="54"/>
+    <w:abstractNumId w:val="55"/>
   </w:num>
   <w:num w:numId="57" w16cid:durableId="1375495830">
-    <w:abstractNumId w:val="68"/>
+    <w:abstractNumId w:val="69"/>
   </w:num>
   <w:num w:numId="58" w16cid:durableId="419182361">
     <w:abstractNumId w:val="28"/>
@@ -25274,28 +26082,28 @@
     <w:abstractNumId w:val="0"/>
   </w:num>
   <w:num w:numId="64" w16cid:durableId="365259179">
-    <w:abstractNumId w:val="74"/>
+    <w:abstractNumId w:val="75"/>
   </w:num>
   <w:num w:numId="65" w16cid:durableId="1990548547">
     <w:abstractNumId w:val="29"/>
   </w:num>
   <w:num w:numId="66" w16cid:durableId="1570768302">
-    <w:abstractNumId w:val="53"/>
+    <w:abstractNumId w:val="54"/>
   </w:num>
   <w:num w:numId="67" w16cid:durableId="959797531">
-    <w:abstractNumId w:val="50"/>
+    <w:abstractNumId w:val="51"/>
   </w:num>
   <w:num w:numId="68" w16cid:durableId="731268421">
-    <w:abstractNumId w:val="51"/>
+    <w:abstractNumId w:val="52"/>
   </w:num>
   <w:num w:numId="69" w16cid:durableId="1237544894">
-    <w:abstractNumId w:val="45"/>
+    <w:abstractNumId w:val="46"/>
   </w:num>
   <w:num w:numId="70" w16cid:durableId="1420053728">
     <w:abstractNumId w:val="6"/>
   </w:num>
   <w:num w:numId="71" w16cid:durableId="382678847">
-    <w:abstractNumId w:val="69"/>
+    <w:abstractNumId w:val="70"/>
   </w:num>
   <w:num w:numId="72" w16cid:durableId="446587718">
     <w:abstractNumId w:val="34"/>
@@ -25307,13 +26115,13 @@
     <w:abstractNumId w:val="19"/>
   </w:num>
   <w:num w:numId="75" w16cid:durableId="1168910908">
-    <w:abstractNumId w:val="61"/>
+    <w:abstractNumId w:val="62"/>
   </w:num>
   <w:num w:numId="76" w16cid:durableId="66654090">
-    <w:abstractNumId w:val="70"/>
+    <w:abstractNumId w:val="71"/>
   </w:num>
   <w:num w:numId="77" w16cid:durableId="440808114">
-    <w:abstractNumId w:val="57"/>
+    <w:abstractNumId w:val="58"/>
   </w:num>
   <w:num w:numId="78" w16cid:durableId="2079787742">
     <w:abstractNumId w:val="7"/>
@@ -25322,16 +26130,19 @@
     <w:abstractNumId w:val="5"/>
   </w:num>
   <w:num w:numId="80" w16cid:durableId="1281648977">
-    <w:abstractNumId w:val="52"/>
+    <w:abstractNumId w:val="53"/>
   </w:num>
   <w:num w:numId="81" w16cid:durableId="434903256">
-    <w:abstractNumId w:val="81"/>
+    <w:abstractNumId w:val="82"/>
   </w:num>
   <w:num w:numId="82" w16cid:durableId="1172918406">
-    <w:abstractNumId w:val="60"/>
+    <w:abstractNumId w:val="61"/>
   </w:num>
   <w:num w:numId="83" w16cid:durableId="92358073">
     <w:abstractNumId w:val="3"/>
+  </w:num>
+  <w:num w:numId="84" w16cid:durableId="900677478">
+    <w:abstractNumId w:val="41"/>
   </w:num>
   <w:numIdMacAtCleanup w:val="54"/>
 </w:numbering>
